--- a/高中物理/高中物理同步/人教版必修3 第12章 电能 能量守恒定律·落选题清单（14题）.docx
+++ b/高中物理/高中物理同步/人教版必修3 第12章 电能 能量守恒定律·落选题清单（14题）.docx
@@ -18568,23 +18568,23 @@
           <w:sz w:val="21"/>
           <w:szCs w:val="21"/>
         </w:rPr>
-        <w:t>null</w:t>
-      </w:r>
-      <w:r>
-        <w:rPr>
-          <w:rFonts w:ascii="Times New Roman" w:hAnsi="Times New Roman" w:eastAsia="宋体" w:cs="Times New Roman"/>
-          <w:sz w:val="21"/>
-          <w:szCs w:val="21"/>
-        </w:rPr>
-        <w:t>、用多用电表测量电学中的物理量、</w:t>
-      </w:r>
-      <w:r>
-        <w:rPr>
-          <w:rFonts w:ascii="Times New Roman" w:hAnsi="Times New Roman" w:eastAsia="宋体" w:cs="Times New Roman"/>
-          <w:sz w:val="21"/>
-          <w:szCs w:val="21"/>
-        </w:rPr>
-        <w:t>null</w:t>
+        <w:t xml:space="preserve"/>
+      </w:r>
+      <w:r>
+        <w:rPr>
+          <w:rFonts w:ascii="Times New Roman" w:hAnsi="Times New Roman" w:eastAsia="宋体" w:cs="Times New Roman"/>
+          <w:sz w:val="21"/>
+          <w:szCs w:val="21"/>
+        </w:rPr>
+        <w:t xml:space="preserve">用多用电表测量电学中的物理量</w:t>
+      </w:r>
+      <w:r>
+        <w:rPr>
+          <w:rFonts w:ascii="Times New Roman" w:hAnsi="Times New Roman" w:eastAsia="宋体" w:cs="Times New Roman"/>
+          <w:sz w:val="21"/>
+          <w:szCs w:val="21"/>
+        </w:rPr>
+        <w:t xml:space="preserve"/>
       </w:r>
     </w:p>
     <w:p>

--- a/高中物理/高中物理同步/人教版必修3 第12章 电能 能量守恒定律·落选题清单（14题）.docx
+++ b/高中物理/高中物理同步/人教版必修3 第12章 电能 能量守恒定律·落选题清单（14题）.docx
@@ -880,7 +880,7 @@
           <m:fPr>
             <m:ctrlPr>
               <w:rPr>
-                <w:rFonts w:ascii="Cambria Math" w:hAnsi="Cambria Math"/>
+                <w:rFonts w:ascii="Times New Roman" w:hAnsi="Times New Roman"/>
               </w:rPr>
             </m:ctrlPr>
           </m:fPr>
@@ -889,14 +889,14 @@
               <m:sSubPr>
                 <m:ctrlPr>
                   <w:rPr>
-                    <w:rFonts w:ascii="Cambria Math" w:hAnsi="Cambria Math"/>
+                    <w:rFonts w:ascii="Times New Roman" w:hAnsi="Times New Roman"/>
                   </w:rPr>
                 </m:ctrlPr>
               </m:sSubPr>
               <m:e>
                 <m:r>
                   <w:rPr>
-                    <w:rFonts w:ascii="Cambria Math" w:hAnsi="Cambria Math" w:cs="Cambria Math"/>
+                    <w:rFonts w:ascii="Times New Roman" w:hAnsi="Times New Roman" w:cs="Cambria Math"/>
                   </w:rPr>
                   <m:t>U</m:t>
                 </m:r>
@@ -904,7 +904,7 @@
               <m:sub>
                 <m:r>
                   <w:rPr>
-                    <w:rFonts w:ascii="Cambria Math" w:hAnsi="Cambria Math" w:cs="Cambria Math"/>
+                    <w:rFonts w:ascii="Times New Roman" w:hAnsi="Times New Roman" w:cs="Cambria Math"/>
                   </w:rPr>
                   <m:t>R</m:t>
                 </m:r>
@@ -914,7 +914,7 @@
           <m:den>
             <m:r>
               <w:rPr>
-                <w:rFonts w:ascii="Cambria Math" w:hAnsi="Cambria Math" w:cs="Cambria Math"/>
+                <w:rFonts w:ascii="Times New Roman" w:hAnsi="Times New Roman" w:cs="Cambria Math"/>
               </w:rPr>
               <m:t>R</m:t>
             </m:r>
@@ -1061,14 +1061,14 @@
           <m:sSubSupPr>
             <m:ctrlPr>
               <w:rPr>
-                <w:rFonts w:ascii="Cambria Math" w:hAnsi="Cambria Math"/>
+                <w:rFonts w:ascii="Times New Roman" w:hAnsi="Times New Roman"/>
               </w:rPr>
             </m:ctrlPr>
           </m:sSubSupPr>
           <m:e>
             <m:r>
               <w:rPr>
-                <w:rFonts w:ascii="Cambria Math" w:hAnsi="Cambria Math" w:cs="Cambria Math"/>
+                <w:rFonts w:ascii="Times New Roman" w:hAnsi="Times New Roman" w:cs="Cambria Math"/>
               </w:rPr>
               <m:t>I</m:t>
             </m:r>
@@ -1079,7 +1079,7 @@
                 <m:sty m:val="p"/>
               </m:rPr>
               <w:rPr>
-                <w:rFonts w:ascii="Cambria Math" w:hAnsi="Cambria Math" w:cs="Cambria Math"/>
+                <w:rFonts w:ascii="Times New Roman" w:hAnsi="Times New Roman" w:cs="Cambria Math"/>
               </w:rPr>
               <m:t>M</m:t>
             </m:r>
@@ -1087,7 +1087,7 @@
           <m:sup>
             <m:r>
               <w:rPr>
-                <w:rFonts w:ascii="Cambria Math" w:hAnsi="Cambria Math" w:cs="Cambria Math"/>
+                <w:rFonts w:ascii="Times New Roman" w:hAnsi="Times New Roman" w:cs="Cambria Math"/>
               </w:rPr>
               <m:t>2</m:t>
             </m:r>
@@ -1095,7 +1095,7 @@
         </m:sSubSup>
         <m:r>
           <w:rPr>
-            <w:rFonts w:ascii="Cambria Math" w:hAnsi="Cambria Math" w:cs="Cambria Math"/>
+            <w:rFonts w:ascii="Times New Roman" w:hAnsi="Times New Roman" w:cs="Cambria Math"/>
           </w:rPr>
           <m:t>r</m:t>
         </m:r>
@@ -1677,7 +1677,7 @@
       <m:oMath>
         <m:r>
           <w:rPr>
-            <w:rFonts w:ascii="Cambria Math" w:hAnsi="Cambria Math" w:cs="Cambria Math"/>
+            <w:rFonts w:ascii="Times New Roman" w:hAnsi="Times New Roman" w:cs="Cambria Math"/>
           </w:rPr>
           <m:t>E=</m:t>
         </m:r>
@@ -1685,14 +1685,14 @@
           <m:fPr>
             <m:ctrlPr>
               <w:rPr>
-                <w:rFonts w:ascii="Cambria Math" w:hAnsi="Cambria Math"/>
+                <w:rFonts w:ascii="Times New Roman" w:hAnsi="Times New Roman"/>
               </w:rPr>
             </m:ctrlPr>
           </m:fPr>
           <m:num>
             <m:r>
               <w:rPr>
-                <w:rFonts w:ascii="Cambria Math" w:hAnsi="Cambria Math" w:cs="Cambria Math"/>
+                <w:rFonts w:ascii="Times New Roman" w:hAnsi="Times New Roman" w:cs="Cambria Math"/>
               </w:rPr>
               <m:t>W</m:t>
             </m:r>
@@ -1700,7 +1700,7 @@
           <m:den>
             <m:r>
               <w:rPr>
-                <w:rFonts w:ascii="Cambria Math" w:hAnsi="Cambria Math" w:cs="Cambria Math"/>
+                <w:rFonts w:ascii="Times New Roman" w:hAnsi="Times New Roman" w:cs="Cambria Math"/>
               </w:rPr>
               <m:t>q</m:t>
             </m:r>
@@ -1925,7 +1925,7 @@
       <m:oMath>
         <m:r>
           <w:rPr>
-            <w:rFonts w:ascii="Cambria Math" w:hAnsi="Cambria Math" w:cs="Cambria Math"/>
+            <w:rFonts w:ascii="Times New Roman" w:hAnsi="Times New Roman" w:cs="Cambria Math"/>
           </w:rPr>
           <m:t>E=</m:t>
         </m:r>
@@ -1933,14 +1933,14 @@
           <m:fPr>
             <m:ctrlPr>
               <w:rPr>
-                <w:rFonts w:ascii="Cambria Math" w:hAnsi="Cambria Math"/>
+                <w:rFonts w:ascii="Times New Roman" w:hAnsi="Times New Roman"/>
               </w:rPr>
             </m:ctrlPr>
           </m:fPr>
           <m:num>
             <m:r>
               <w:rPr>
-                <w:rFonts w:ascii="Cambria Math" w:hAnsi="Cambria Math" w:cs="Cambria Math"/>
+                <w:rFonts w:ascii="Times New Roman" w:hAnsi="Times New Roman" w:cs="Cambria Math"/>
               </w:rPr>
               <m:t>W</m:t>
             </m:r>
@@ -1948,7 +1948,7 @@
           <m:den>
             <m:r>
               <w:rPr>
-                <w:rFonts w:ascii="Cambria Math" w:hAnsi="Cambria Math" w:cs="Cambria Math"/>
+                <w:rFonts w:ascii="Times New Roman" w:hAnsi="Times New Roman" w:cs="Cambria Math"/>
               </w:rPr>
               <m:t>q</m:t>
             </m:r>
@@ -2008,7 +2008,7 @@
       <m:oMath>
         <m:r>
           <w:rPr>
-            <w:rFonts w:ascii="Cambria Math" w:hAnsi="Cambria Math" w:cs="Cambria Math"/>
+            <w:rFonts w:ascii="Times New Roman" w:hAnsi="Times New Roman" w:cs="Cambria Math"/>
           </w:rPr>
           <m:t>E=</m:t>
         </m:r>
@@ -2016,14 +2016,14 @@
           <m:fPr>
             <m:ctrlPr>
               <w:rPr>
-                <w:rFonts w:ascii="Cambria Math" w:hAnsi="Cambria Math"/>
+                <w:rFonts w:ascii="Times New Roman" w:hAnsi="Times New Roman"/>
               </w:rPr>
             </m:ctrlPr>
           </m:fPr>
           <m:num>
             <m:r>
               <w:rPr>
-                <w:rFonts w:ascii="Cambria Math" w:hAnsi="Cambria Math" w:cs="Cambria Math"/>
+                <w:rFonts w:ascii="Times New Roman" w:hAnsi="Times New Roman" w:cs="Cambria Math"/>
               </w:rPr>
               <m:t>W</m:t>
             </m:r>
@@ -2031,7 +2031,7 @@
           <m:den>
             <m:r>
               <w:rPr>
-                <w:rFonts w:ascii="Cambria Math" w:hAnsi="Cambria Math" w:cs="Cambria Math"/>
+                <w:rFonts w:ascii="Times New Roman" w:hAnsi="Times New Roman" w:cs="Cambria Math"/>
               </w:rPr>
               <m:t>q</m:t>
             </m:r>
@@ -2271,14 +2271,14 @@
           <m:sSubPr>
             <m:ctrlPr>
               <w:rPr>
-                <w:rFonts w:ascii="Cambria Math" w:hAnsi="Cambria Math"/>
+                <w:rFonts w:ascii="Times New Roman" w:hAnsi="Times New Roman"/>
               </w:rPr>
             </m:ctrlPr>
           </m:sSubPr>
           <m:e>
             <m:r>
               <w:rPr>
-                <w:rFonts w:ascii="Cambria Math" w:hAnsi="Cambria Math" w:cs="Cambria Math"/>
+                <w:rFonts w:ascii="Times New Roman" w:hAnsi="Times New Roman" w:cs="Cambria Math"/>
               </w:rPr>
               <m:t>P</m:t>
             </m:r>
@@ -2286,7 +2286,7 @@
           <m:sub>
             <m:r>
               <w:rPr>
-                <w:rFonts w:ascii="Cambria Math" w:hAnsi="Cambria Math" w:cs="Cambria Math"/>
+                <w:rFonts w:ascii="Times New Roman" w:hAnsi="Times New Roman" w:cs="Cambria Math"/>
               </w:rPr>
               <m:t>E</m:t>
             </m:r>
@@ -2306,14 +2306,14 @@
           <m:sSubPr>
             <m:ctrlPr>
               <w:rPr>
-                <w:rFonts w:ascii="Cambria Math" w:hAnsi="Cambria Math"/>
+                <w:rFonts w:ascii="Times New Roman" w:hAnsi="Times New Roman"/>
               </w:rPr>
             </m:ctrlPr>
           </m:sSubPr>
           <m:e>
             <m:r>
               <w:rPr>
-                <w:rFonts w:ascii="Cambria Math" w:hAnsi="Cambria Math" w:cs="Cambria Math"/>
+                <w:rFonts w:ascii="Times New Roman" w:hAnsi="Times New Roman" w:cs="Cambria Math"/>
               </w:rPr>
               <m:t>P</m:t>
             </m:r>
@@ -2321,7 +2321,7 @@
           <m:sub>
             <m:r>
               <w:rPr>
-                <w:rFonts w:ascii="Cambria Math" w:hAnsi="Cambria Math" w:cs="Cambria Math"/>
+                <w:rFonts w:ascii="Times New Roman" w:hAnsi="Times New Roman" w:cs="Cambria Math"/>
               </w:rPr>
               <m:t>r</m:t>
             </m:r>
@@ -2341,14 +2341,14 @@
           <m:sSubPr>
             <m:ctrlPr>
               <w:rPr>
-                <w:rFonts w:ascii="Cambria Math" w:hAnsi="Cambria Math"/>
+                <w:rFonts w:ascii="Times New Roman" w:hAnsi="Times New Roman"/>
               </w:rPr>
             </m:ctrlPr>
           </m:sSubPr>
           <m:e>
             <m:r>
               <w:rPr>
-                <w:rFonts w:ascii="Cambria Math" w:hAnsi="Cambria Math" w:cs="Cambria Math"/>
+                <w:rFonts w:ascii="Times New Roman" w:hAnsi="Times New Roman" w:cs="Cambria Math"/>
               </w:rPr>
               <m:t>P</m:t>
             </m:r>
@@ -2356,7 +2356,7 @@
           <m:sub>
             <m:r>
               <w:rPr>
-                <w:rFonts w:ascii="Cambria Math" w:hAnsi="Cambria Math" w:cs="Cambria Math"/>
+                <w:rFonts w:ascii="Times New Roman" w:hAnsi="Times New Roman" w:cs="Cambria Math"/>
               </w:rPr>
               <m:t>R</m:t>
             </m:r>
@@ -2543,14 +2543,14 @@
           <m:sSubPr>
             <m:ctrlPr>
               <w:rPr>
-                <w:rFonts w:ascii="Cambria Math" w:hAnsi="Cambria Math"/>
+                <w:rFonts w:ascii="Times New Roman" w:hAnsi="Times New Roman"/>
               </w:rPr>
             </m:ctrlPr>
           </m:sSubPr>
           <m:e>
             <m:r>
               <w:rPr>
-                <w:rFonts w:ascii="Cambria Math" w:hAnsi="Cambria Math" w:cs="Cambria Math"/>
+                <w:rFonts w:ascii="Times New Roman" w:hAnsi="Times New Roman" w:cs="Cambria Math"/>
               </w:rPr>
               <m:t>P</m:t>
             </m:r>
@@ -2558,7 +2558,7 @@
           <m:sub>
             <m:r>
               <w:rPr>
-                <w:rFonts w:ascii="Cambria Math" w:hAnsi="Cambria Math" w:cs="Cambria Math"/>
+                <w:rFonts w:ascii="Times New Roman" w:hAnsi="Times New Roman" w:cs="Cambria Math"/>
               </w:rPr>
               <m:t>R</m:t>
             </m:r>
@@ -2636,14 +2636,14 @@
           <m:sSubPr>
             <m:ctrlPr>
               <w:rPr>
-                <w:rFonts w:ascii="Cambria Math" w:hAnsi="Cambria Math"/>
+                <w:rFonts w:ascii="Times New Roman" w:hAnsi="Times New Roman"/>
               </w:rPr>
             </m:ctrlPr>
           </m:sSubPr>
           <m:e>
             <m:r>
               <w:rPr>
-                <w:rFonts w:ascii="Cambria Math" w:hAnsi="Cambria Math" w:cs="Cambria Math"/>
+                <w:rFonts w:ascii="Times New Roman" w:hAnsi="Times New Roman" w:cs="Cambria Math"/>
               </w:rPr>
               <m:t>P</m:t>
             </m:r>
@@ -2651,7 +2651,7 @@
           <m:sub>
             <m:r>
               <w:rPr>
-                <w:rFonts w:ascii="Cambria Math" w:hAnsi="Cambria Math" w:cs="Cambria Math"/>
+                <w:rFonts w:ascii="Times New Roman" w:hAnsi="Times New Roman" w:cs="Cambria Math"/>
               </w:rPr>
               <m:t>E</m:t>
             </m:r>
@@ -2710,7 +2710,7 @@
       <m:oMath>
         <m:r>
           <w:rPr>
-            <w:rFonts w:ascii="Cambria Math" w:hAnsi="Cambria Math" w:cs="Cambria Math"/>
+            <w:rFonts w:ascii="Times New Roman" w:hAnsi="Times New Roman" w:cs="Cambria Math"/>
           </w:rPr>
           <m:t>I=1.5</m:t>
         </m:r>
@@ -2719,7 +2719,7 @@
             <m:nor/>
           </m:rPr>
           <w:rPr>
-            <w:rFonts w:ascii="Cambria Math" w:hAnsi="Cambria Math" w:cs="Cambria Math"/>
+            <w:rFonts w:ascii="Times New Roman" w:hAnsi="Times New Roman" w:cs="Cambria Math"/>
           </w:rPr>
           <m:t>A</m:t>
         </m:r>
@@ -2861,14 +2861,14 @@
           <m:sSubPr>
             <m:ctrlPr>
               <w:rPr>
-                <w:rFonts w:ascii="Cambria Math" w:hAnsi="Cambria Math"/>
+                <w:rFonts w:ascii="Times New Roman" w:hAnsi="Times New Roman"/>
               </w:rPr>
             </m:ctrlPr>
           </m:sSubPr>
           <m:e>
             <m:r>
               <w:rPr>
-                <w:rFonts w:ascii="Cambria Math" w:hAnsi="Cambria Math" w:cs="Cambria Math"/>
+                <w:rFonts w:ascii="Times New Roman" w:hAnsi="Times New Roman" w:cs="Cambria Math"/>
               </w:rPr>
               <m:t>P</m:t>
             </m:r>
@@ -2876,7 +2876,7 @@
           <m:sub>
             <m:r>
               <w:rPr>
-                <w:rFonts w:ascii="Cambria Math" w:hAnsi="Cambria Math" w:cs="Cambria Math"/>
+                <w:rFonts w:ascii="Times New Roman" w:hAnsi="Times New Roman" w:cs="Cambria Math"/>
               </w:rPr>
               <m:t>R</m:t>
             </m:r>
@@ -2884,7 +2884,7 @@
         </m:sSub>
         <m:r>
           <w:rPr>
-            <w:rFonts w:ascii="Cambria Math" w:hAnsi="Cambria Math" w:cs="Cambria Math"/>
+            <w:rFonts w:ascii="Times New Roman" w:hAnsi="Times New Roman" w:cs="Cambria Math"/>
           </w:rPr>
           <m:t>=EI-</m:t>
         </m:r>
@@ -2892,14 +2892,14 @@
           <m:sSupPr>
             <m:ctrlPr>
               <w:rPr>
-                <w:rFonts w:ascii="Cambria Math" w:hAnsi="Cambria Math"/>
+                <w:rFonts w:ascii="Times New Roman" w:hAnsi="Times New Roman"/>
               </w:rPr>
             </m:ctrlPr>
           </m:sSupPr>
           <m:e>
             <m:r>
               <w:rPr>
-                <w:rFonts w:ascii="Cambria Math" w:hAnsi="Cambria Math" w:cs="Cambria Math"/>
+                <w:rFonts w:ascii="Times New Roman" w:hAnsi="Times New Roman" w:cs="Cambria Math"/>
               </w:rPr>
               <m:t>I</m:t>
             </m:r>
@@ -2907,7 +2907,7 @@
           <m:sup>
             <m:r>
               <w:rPr>
-                <w:rFonts w:ascii="Cambria Math" w:hAnsi="Cambria Math" w:cs="Cambria Math"/>
+                <w:rFonts w:ascii="Times New Roman" w:hAnsi="Times New Roman" w:cs="Cambria Math"/>
               </w:rPr>
               <m:t>2</m:t>
             </m:r>
@@ -2915,7 +2915,7 @@
         </m:sSup>
         <m:r>
           <w:rPr>
-            <w:rFonts w:ascii="Cambria Math" w:hAnsi="Cambria Math" w:cs="Cambria Math"/>
+            <w:rFonts w:ascii="Times New Roman" w:hAnsi="Times New Roman" w:cs="Cambria Math"/>
           </w:rPr>
           <m:t>r</m:t>
         </m:r>
@@ -3036,14 +3036,14 @@
           <m:sSubPr>
             <m:ctrlPr>
               <w:rPr>
-                <w:rFonts w:ascii="Cambria Math" w:hAnsi="Cambria Math"/>
+                <w:rFonts w:ascii="Times New Roman" w:hAnsi="Times New Roman"/>
               </w:rPr>
             </m:ctrlPr>
           </m:sSubPr>
           <m:e>
             <m:r>
               <w:rPr>
-                <w:rFonts w:ascii="Cambria Math" w:hAnsi="Cambria Math" w:cs="Cambria Math"/>
+                <w:rFonts w:ascii="Times New Roman" w:hAnsi="Times New Roman" w:cs="Cambria Math"/>
               </w:rPr>
               <m:t>P</m:t>
             </m:r>
@@ -3051,7 +3051,7 @@
           <m:sub>
             <m:r>
               <w:rPr>
-                <w:rFonts w:ascii="Cambria Math" w:hAnsi="Cambria Math" w:cs="Cambria Math"/>
+                <w:rFonts w:ascii="Times New Roman" w:hAnsi="Times New Roman" w:cs="Cambria Math"/>
               </w:rPr>
               <m:t>E</m:t>
             </m:r>
@@ -3059,7 +3059,7 @@
         </m:sSub>
         <m:r>
           <w:rPr>
-            <w:rFonts w:ascii="Cambria Math" w:hAnsi="Cambria Math" w:cs="Cambria Math"/>
+            <w:rFonts w:ascii="Times New Roman" w:hAnsi="Times New Roman" w:cs="Cambria Math"/>
           </w:rPr>
           <m:t>=EI</m:t>
         </m:r>
@@ -3262,7 +3262,7 @@
       <m:oMath>
         <m:r>
           <w:rPr>
-            <w:rFonts w:ascii="Cambria Math" w:hAnsi="Cambria Math" w:cs="Cambria Math"/>
+            <w:rFonts w:ascii="Times New Roman" w:hAnsi="Times New Roman" w:cs="Cambria Math"/>
           </w:rPr>
           <m:t>η=</m:t>
         </m:r>
@@ -3270,7 +3270,7 @@
           <m:fPr>
             <m:ctrlPr>
               <w:rPr>
-                <w:rFonts w:ascii="Cambria Math" w:hAnsi="Cambria Math"/>
+                <w:rFonts w:ascii="Times New Roman" w:hAnsi="Times New Roman"/>
               </w:rPr>
             </m:ctrlPr>
           </m:fPr>
@@ -3279,14 +3279,14 @@
               <m:sSubPr>
                 <m:ctrlPr>
                   <w:rPr>
-                    <w:rFonts w:ascii="Cambria Math" w:hAnsi="Cambria Math"/>
+                    <w:rFonts w:ascii="Times New Roman" w:hAnsi="Times New Roman"/>
                   </w:rPr>
                 </m:ctrlPr>
               </m:sSubPr>
               <m:e>
                 <m:r>
                   <w:rPr>
-                    <w:rFonts w:ascii="Cambria Math" w:hAnsi="Cambria Math" w:cs="Cambria Math"/>
+                    <w:rFonts w:ascii="Times New Roman" w:hAnsi="Times New Roman" w:cs="Cambria Math"/>
                   </w:rPr>
                   <m:t>P</m:t>
                 </m:r>
@@ -3294,7 +3294,7 @@
               <m:sub>
                 <m:r>
                   <w:rPr>
-                    <w:rFonts w:ascii="Cambria Math" w:hAnsi="Cambria Math" w:cs="Cambria Math"/>
+                    <w:rFonts w:ascii="Times New Roman" w:hAnsi="Times New Roman" w:cs="Cambria Math"/>
                   </w:rPr>
                   <m:t>R</m:t>
                 </m:r>
@@ -3306,14 +3306,14 @@
               <m:sSubPr>
                 <m:ctrlPr>
                   <w:rPr>
-                    <w:rFonts w:ascii="Cambria Math" w:hAnsi="Cambria Math"/>
+                    <w:rFonts w:ascii="Times New Roman" w:hAnsi="Times New Roman"/>
                   </w:rPr>
                 </m:ctrlPr>
               </m:sSubPr>
               <m:e>
                 <m:r>
                   <w:rPr>
-                    <w:rFonts w:ascii="Cambria Math" w:hAnsi="Cambria Math" w:cs="Cambria Math"/>
+                    <w:rFonts w:ascii="Times New Roman" w:hAnsi="Times New Roman" w:cs="Cambria Math"/>
                   </w:rPr>
                   <m:t>P</m:t>
                 </m:r>
@@ -3321,7 +3321,7 @@
               <m:sub>
                 <m:r>
                   <w:rPr>
-                    <w:rFonts w:ascii="Cambria Math" w:hAnsi="Cambria Math" w:cs="Cambria Math"/>
+                    <w:rFonts w:ascii="Times New Roman" w:hAnsi="Times New Roman" w:cs="Cambria Math"/>
                   </w:rPr>
                   <m:t>E</m:t>
                 </m:r>
@@ -3331,7 +3331,7 @@
         </m:f>
         <m:r>
           <w:rPr>
-            <w:rFonts w:ascii="Cambria Math" w:hAnsi="Cambria Math" w:cs="Cambria Math"/>
+            <w:rFonts w:ascii="Times New Roman" w:hAnsi="Times New Roman" w:cs="Cambria Math"/>
           </w:rPr>
           <m:t>=1-</m:t>
         </m:r>
@@ -3339,14 +3339,14 @@
           <m:fPr>
             <m:ctrlPr>
               <w:rPr>
-                <w:rFonts w:ascii="Cambria Math" w:hAnsi="Cambria Math"/>
+                <w:rFonts w:ascii="Times New Roman" w:hAnsi="Times New Roman"/>
               </w:rPr>
             </m:ctrlPr>
           </m:fPr>
           <m:num>
             <m:r>
               <w:rPr>
-                <w:rFonts w:ascii="Cambria Math" w:hAnsi="Cambria Math" w:cs="Cambria Math"/>
+                <w:rFonts w:ascii="Times New Roman" w:hAnsi="Times New Roman" w:cs="Cambria Math"/>
               </w:rPr>
               <m:t>Ir</m:t>
             </m:r>
@@ -3354,7 +3354,7 @@
           <m:den>
             <m:r>
               <w:rPr>
-                <w:rFonts w:ascii="Cambria Math" w:hAnsi="Cambria Math" w:cs="Cambria Math"/>
+                <w:rFonts w:ascii="Times New Roman" w:hAnsi="Times New Roman" w:cs="Cambria Math"/>
               </w:rPr>
               <m:t>E</m:t>
             </m:r>
@@ -3487,7 +3487,7 @@
       <m:oMath>
         <m:r>
           <w:rPr>
-            <w:rFonts w:ascii="Cambria Math" w:hAnsi="Cambria Math" w:cs="Cambria Math"/>
+            <w:rFonts w:ascii="Times New Roman" w:hAnsi="Times New Roman" w:cs="Cambria Math"/>
           </w:rPr>
           <m:t>E=3.0</m:t>
         </m:r>
@@ -3496,7 +3496,7 @@
             <m:nor/>
           </m:rPr>
           <w:rPr>
-            <w:rFonts w:ascii="Cambria Math" w:hAnsi="Cambria Math" w:cs="Cambria Math"/>
+            <w:rFonts w:ascii="Times New Roman" w:hAnsi="Times New Roman" w:cs="Cambria Math"/>
           </w:rPr>
           <m:t>V</m:t>
         </m:r>
@@ -3512,7 +3512,7 @@
       <m:oMath>
         <m:r>
           <w:rPr>
-            <w:rFonts w:ascii="Cambria Math" w:hAnsi="Cambria Math" w:cs="Cambria Math"/>
+            <w:rFonts w:ascii="Times New Roman" w:hAnsi="Times New Roman" w:cs="Cambria Math"/>
           </w:rPr>
           <m:t>r=1.0</m:t>
         </m:r>
@@ -3521,7 +3521,7 @@
             <m:nor/>
           </m:rPr>
           <w:rPr>
-            <w:rFonts w:ascii="Cambria Math" w:hAnsi="Cambria Math" w:cs="Cambria Math"/>
+            <w:rFonts w:ascii="Times New Roman" w:hAnsi="Times New Roman" w:cs="Cambria Math"/>
           </w:rPr>
           <m:t>Ω</m:t>
         </m:r>
@@ -3539,14 +3539,14 @@
           <m:sSubPr>
             <m:ctrlPr>
               <w:rPr>
-                <w:rFonts w:ascii="Cambria Math" w:hAnsi="Cambria Math"/>
+                <w:rFonts w:ascii="Times New Roman" w:hAnsi="Times New Roman"/>
               </w:rPr>
             </m:ctrlPr>
           </m:sSubPr>
           <m:e>
             <m:r>
               <w:rPr>
-                <w:rFonts w:ascii="Cambria Math" w:hAnsi="Cambria Math" w:cs="Cambria Math"/>
+                <w:rFonts w:ascii="Times New Roman" w:hAnsi="Times New Roman" w:cs="Cambria Math"/>
               </w:rPr>
               <m:t>R</m:t>
             </m:r>
@@ -3554,7 +3554,7 @@
           <m:sub>
             <m:r>
               <w:rPr>
-                <w:rFonts w:ascii="Cambria Math" w:hAnsi="Cambria Math" w:cs="Cambria Math"/>
+                <w:rFonts w:ascii="Times New Roman" w:hAnsi="Times New Roman" w:cs="Cambria Math"/>
               </w:rPr>
               <m:t>1</m:t>
             </m:r>
@@ -3562,7 +3562,7 @@
         </m:sSub>
         <m:r>
           <w:rPr>
-            <w:rFonts w:ascii="Cambria Math" w:hAnsi="Cambria Math" w:cs="Cambria Math"/>
+            <w:rFonts w:ascii="Times New Roman" w:hAnsi="Times New Roman" w:cs="Cambria Math"/>
           </w:rPr>
           <m:t>=10</m:t>
         </m:r>
@@ -3571,7 +3571,7 @@
             <m:nor/>
           </m:rPr>
           <w:rPr>
-            <w:rFonts w:ascii="Cambria Math" w:hAnsi="Cambria Math" w:cs="Cambria Math"/>
+            <w:rFonts w:ascii="Times New Roman" w:hAnsi="Times New Roman" w:cs="Cambria Math"/>
           </w:rPr>
           <m:t>Ω</m:t>
         </m:r>
@@ -3589,14 +3589,14 @@
           <m:sSubPr>
             <m:ctrlPr>
               <w:rPr>
-                <w:rFonts w:ascii="Cambria Math" w:hAnsi="Cambria Math"/>
+                <w:rFonts w:ascii="Times New Roman" w:hAnsi="Times New Roman"/>
               </w:rPr>
             </m:ctrlPr>
           </m:sSubPr>
           <m:e>
             <m:r>
               <w:rPr>
-                <w:rFonts w:ascii="Cambria Math" w:hAnsi="Cambria Math" w:cs="Cambria Math"/>
+                <w:rFonts w:ascii="Times New Roman" w:hAnsi="Times New Roman" w:cs="Cambria Math"/>
               </w:rPr>
               <m:t>R</m:t>
             </m:r>
@@ -3604,7 +3604,7 @@
           <m:sub>
             <m:r>
               <w:rPr>
-                <w:rFonts w:ascii="Cambria Math" w:hAnsi="Cambria Math" w:cs="Cambria Math"/>
+                <w:rFonts w:ascii="Times New Roman" w:hAnsi="Times New Roman" w:cs="Cambria Math"/>
               </w:rPr>
               <m:t>2</m:t>
             </m:r>
@@ -3612,7 +3612,7 @@
         </m:sSub>
         <m:r>
           <w:rPr>
-            <w:rFonts w:ascii="Cambria Math" w:hAnsi="Cambria Math" w:cs="Cambria Math"/>
+            <w:rFonts w:ascii="Times New Roman" w:hAnsi="Times New Roman" w:cs="Cambria Math"/>
           </w:rPr>
           <m:t>=10</m:t>
         </m:r>
@@ -3621,7 +3621,7 @@
             <m:nor/>
           </m:rPr>
           <w:rPr>
-            <w:rFonts w:ascii="Cambria Math" w:hAnsi="Cambria Math" w:cs="Cambria Math"/>
+            <w:rFonts w:ascii="Times New Roman" w:hAnsi="Times New Roman" w:cs="Cambria Math"/>
           </w:rPr>
           <m:t>Ω</m:t>
         </m:r>
@@ -3639,14 +3639,14 @@
           <m:sSubPr>
             <m:ctrlPr>
               <w:rPr>
-                <w:rFonts w:ascii="Cambria Math" w:hAnsi="Cambria Math"/>
+                <w:rFonts w:ascii="Times New Roman" w:hAnsi="Times New Roman"/>
               </w:rPr>
             </m:ctrlPr>
           </m:sSubPr>
           <m:e>
             <m:r>
               <w:rPr>
-                <w:rFonts w:ascii="Cambria Math" w:hAnsi="Cambria Math" w:cs="Cambria Math"/>
+                <w:rFonts w:ascii="Times New Roman" w:hAnsi="Times New Roman" w:cs="Cambria Math"/>
               </w:rPr>
               <m:t>R</m:t>
             </m:r>
@@ -3654,7 +3654,7 @@
           <m:sub>
             <m:r>
               <w:rPr>
-                <w:rFonts w:ascii="Cambria Math" w:hAnsi="Cambria Math" w:cs="Cambria Math"/>
+                <w:rFonts w:ascii="Times New Roman" w:hAnsi="Times New Roman" w:cs="Cambria Math"/>
               </w:rPr>
               <m:t>3</m:t>
             </m:r>
@@ -3662,7 +3662,7 @@
         </m:sSub>
         <m:r>
           <w:rPr>
-            <w:rFonts w:ascii="Cambria Math" w:hAnsi="Cambria Math" w:cs="Cambria Math"/>
+            <w:rFonts w:ascii="Times New Roman" w:hAnsi="Times New Roman" w:cs="Cambria Math"/>
           </w:rPr>
           <m:t>=30</m:t>
         </m:r>
@@ -3671,7 +3671,7 @@
             <m:nor/>
           </m:rPr>
           <w:rPr>
-            <w:rFonts w:ascii="Cambria Math" w:hAnsi="Cambria Math" w:cs="Cambria Math"/>
+            <w:rFonts w:ascii="Times New Roman" w:hAnsi="Times New Roman" w:cs="Cambria Math"/>
           </w:rPr>
           <m:t>Ω</m:t>
         </m:r>
@@ -3689,14 +3689,14 @@
           <m:sSubPr>
             <m:ctrlPr>
               <w:rPr>
-                <w:rFonts w:ascii="Cambria Math" w:hAnsi="Cambria Math"/>
+                <w:rFonts w:ascii="Times New Roman" w:hAnsi="Times New Roman"/>
               </w:rPr>
             </m:ctrlPr>
           </m:sSubPr>
           <m:e>
             <m:r>
               <w:rPr>
-                <w:rFonts w:ascii="Cambria Math" w:hAnsi="Cambria Math" w:cs="Cambria Math"/>
+                <w:rFonts w:ascii="Times New Roman" w:hAnsi="Times New Roman" w:cs="Cambria Math"/>
               </w:rPr>
               <m:t>R</m:t>
             </m:r>
@@ -3704,7 +3704,7 @@
           <m:sub>
             <m:r>
               <w:rPr>
-                <w:rFonts w:ascii="Cambria Math" w:hAnsi="Cambria Math" w:cs="Cambria Math"/>
+                <w:rFonts w:ascii="Times New Roman" w:hAnsi="Times New Roman" w:cs="Cambria Math"/>
               </w:rPr>
               <m:t>4</m:t>
             </m:r>
@@ -3712,7 +3712,7 @@
         </m:sSub>
         <m:r>
           <w:rPr>
-            <w:rFonts w:ascii="Cambria Math" w:hAnsi="Cambria Math" w:cs="Cambria Math"/>
+            <w:rFonts w:ascii="Times New Roman" w:hAnsi="Times New Roman" w:cs="Cambria Math"/>
           </w:rPr>
           <m:t>=35</m:t>
         </m:r>
@@ -3721,7 +3721,7 @@
             <m:nor/>
           </m:rPr>
           <w:rPr>
-            <w:rFonts w:ascii="Cambria Math" w:hAnsi="Cambria Math" w:cs="Cambria Math"/>
+            <w:rFonts w:ascii="Times New Roman" w:hAnsi="Times New Roman" w:cs="Cambria Math"/>
           </w:rPr>
           <m:t>Ω</m:t>
         </m:r>
@@ -3780,14 +3780,14 @@
           <m:sSubPr>
             <m:ctrlPr>
               <w:rPr>
-                <w:rFonts w:ascii="Cambria Math" w:hAnsi="Cambria Math"/>
+                <w:rFonts w:ascii="Times New Roman" w:hAnsi="Times New Roman"/>
               </w:rPr>
             </m:ctrlPr>
           </m:sSubPr>
           <m:e>
             <m:r>
               <w:rPr>
-                <w:rFonts w:ascii="Cambria Math" w:hAnsi="Cambria Math" w:cs="Cambria Math"/>
+                <w:rFonts w:ascii="Times New Roman" w:hAnsi="Times New Roman" w:cs="Cambria Math"/>
               </w:rPr>
               <m:t>R</m:t>
             </m:r>
@@ -3795,7 +3795,7 @@
           <m:sub>
             <m:r>
               <w:rPr>
-                <w:rFonts w:ascii="Cambria Math" w:hAnsi="Cambria Math" w:cs="Cambria Math"/>
+                <w:rFonts w:ascii="Times New Roman" w:hAnsi="Times New Roman" w:cs="Cambria Math"/>
               </w:rPr>
               <m:t>4</m:t>
             </m:r>
@@ -3887,7 +3887,7 @@
       <m:oMath>
         <m:r>
           <w:rPr>
-            <w:rFonts w:ascii="Cambria Math" w:hAnsi="Cambria Math" w:cs="Cambria Math"/>
+            <w:rFonts w:ascii="Times New Roman" w:hAnsi="Times New Roman" w:cs="Cambria Math"/>
           </w:rPr>
           <m:t>2.0×</m:t>
         </m:r>
@@ -3895,14 +3895,14 @@
           <m:sSupPr>
             <m:ctrlPr>
               <w:rPr>
-                <w:rFonts w:ascii="Cambria Math" w:hAnsi="Cambria Math"/>
+                <w:rFonts w:ascii="Times New Roman" w:hAnsi="Times New Roman"/>
               </w:rPr>
             </m:ctrlPr>
           </m:sSupPr>
           <m:e>
             <m:r>
               <w:rPr>
-                <w:rFonts w:ascii="Cambria Math" w:hAnsi="Cambria Math" w:cs="Cambria Math"/>
+                <w:rFonts w:ascii="Times New Roman" w:hAnsi="Times New Roman" w:cs="Cambria Math"/>
               </w:rPr>
               <m:t>10</m:t>
             </m:r>
@@ -3910,7 +3910,7 @@
           <m:sup>
             <m:r>
               <w:rPr>
-                <w:rFonts w:ascii="Cambria Math" w:hAnsi="Cambria Math" w:cs="Cambria Math"/>
+                <w:rFonts w:ascii="Times New Roman" w:hAnsi="Times New Roman" w:cs="Cambria Math"/>
               </w:rPr>
               <m:t>-5</m:t>
             </m:r>
@@ -3921,7 +3921,7 @@
             <m:nor/>
           </m:rPr>
           <w:rPr>
-            <w:rFonts w:ascii="Cambria Math" w:hAnsi="Cambria Math" w:cs="Cambria Math"/>
+            <w:rFonts w:ascii="Times New Roman" w:hAnsi="Times New Roman" w:cs="Cambria Math"/>
           </w:rPr>
           <m:t>C</m:t>
         </m:r>
@@ -3988,7 +3988,7 @@
       <m:oMath>
         <m:r>
           <w:rPr>
-            <w:rFonts w:ascii="Cambria Math" w:hAnsi="Cambria Math" w:cs="Cambria Math"/>
+            <w:rFonts w:ascii="Times New Roman" w:hAnsi="Times New Roman" w:cs="Cambria Math"/>
           </w:rPr>
           <m:t>R=</m:t>
         </m:r>
@@ -3996,7 +3996,7 @@
           <m:fPr>
             <m:ctrlPr>
               <w:rPr>
-                <w:rFonts w:ascii="Cambria Math" w:hAnsi="Cambria Math"/>
+                <w:rFonts w:ascii="Times New Roman" w:hAnsi="Times New Roman"/>
               </w:rPr>
             </m:ctrlPr>
           </m:fPr>
@@ -4005,14 +4005,14 @@
               <m:sSubPr>
                 <m:ctrlPr>
                   <w:rPr>
-                    <w:rFonts w:ascii="Cambria Math" w:hAnsi="Cambria Math"/>
+                    <w:rFonts w:ascii="Times New Roman" w:hAnsi="Times New Roman"/>
                   </w:rPr>
                 </m:ctrlPr>
               </m:sSubPr>
               <m:e>
                 <m:r>
                   <w:rPr>
-                    <w:rFonts w:ascii="Cambria Math" w:hAnsi="Cambria Math" w:cs="Cambria Math"/>
+                    <w:rFonts w:ascii="Times New Roman" w:hAnsi="Times New Roman" w:cs="Cambria Math"/>
                   </w:rPr>
                   <m:t>R</m:t>
                 </m:r>
@@ -4020,7 +4020,7 @@
               <m:sub>
                 <m:r>
                   <w:rPr>
-                    <w:rFonts w:ascii="Cambria Math" w:hAnsi="Cambria Math" w:cs="Cambria Math"/>
+                    <w:rFonts w:ascii="Times New Roman" w:hAnsi="Times New Roman" w:cs="Cambria Math"/>
                   </w:rPr>
                   <m:t>1</m:t>
                 </m:r>
@@ -4030,7 +4030,7 @@
               <m:dPr>
                 <m:ctrlPr>
                   <w:rPr>
-                    <w:rFonts w:ascii="Cambria Math" w:hAnsi="Cambria Math"/>
+                    <w:rFonts w:ascii="Times New Roman" w:hAnsi="Times New Roman"/>
                   </w:rPr>
                 </m:ctrlPr>
               </m:dPr>
@@ -4039,14 +4039,14 @@
                   <m:sSubPr>
                     <m:ctrlPr>
                       <w:rPr>
-                        <w:rFonts w:ascii="Cambria Math" w:hAnsi="Cambria Math"/>
+                        <w:rFonts w:ascii="Times New Roman" w:hAnsi="Times New Roman"/>
                       </w:rPr>
                     </m:ctrlPr>
                   </m:sSubPr>
                   <m:e>
                     <m:r>
                       <w:rPr>
-                        <w:rFonts w:ascii="Cambria Math" w:hAnsi="Cambria Math" w:cs="Cambria Math"/>
+                        <w:rFonts w:ascii="Times New Roman" w:hAnsi="Times New Roman" w:cs="Cambria Math"/>
                       </w:rPr>
                       <m:t>R</m:t>
                     </m:r>
@@ -4054,7 +4054,7 @@
                   <m:sub>
                     <m:r>
                       <w:rPr>
-                        <w:rFonts w:ascii="Cambria Math" w:hAnsi="Cambria Math" w:cs="Cambria Math"/>
+                        <w:rFonts w:ascii="Times New Roman" w:hAnsi="Times New Roman" w:cs="Cambria Math"/>
                       </w:rPr>
                       <m:t>2</m:t>
                     </m:r>
@@ -4062,7 +4062,7 @@
                 </m:sSub>
                 <m:r>
                   <w:rPr>
-                    <w:rFonts w:ascii="Cambria Math" w:hAnsi="Cambria Math" w:cs="Cambria Math"/>
+                    <w:rFonts w:ascii="Times New Roman" w:hAnsi="Times New Roman" w:cs="Cambria Math"/>
                   </w:rPr>
                   <m:t>+</m:t>
                 </m:r>
@@ -4070,14 +4070,14 @@
                   <m:sSubPr>
                     <m:ctrlPr>
                       <w:rPr>
-                        <w:rFonts w:ascii="Cambria Math" w:hAnsi="Cambria Math"/>
+                        <w:rFonts w:ascii="Times New Roman" w:hAnsi="Times New Roman"/>
                       </w:rPr>
                     </m:ctrlPr>
                   </m:sSubPr>
                   <m:e>
                     <m:r>
                       <w:rPr>
-                        <w:rFonts w:ascii="Cambria Math" w:hAnsi="Cambria Math" w:cs="Cambria Math"/>
+                        <w:rFonts w:ascii="Times New Roman" w:hAnsi="Times New Roman" w:cs="Cambria Math"/>
                       </w:rPr>
                       <m:t>R</m:t>
                     </m:r>
@@ -4085,7 +4085,7 @@
                   <m:sub>
                     <m:r>
                       <w:rPr>
-                        <w:rFonts w:ascii="Cambria Math" w:hAnsi="Cambria Math" w:cs="Cambria Math"/>
+                        <w:rFonts w:ascii="Times New Roman" w:hAnsi="Times New Roman" w:cs="Cambria Math"/>
                       </w:rPr>
                       <m:t>3</m:t>
                     </m:r>
@@ -4099,14 +4099,14 @@
               <m:sSubPr>
                 <m:ctrlPr>
                   <w:rPr>
-                    <w:rFonts w:ascii="Cambria Math" w:hAnsi="Cambria Math"/>
+                    <w:rFonts w:ascii="Times New Roman" w:hAnsi="Times New Roman"/>
                   </w:rPr>
                 </m:ctrlPr>
               </m:sSubPr>
               <m:e>
                 <m:r>
                   <w:rPr>
-                    <w:rFonts w:ascii="Cambria Math" w:hAnsi="Cambria Math" w:cs="Cambria Math"/>
+                    <w:rFonts w:ascii="Times New Roman" w:hAnsi="Times New Roman" w:cs="Cambria Math"/>
                   </w:rPr>
                   <m:t>R</m:t>
                 </m:r>
@@ -4114,7 +4114,7 @@
               <m:sub>
                 <m:r>
                   <w:rPr>
-                    <w:rFonts w:ascii="Cambria Math" w:hAnsi="Cambria Math" w:cs="Cambria Math"/>
+                    <w:rFonts w:ascii="Times New Roman" w:hAnsi="Times New Roman" w:cs="Cambria Math"/>
                   </w:rPr>
                   <m:t>1</m:t>
                 </m:r>
@@ -4122,7 +4122,7 @@
             </m:sSub>
             <m:r>
               <w:rPr>
-                <w:rFonts w:ascii="Cambria Math" w:hAnsi="Cambria Math" w:cs="Cambria Math"/>
+                <w:rFonts w:ascii="Times New Roman" w:hAnsi="Times New Roman" w:cs="Cambria Math"/>
               </w:rPr>
               <m:t>+</m:t>
             </m:r>
@@ -4130,14 +4130,14 @@
               <m:sSubPr>
                 <m:ctrlPr>
                   <w:rPr>
-                    <w:rFonts w:ascii="Cambria Math" w:hAnsi="Cambria Math"/>
+                    <w:rFonts w:ascii="Times New Roman" w:hAnsi="Times New Roman"/>
                   </w:rPr>
                 </m:ctrlPr>
               </m:sSubPr>
               <m:e>
                 <m:r>
                   <w:rPr>
-                    <w:rFonts w:ascii="Cambria Math" w:hAnsi="Cambria Math" w:cs="Cambria Math"/>
+                    <w:rFonts w:ascii="Times New Roman" w:hAnsi="Times New Roman" w:cs="Cambria Math"/>
                   </w:rPr>
                   <m:t>R</m:t>
                 </m:r>
@@ -4145,7 +4145,7 @@
               <m:sub>
                 <m:r>
                   <w:rPr>
-                    <w:rFonts w:ascii="Cambria Math" w:hAnsi="Cambria Math" w:cs="Cambria Math"/>
+                    <w:rFonts w:ascii="Times New Roman" w:hAnsi="Times New Roman" w:cs="Cambria Math"/>
                   </w:rPr>
                   <m:t>2</m:t>
                 </m:r>
@@ -4153,7 +4153,7 @@
             </m:sSub>
             <m:r>
               <w:rPr>
-                <w:rFonts w:ascii="Cambria Math" w:hAnsi="Cambria Math" w:cs="Cambria Math"/>
+                <w:rFonts w:ascii="Times New Roman" w:hAnsi="Times New Roman" w:cs="Cambria Math"/>
               </w:rPr>
               <m:t>+</m:t>
             </m:r>
@@ -4161,14 +4161,14 @@
               <m:sSubPr>
                 <m:ctrlPr>
                   <w:rPr>
-                    <w:rFonts w:ascii="Cambria Math" w:hAnsi="Cambria Math"/>
+                    <w:rFonts w:ascii="Times New Roman" w:hAnsi="Times New Roman"/>
                   </w:rPr>
                 </m:ctrlPr>
               </m:sSubPr>
               <m:e>
                 <m:r>
                   <w:rPr>
-                    <w:rFonts w:ascii="Cambria Math" w:hAnsi="Cambria Math" w:cs="Cambria Math"/>
+                    <w:rFonts w:ascii="Times New Roman" w:hAnsi="Times New Roman" w:cs="Cambria Math"/>
                   </w:rPr>
                   <m:t>R</m:t>
                 </m:r>
@@ -4176,7 +4176,7 @@
               <m:sub>
                 <m:r>
                   <w:rPr>
-                    <w:rFonts w:ascii="Cambria Math" w:hAnsi="Cambria Math" w:cs="Cambria Math"/>
+                    <w:rFonts w:ascii="Times New Roman" w:hAnsi="Times New Roman" w:cs="Cambria Math"/>
                   </w:rPr>
                   <m:t>3</m:t>
                 </m:r>
@@ -4186,7 +4186,7 @@
         </m:f>
         <m:r>
           <w:rPr>
-            <w:rFonts w:ascii="Cambria Math" w:hAnsi="Cambria Math" w:cs="Cambria Math"/>
+            <w:rFonts w:ascii="Times New Roman" w:hAnsi="Times New Roman" w:cs="Cambria Math"/>
           </w:rPr>
           <m:t>+r=9.0</m:t>
         </m:r>
@@ -4195,7 +4195,7 @@
             <m:nor/>
           </m:rPr>
           <w:rPr>
-            <w:rFonts w:ascii="Cambria Math" w:hAnsi="Cambria Math" w:cs="Cambria Math"/>
+            <w:rFonts w:ascii="Times New Roman" w:hAnsi="Times New Roman" w:cs="Cambria Math"/>
           </w:rPr>
           <m:t>Ω</m:t>
         </m:r>
@@ -4221,7 +4221,7 @@
       <m:oMath>
         <m:r>
           <w:rPr>
-            <w:rFonts w:ascii="Cambria Math" w:hAnsi="Cambria Math" w:cs="Cambria Math"/>
+            <w:rFonts w:ascii="Times New Roman" w:hAnsi="Times New Roman" w:cs="Cambria Math"/>
           </w:rPr>
           <m:t>I=</m:t>
         </m:r>
@@ -4229,14 +4229,14 @@
           <m:fPr>
             <m:ctrlPr>
               <w:rPr>
-                <w:rFonts w:ascii="Cambria Math" w:hAnsi="Cambria Math"/>
+                <w:rFonts w:ascii="Times New Roman" w:hAnsi="Times New Roman"/>
               </w:rPr>
             </m:ctrlPr>
           </m:fPr>
           <m:num>
             <m:r>
               <w:rPr>
-                <w:rFonts w:ascii="Cambria Math" w:hAnsi="Cambria Math" w:cs="Cambria Math"/>
+                <w:rFonts w:ascii="Times New Roman" w:hAnsi="Times New Roman" w:cs="Cambria Math"/>
               </w:rPr>
               <m:t>E</m:t>
             </m:r>
@@ -4244,7 +4244,7 @@
           <m:den>
             <m:r>
               <w:rPr>
-                <w:rFonts w:ascii="Cambria Math" w:hAnsi="Cambria Math" w:cs="Cambria Math"/>
+                <w:rFonts w:ascii="Times New Roman" w:hAnsi="Times New Roman" w:cs="Cambria Math"/>
               </w:rPr>
               <m:t>R</m:t>
             </m:r>
@@ -4252,7 +4252,7 @@
         </m:f>
         <m:r>
           <w:rPr>
-            <w:rFonts w:ascii="Cambria Math" w:hAnsi="Cambria Math" w:cs="Cambria Math"/>
+            <w:rFonts w:ascii="Times New Roman" w:hAnsi="Times New Roman" w:cs="Cambria Math"/>
           </w:rPr>
           <m:t>=</m:t>
         </m:r>
@@ -4260,14 +4260,14 @@
           <m:fPr>
             <m:ctrlPr>
               <w:rPr>
-                <w:rFonts w:ascii="Cambria Math" w:hAnsi="Cambria Math"/>
+                <w:rFonts w:ascii="Times New Roman" w:hAnsi="Times New Roman"/>
               </w:rPr>
             </m:ctrlPr>
           </m:fPr>
           <m:num>
             <m:r>
               <w:rPr>
-                <w:rFonts w:ascii="Cambria Math" w:hAnsi="Cambria Math" w:cs="Cambria Math"/>
+                <w:rFonts w:ascii="Times New Roman" w:hAnsi="Times New Roman" w:cs="Cambria Math"/>
               </w:rPr>
               <m:t>1</m:t>
             </m:r>
@@ -4275,7 +4275,7 @@
           <m:den>
             <m:r>
               <w:rPr>
-                <w:rFonts w:ascii="Cambria Math" w:hAnsi="Cambria Math" w:cs="Cambria Math"/>
+                <w:rFonts w:ascii="Times New Roman" w:hAnsi="Times New Roman" w:cs="Cambria Math"/>
               </w:rPr>
               <m:t>3</m:t>
             </m:r>
@@ -4286,7 +4286,7 @@
             <m:nor/>
           </m:rPr>
           <w:rPr>
-            <w:rFonts w:ascii="Cambria Math" w:hAnsi="Cambria Math" w:cs="Cambria Math"/>
+            <w:rFonts w:ascii="Times New Roman" w:hAnsi="Times New Roman" w:cs="Cambria Math"/>
           </w:rPr>
           <m:t>A</m:t>
         </m:r>
@@ -4312,7 +4312,7 @@
       <m:oMath>
         <m:r>
           <w:rPr>
-            <w:rFonts w:ascii="Cambria Math" w:hAnsi="Cambria Math" w:cs="Cambria Math"/>
+            <w:rFonts w:ascii="Times New Roman" w:hAnsi="Times New Roman" w:cs="Cambria Math"/>
           </w:rPr>
           <m:t>U=E-Ir=</m:t>
         </m:r>
@@ -4320,14 +4320,14 @@
           <m:fPr>
             <m:ctrlPr>
               <w:rPr>
-                <w:rFonts w:ascii="Cambria Math" w:hAnsi="Cambria Math"/>
+                <w:rFonts w:ascii="Times New Roman" w:hAnsi="Times New Roman"/>
               </w:rPr>
             </m:ctrlPr>
           </m:fPr>
           <m:num>
             <m:r>
               <w:rPr>
-                <w:rFonts w:ascii="Cambria Math" w:hAnsi="Cambria Math" w:cs="Cambria Math"/>
+                <w:rFonts w:ascii="Times New Roman" w:hAnsi="Times New Roman" w:cs="Cambria Math"/>
               </w:rPr>
               <m:t>8</m:t>
             </m:r>
@@ -4335,7 +4335,7 @@
           <m:den>
             <m:r>
               <w:rPr>
-                <w:rFonts w:ascii="Cambria Math" w:hAnsi="Cambria Math" w:cs="Cambria Math"/>
+                <w:rFonts w:ascii="Times New Roman" w:hAnsi="Times New Roman" w:cs="Cambria Math"/>
               </w:rPr>
               <m:t>3</m:t>
             </m:r>
@@ -4346,7 +4346,7 @@
             <m:nor/>
           </m:rPr>
           <w:rPr>
-            <w:rFonts w:ascii="Cambria Math" w:hAnsi="Cambria Math" w:cs="Cambria Math"/>
+            <w:rFonts w:ascii="Times New Roman" w:hAnsi="Times New Roman" w:cs="Cambria Math"/>
           </w:rPr>
           <m:t>V</m:t>
         </m:r>
@@ -4374,14 +4374,14 @@
           <m:sSubPr>
             <m:ctrlPr>
               <w:rPr>
-                <w:rFonts w:ascii="Cambria Math" w:hAnsi="Cambria Math"/>
+                <w:rFonts w:ascii="Times New Roman" w:hAnsi="Times New Roman"/>
               </w:rPr>
             </m:ctrlPr>
           </m:sSubPr>
           <m:e>
             <m:r>
               <w:rPr>
-                <w:rFonts w:ascii="Cambria Math" w:hAnsi="Cambria Math" w:cs="Cambria Math"/>
+                <w:rFonts w:ascii="Times New Roman" w:hAnsi="Times New Roman" w:cs="Cambria Math"/>
               </w:rPr>
               <m:t>R</m:t>
             </m:r>
@@ -4389,7 +4389,7 @@
           <m:sub>
             <m:r>
               <w:rPr>
-                <w:rFonts w:ascii="Cambria Math" w:hAnsi="Cambria Math" w:cs="Cambria Math"/>
+                <w:rFonts w:ascii="Times New Roman" w:hAnsi="Times New Roman" w:cs="Cambria Math"/>
               </w:rPr>
               <m:t>3</m:t>
             </m:r>
@@ -4407,7 +4407,7 @@
       <m:oMath>
         <m:r>
           <w:rPr>
-            <w:rFonts w:ascii="Cambria Math" w:hAnsi="Cambria Math" w:cs="Cambria Math"/>
+            <w:rFonts w:ascii="Times New Roman" w:hAnsi="Times New Roman" w:cs="Cambria Math"/>
           </w:rPr>
           <m:t>U'=</m:t>
         </m:r>
@@ -4415,7 +4415,7 @@
           <m:fPr>
             <m:ctrlPr>
               <w:rPr>
-                <w:rFonts w:ascii="Cambria Math" w:hAnsi="Cambria Math"/>
+                <w:rFonts w:ascii="Times New Roman" w:hAnsi="Times New Roman"/>
               </w:rPr>
             </m:ctrlPr>
           </m:fPr>
@@ -4424,14 +4424,14 @@
               <m:sSubPr>
                 <m:ctrlPr>
                   <w:rPr>
-                    <w:rFonts w:ascii="Cambria Math" w:hAnsi="Cambria Math"/>
+                    <w:rFonts w:ascii="Times New Roman" w:hAnsi="Times New Roman"/>
                   </w:rPr>
                 </m:ctrlPr>
               </m:sSubPr>
               <m:e>
                 <m:r>
                   <w:rPr>
-                    <w:rFonts w:ascii="Cambria Math" w:hAnsi="Cambria Math" w:cs="Cambria Math"/>
+                    <w:rFonts w:ascii="Times New Roman" w:hAnsi="Times New Roman" w:cs="Cambria Math"/>
                   </w:rPr>
                   <m:t>R</m:t>
                 </m:r>
@@ -4439,7 +4439,7 @@
               <m:sub>
                 <m:r>
                   <w:rPr>
-                    <w:rFonts w:ascii="Cambria Math" w:hAnsi="Cambria Math" w:cs="Cambria Math"/>
+                    <w:rFonts w:ascii="Times New Roman" w:hAnsi="Times New Roman" w:cs="Cambria Math"/>
                   </w:rPr>
                   <m:t>3</m:t>
                 </m:r>
@@ -4451,14 +4451,14 @@
               <m:sSubPr>
                 <m:ctrlPr>
                   <w:rPr>
-                    <w:rFonts w:ascii="Cambria Math" w:hAnsi="Cambria Math"/>
+                    <w:rFonts w:ascii="Times New Roman" w:hAnsi="Times New Roman"/>
                   </w:rPr>
                 </m:ctrlPr>
               </m:sSubPr>
               <m:e>
                 <m:r>
                   <w:rPr>
-                    <w:rFonts w:ascii="Cambria Math" w:hAnsi="Cambria Math" w:cs="Cambria Math"/>
+                    <w:rFonts w:ascii="Times New Roman" w:hAnsi="Times New Roman" w:cs="Cambria Math"/>
                   </w:rPr>
                   <m:t>R</m:t>
                 </m:r>
@@ -4466,7 +4466,7 @@
               <m:sub>
                 <m:r>
                   <w:rPr>
-                    <w:rFonts w:ascii="Cambria Math" w:hAnsi="Cambria Math" w:cs="Cambria Math"/>
+                    <w:rFonts w:ascii="Times New Roman" w:hAnsi="Times New Roman" w:cs="Cambria Math"/>
                   </w:rPr>
                   <m:t>2</m:t>
                 </m:r>
@@ -4474,7 +4474,7 @@
             </m:sSub>
             <m:r>
               <w:rPr>
-                <w:rFonts w:ascii="Cambria Math" w:hAnsi="Cambria Math" w:cs="Cambria Math"/>
+                <w:rFonts w:ascii="Times New Roman" w:hAnsi="Times New Roman" w:cs="Cambria Math"/>
               </w:rPr>
               <m:t>+</m:t>
             </m:r>
@@ -4482,14 +4482,14 @@
               <m:sSubPr>
                 <m:ctrlPr>
                   <w:rPr>
-                    <w:rFonts w:ascii="Cambria Math" w:hAnsi="Cambria Math"/>
+                    <w:rFonts w:ascii="Times New Roman" w:hAnsi="Times New Roman"/>
                   </w:rPr>
                 </m:ctrlPr>
               </m:sSubPr>
               <m:e>
                 <m:r>
                   <w:rPr>
-                    <w:rFonts w:ascii="Cambria Math" w:hAnsi="Cambria Math" w:cs="Cambria Math"/>
+                    <w:rFonts w:ascii="Times New Roman" w:hAnsi="Times New Roman" w:cs="Cambria Math"/>
                   </w:rPr>
                   <m:t>R</m:t>
                 </m:r>
@@ -4497,7 +4497,7 @@
               <m:sub>
                 <m:r>
                   <w:rPr>
-                    <w:rFonts w:ascii="Cambria Math" w:hAnsi="Cambria Math" w:cs="Cambria Math"/>
+                    <w:rFonts w:ascii="Times New Roman" w:hAnsi="Times New Roman" w:cs="Cambria Math"/>
                   </w:rPr>
                   <m:t>3</m:t>
                 </m:r>
@@ -4507,7 +4507,7 @@
         </m:f>
         <m:r>
           <w:rPr>
-            <w:rFonts w:ascii="Cambria Math" w:hAnsi="Cambria Math" w:cs="Cambria Math"/>
+            <w:rFonts w:ascii="Times New Roman" w:hAnsi="Times New Roman" w:cs="Cambria Math"/>
           </w:rPr>
           <m:t>U=2</m:t>
         </m:r>
@@ -4516,7 +4516,7 @@
             <m:nor/>
           </m:rPr>
           <w:rPr>
-            <w:rFonts w:ascii="Cambria Math" w:hAnsi="Cambria Math" w:cs="Cambria Math"/>
+            <w:rFonts w:ascii="Times New Roman" w:hAnsi="Times New Roman" w:cs="Cambria Math"/>
           </w:rPr>
           <m:t>V</m:t>
         </m:r>
@@ -4544,14 +4544,14 @@
           <m:sSubPr>
             <m:ctrlPr>
               <w:rPr>
-                <w:rFonts w:ascii="Cambria Math" w:hAnsi="Cambria Math"/>
+                <w:rFonts w:ascii="Times New Roman" w:hAnsi="Times New Roman"/>
               </w:rPr>
             </m:ctrlPr>
           </m:sSubPr>
           <m:e>
             <m:r>
               <w:rPr>
-                <w:rFonts w:ascii="Cambria Math" w:hAnsi="Cambria Math" w:cs="Cambria Math"/>
+                <w:rFonts w:ascii="Times New Roman" w:hAnsi="Times New Roman" w:cs="Cambria Math"/>
               </w:rPr>
               <m:t>R</m:t>
             </m:r>
@@ -4559,7 +4559,7 @@
           <m:sub>
             <m:r>
               <w:rPr>
-                <w:rFonts w:ascii="Cambria Math" w:hAnsi="Cambria Math" w:cs="Cambria Math"/>
+                <w:rFonts w:ascii="Times New Roman" w:hAnsi="Times New Roman" w:cs="Cambria Math"/>
               </w:rPr>
               <m:t>4</m:t>
             </m:r>
@@ -4577,7 +4577,7 @@
       <m:oMath>
         <m:r>
           <w:rPr>
-            <w:rFonts w:ascii="Cambria Math" w:hAnsi="Cambria Math" w:cs="Cambria Math"/>
+            <w:rFonts w:ascii="Times New Roman" w:hAnsi="Times New Roman" w:cs="Cambria Math"/>
           </w:rPr>
           <m:t>Q=CU'=2.0×</m:t>
         </m:r>
@@ -4585,14 +4585,14 @@
           <m:sSupPr>
             <m:ctrlPr>
               <w:rPr>
-                <w:rFonts w:ascii="Cambria Math" w:hAnsi="Cambria Math"/>
+                <w:rFonts w:ascii="Times New Roman" w:hAnsi="Times New Roman"/>
               </w:rPr>
             </m:ctrlPr>
           </m:sSupPr>
           <m:e>
             <m:r>
               <w:rPr>
-                <w:rFonts w:ascii="Cambria Math" w:hAnsi="Cambria Math" w:cs="Cambria Math"/>
+                <w:rFonts w:ascii="Times New Roman" w:hAnsi="Times New Roman" w:cs="Cambria Math"/>
               </w:rPr>
               <m:t>10</m:t>
             </m:r>
@@ -4600,7 +4600,7 @@
           <m:sup>
             <m:r>
               <w:rPr>
-                <w:rFonts w:ascii="Cambria Math" w:hAnsi="Cambria Math" w:cs="Cambria Math"/>
+                <w:rFonts w:ascii="Times New Roman" w:hAnsi="Times New Roman" w:cs="Cambria Math"/>
               </w:rPr>
               <m:t>-5</m:t>
             </m:r>
@@ -4611,7 +4611,7 @@
             <m:nor/>
           </m:rPr>
           <w:rPr>
-            <w:rFonts w:ascii="Cambria Math" w:hAnsi="Cambria Math" w:cs="Cambria Math"/>
+            <w:rFonts w:ascii="Times New Roman" w:hAnsi="Times New Roman" w:cs="Cambria Math"/>
           </w:rPr>
           <m:t>C</m:t>
         </m:r>
@@ -4993,14 +4993,14 @@
           <m:sSubPr>
             <m:ctrlPr>
               <w:rPr>
-                <w:rFonts w:ascii="Cambria Math" w:hAnsi="Cambria Math"/>
+                <w:rFonts w:ascii="Times New Roman" w:hAnsi="Times New Roman"/>
               </w:rPr>
             </m:ctrlPr>
           </m:sSubPr>
           <m:e>
             <m:r>
               <w:rPr>
-                <w:rFonts w:ascii="Cambria Math" w:hAnsi="Cambria Math" w:cs="Cambria Math"/>
+                <w:rFonts w:ascii="Times New Roman" w:hAnsi="Times New Roman" w:cs="Cambria Math"/>
               </w:rPr>
               <m:t>R</m:t>
             </m:r>
@@ -5008,7 +5008,7 @@
           <m:sub>
             <m:r>
               <w:rPr>
-                <w:rFonts w:ascii="Cambria Math" w:hAnsi="Cambria Math" w:cs="Cambria Math"/>
+                <w:rFonts w:ascii="Times New Roman" w:hAnsi="Times New Roman" w:cs="Cambria Math"/>
               </w:rPr>
               <m:t>1</m:t>
             </m:r>
@@ -5028,14 +5028,14 @@
           <m:sSubPr>
             <m:ctrlPr>
               <w:rPr>
-                <w:rFonts w:ascii="Cambria Math" w:hAnsi="Cambria Math"/>
+                <w:rFonts w:ascii="Times New Roman" w:hAnsi="Times New Roman"/>
               </w:rPr>
             </m:ctrlPr>
           </m:sSubPr>
           <m:e>
             <m:r>
               <w:rPr>
-                <w:rFonts w:ascii="Cambria Math" w:hAnsi="Cambria Math" w:cs="Cambria Math"/>
+                <w:rFonts w:ascii="Times New Roman" w:hAnsi="Times New Roman" w:cs="Cambria Math"/>
               </w:rPr>
               <m:t>R</m:t>
             </m:r>
@@ -5043,7 +5043,7 @@
           <m:sub>
             <m:r>
               <w:rPr>
-                <w:rFonts w:ascii="Cambria Math" w:hAnsi="Cambria Math" w:cs="Cambria Math"/>
+                <w:rFonts w:ascii="Times New Roman" w:hAnsi="Times New Roman" w:cs="Cambria Math"/>
               </w:rPr>
               <m:t>2</m:t>
             </m:r>
@@ -5063,14 +5063,14 @@
           <m:sSubPr>
             <m:ctrlPr>
               <w:rPr>
-                <w:rFonts w:ascii="Cambria Math" w:hAnsi="Cambria Math"/>
+                <w:rFonts w:ascii="Times New Roman" w:hAnsi="Times New Roman"/>
               </w:rPr>
             </m:ctrlPr>
           </m:sSubPr>
           <m:e>
             <m:r>
               <w:rPr>
-                <w:rFonts w:ascii="Cambria Math" w:hAnsi="Cambria Math" w:cs="Cambria Math"/>
+                <w:rFonts w:ascii="Times New Roman" w:hAnsi="Times New Roman" w:cs="Cambria Math"/>
               </w:rPr>
               <m:t>R</m:t>
             </m:r>
@@ -5078,7 +5078,7 @@
           <m:sub>
             <m:r>
               <w:rPr>
-                <w:rFonts w:ascii="Cambria Math" w:hAnsi="Cambria Math" w:cs="Cambria Math"/>
+                <w:rFonts w:ascii="Times New Roman" w:hAnsi="Times New Roman" w:cs="Cambria Math"/>
               </w:rPr>
               <m:t>3</m:t>
             </m:r>
@@ -5165,7 +5165,7 @@
           <m:sSubPr>
             <m:ctrlPr>
               <w:rPr>
-                <w:rFonts w:ascii="Cambria Math" w:hAnsi="Cambria Math"/>
+                <w:rFonts w:ascii="Times New Roman" w:hAnsi="Times New Roman"/>
               </w:rPr>
             </m:ctrlPr>
           </m:sSubPr>
@@ -5175,7 +5175,7 @@
                 <m:nor/>
               </m:rPr>
               <w:rPr>
-                <w:rFonts w:ascii="Cambria Math" w:hAnsi="Cambria Math" w:cs="Cambria Math"/>
+                <w:rFonts w:ascii="Times New Roman" w:hAnsi="Times New Roman" w:cs="Cambria Math"/>
               </w:rPr>
               <m:t>S</m:t>
             </m:r>
@@ -5183,7 +5183,7 @@
           <m:sub>
             <m:r>
               <w:rPr>
-                <w:rFonts w:ascii="Cambria Math" w:hAnsi="Cambria Math" w:cs="Cambria Math"/>
+                <w:rFonts w:ascii="Times New Roman" w:hAnsi="Times New Roman" w:cs="Cambria Math"/>
               </w:rPr>
               <m:t>1</m:t>
             </m:r>
@@ -5203,7 +5203,7 @@
           <m:sSubPr>
             <m:ctrlPr>
               <w:rPr>
-                <w:rFonts w:ascii="Cambria Math" w:hAnsi="Cambria Math"/>
+                <w:rFonts w:ascii="Times New Roman" w:hAnsi="Times New Roman"/>
               </w:rPr>
             </m:ctrlPr>
           </m:sSubPr>
@@ -5213,7 +5213,7 @@
                 <m:nor/>
               </m:rPr>
               <w:rPr>
-                <w:rFonts w:ascii="Cambria Math" w:hAnsi="Cambria Math" w:cs="Cambria Math"/>
+                <w:rFonts w:ascii="Times New Roman" w:hAnsi="Times New Roman" w:cs="Cambria Math"/>
               </w:rPr>
               <m:t>S</m:t>
             </m:r>
@@ -5221,7 +5221,7 @@
           <m:sub>
             <m:r>
               <w:rPr>
-                <w:rFonts w:ascii="Cambria Math" w:hAnsi="Cambria Math" w:cs="Cambria Math"/>
+                <w:rFonts w:ascii="Times New Roman" w:hAnsi="Times New Roman" w:cs="Cambria Math"/>
               </w:rPr>
               <m:t>2</m:t>
             </m:r>
@@ -5257,14 +5257,14 @@
           <m:sSubPr>
             <m:ctrlPr>
               <w:rPr>
-                <w:rFonts w:ascii="Cambria Math" w:hAnsi="Cambria Math"/>
+                <w:rFonts w:ascii="Times New Roman" w:hAnsi="Times New Roman"/>
               </w:rPr>
             </m:ctrlPr>
           </m:sSubPr>
           <m:e>
             <m:r>
               <w:rPr>
-                <w:rFonts w:ascii="Cambria Math" w:hAnsi="Cambria Math" w:cs="Cambria Math"/>
+                <w:rFonts w:ascii="Times New Roman" w:hAnsi="Times New Roman" w:cs="Cambria Math"/>
               </w:rPr>
               <m:t>I</m:t>
             </m:r>
@@ -5272,7 +5272,7 @@
           <m:sub>
             <m:r>
               <w:rPr>
-                <w:rFonts w:ascii="Cambria Math" w:hAnsi="Cambria Math" w:cs="Cambria Math"/>
+                <w:rFonts w:ascii="Times New Roman" w:hAnsi="Times New Roman" w:cs="Cambria Math"/>
               </w:rPr>
               <m:t>0</m:t>
             </m:r>
@@ -5292,7 +5292,7 @@
           <m:sSubPr>
             <m:ctrlPr>
               <w:rPr>
-                <w:rFonts w:ascii="Cambria Math" w:hAnsi="Cambria Math"/>
+                <w:rFonts w:ascii="Times New Roman" w:hAnsi="Times New Roman"/>
               </w:rPr>
             </m:ctrlPr>
           </m:sSubPr>
@@ -5302,7 +5302,7 @@
                 <m:nor/>
               </m:rPr>
               <w:rPr>
-                <w:rFonts w:ascii="Cambria Math" w:hAnsi="Cambria Math" w:cs="Cambria Math"/>
+                <w:rFonts w:ascii="Times New Roman" w:hAnsi="Times New Roman" w:cs="Cambria Math"/>
               </w:rPr>
               <m:t>S</m:t>
             </m:r>
@@ -5310,7 +5310,7 @@
           <m:sub>
             <m:r>
               <w:rPr>
-                <w:rFonts w:ascii="Cambria Math" w:hAnsi="Cambria Math" w:cs="Cambria Math"/>
+                <w:rFonts w:ascii="Times New Roman" w:hAnsi="Times New Roman" w:cs="Cambria Math"/>
               </w:rPr>
               <m:t>1</m:t>
             </m:r>
@@ -5330,7 +5330,7 @@
           <m:sSubPr>
             <m:ctrlPr>
               <w:rPr>
-                <w:rFonts w:ascii="Cambria Math" w:hAnsi="Cambria Math"/>
+                <w:rFonts w:ascii="Times New Roman" w:hAnsi="Times New Roman"/>
               </w:rPr>
             </m:ctrlPr>
           </m:sSubPr>
@@ -5340,7 +5340,7 @@
                 <m:nor/>
               </m:rPr>
               <w:rPr>
-                <w:rFonts w:ascii="Cambria Math" w:hAnsi="Cambria Math" w:cs="Cambria Math"/>
+                <w:rFonts w:ascii="Times New Roman" w:hAnsi="Times New Roman" w:cs="Cambria Math"/>
               </w:rPr>
               <m:t>S</m:t>
             </m:r>
@@ -5348,7 +5348,7 @@
           <m:sub>
             <m:r>
               <w:rPr>
-                <w:rFonts w:ascii="Cambria Math" w:hAnsi="Cambria Math" w:cs="Cambria Math"/>
+                <w:rFonts w:ascii="Times New Roman" w:hAnsi="Times New Roman" w:cs="Cambria Math"/>
               </w:rPr>
               <m:t>2</m:t>
             </m:r>
@@ -5366,7 +5366,7 @@
       <m:oMath>
         <m:r>
           <w:rPr>
-            <w:rFonts w:ascii="Cambria Math" w:hAnsi="Cambria Math" w:cs="Cambria Math"/>
+            <w:rFonts w:ascii="Times New Roman" w:hAnsi="Times New Roman" w:cs="Cambria Math"/>
           </w:rPr>
           <m:t>0.5</m:t>
         </m:r>
@@ -5374,14 +5374,14 @@
           <m:sSubPr>
             <m:ctrlPr>
               <w:rPr>
-                <w:rFonts w:ascii="Cambria Math" w:hAnsi="Cambria Math"/>
+                <w:rFonts w:ascii="Times New Roman" w:hAnsi="Times New Roman"/>
               </w:rPr>
             </m:ctrlPr>
           </m:sSubPr>
           <m:e>
             <m:r>
               <w:rPr>
-                <w:rFonts w:ascii="Cambria Math" w:hAnsi="Cambria Math" w:cs="Cambria Math"/>
+                <w:rFonts w:ascii="Times New Roman" w:hAnsi="Times New Roman" w:cs="Cambria Math"/>
               </w:rPr>
               <m:t>I</m:t>
             </m:r>
@@ -5389,7 +5389,7 @@
           <m:sub>
             <m:r>
               <w:rPr>
-                <w:rFonts w:ascii="Cambria Math" w:hAnsi="Cambria Math" w:cs="Cambria Math"/>
+                <w:rFonts w:ascii="Times New Roman" w:hAnsi="Times New Roman" w:cs="Cambria Math"/>
               </w:rPr>
               <m:t>0</m:t>
             </m:r>
@@ -5565,7 +5565,7 @@
           <m:sSubPr>
             <m:ctrlPr>
               <w:rPr>
-                <w:rFonts w:ascii="Cambria Math" w:hAnsi="Cambria Math"/>
+                <w:rFonts w:ascii="Times New Roman" w:hAnsi="Times New Roman"/>
               </w:rPr>
             </m:ctrlPr>
           </m:sSubPr>
@@ -5575,7 +5575,7 @@
                 <m:nor/>
               </m:rPr>
               <w:rPr>
-                <w:rFonts w:ascii="Cambria Math" w:hAnsi="Cambria Math" w:cs="Cambria Math"/>
+                <w:rFonts w:ascii="Times New Roman" w:hAnsi="Times New Roman" w:cs="Cambria Math"/>
               </w:rPr>
               <m:t>S</m:t>
             </m:r>
@@ -5583,7 +5583,7 @@
           <m:sub>
             <m:r>
               <w:rPr>
-                <w:rFonts w:ascii="Cambria Math" w:hAnsi="Cambria Math" w:cs="Cambria Math"/>
+                <w:rFonts w:ascii="Times New Roman" w:hAnsi="Times New Roman" w:cs="Cambria Math"/>
               </w:rPr>
               <m:t>1</m:t>
             </m:r>
@@ -5603,7 +5603,7 @@
           <m:sSubPr>
             <m:ctrlPr>
               <w:rPr>
-                <w:rFonts w:ascii="Cambria Math" w:hAnsi="Cambria Math"/>
+                <w:rFonts w:ascii="Times New Roman" w:hAnsi="Times New Roman"/>
               </w:rPr>
             </m:ctrlPr>
           </m:sSubPr>
@@ -5613,7 +5613,7 @@
                 <m:nor/>
               </m:rPr>
               <w:rPr>
-                <w:rFonts w:ascii="Cambria Math" w:hAnsi="Cambria Math" w:cs="Cambria Math"/>
+                <w:rFonts w:ascii="Times New Roman" w:hAnsi="Times New Roman" w:cs="Cambria Math"/>
               </w:rPr>
               <m:t>S</m:t>
             </m:r>
@@ -5621,7 +5621,7 @@
           <m:sub>
             <m:r>
               <w:rPr>
-                <w:rFonts w:ascii="Cambria Math" w:hAnsi="Cambria Math" w:cs="Cambria Math"/>
+                <w:rFonts w:ascii="Times New Roman" w:hAnsi="Times New Roman" w:cs="Cambria Math"/>
               </w:rPr>
               <m:t>2</m:t>
             </m:r>
@@ -5641,14 +5641,14 @@
           <m:sSubPr>
             <m:ctrlPr>
               <w:rPr>
-                <w:rFonts w:ascii="Cambria Math" w:hAnsi="Cambria Math"/>
+                <w:rFonts w:ascii="Times New Roman" w:hAnsi="Times New Roman"/>
               </w:rPr>
             </m:ctrlPr>
           </m:sSubPr>
           <m:e>
             <m:r>
               <w:rPr>
-                <w:rFonts w:ascii="Cambria Math" w:hAnsi="Cambria Math" w:cs="Cambria Math"/>
+                <w:rFonts w:ascii="Times New Roman" w:hAnsi="Times New Roman" w:cs="Cambria Math"/>
               </w:rPr>
               <m:t>R</m:t>
             </m:r>
@@ -5656,7 +5656,7 @@
           <m:sub>
             <m:r>
               <w:rPr>
-                <w:rFonts w:ascii="Cambria Math" w:hAnsi="Cambria Math" w:cs="Cambria Math"/>
+                <w:rFonts w:ascii="Times New Roman" w:hAnsi="Times New Roman" w:cs="Cambria Math"/>
               </w:rPr>
               <m:t>1</m:t>
             </m:r>
@@ -5676,14 +5676,14 @@
           <m:sSubPr>
             <m:ctrlPr>
               <w:rPr>
-                <w:rFonts w:ascii="Cambria Math" w:hAnsi="Cambria Math"/>
+                <w:rFonts w:ascii="Times New Roman" w:hAnsi="Times New Roman"/>
               </w:rPr>
             </m:ctrlPr>
           </m:sSubPr>
           <m:e>
             <m:r>
               <w:rPr>
-                <w:rFonts w:ascii="Cambria Math" w:hAnsi="Cambria Math" w:cs="Cambria Math"/>
+                <w:rFonts w:ascii="Times New Roman" w:hAnsi="Times New Roman" w:cs="Cambria Math"/>
               </w:rPr>
               <m:t>R</m:t>
             </m:r>
@@ -5691,7 +5691,7 @@
           <m:sub>
             <m:r>
               <w:rPr>
-                <w:rFonts w:ascii="Cambria Math" w:hAnsi="Cambria Math" w:cs="Cambria Math"/>
+                <w:rFonts w:ascii="Times New Roman" w:hAnsi="Times New Roman" w:cs="Cambria Math"/>
               </w:rPr>
               <m:t>2</m:t>
             </m:r>
@@ -5711,14 +5711,14 @@
           <m:sSubPr>
             <m:ctrlPr>
               <w:rPr>
-                <w:rFonts w:ascii="Cambria Math" w:hAnsi="Cambria Math"/>
+                <w:rFonts w:ascii="Times New Roman" w:hAnsi="Times New Roman"/>
               </w:rPr>
             </m:ctrlPr>
           </m:sSubPr>
           <m:e>
             <m:r>
               <w:rPr>
-                <w:rFonts w:ascii="Cambria Math" w:hAnsi="Cambria Math" w:cs="Cambria Math"/>
+                <w:rFonts w:ascii="Times New Roman" w:hAnsi="Times New Roman" w:cs="Cambria Math"/>
               </w:rPr>
               <m:t>R</m:t>
             </m:r>
@@ -5726,7 +5726,7 @@
           <m:sub>
             <m:r>
               <w:rPr>
-                <w:rFonts w:ascii="Cambria Math" w:hAnsi="Cambria Math" w:cs="Cambria Math"/>
+                <w:rFonts w:ascii="Times New Roman" w:hAnsi="Times New Roman" w:cs="Cambria Math"/>
               </w:rPr>
               <m:t>3</m:t>
             </m:r>
@@ -5770,7 +5770,7 @@
           <m:sSubPr>
             <m:ctrlPr>
               <w:rPr>
-                <w:rFonts w:ascii="Cambria Math" w:hAnsi="Cambria Math"/>
+                <w:rFonts w:ascii="Times New Roman" w:hAnsi="Times New Roman"/>
               </w:rPr>
             </m:ctrlPr>
           </m:sSubPr>
@@ -5780,7 +5780,7 @@
                 <m:nor/>
               </m:rPr>
               <w:rPr>
-                <w:rFonts w:ascii="Cambria Math" w:hAnsi="Cambria Math" w:cs="Cambria Math"/>
+                <w:rFonts w:ascii="Times New Roman" w:hAnsi="Times New Roman" w:cs="Cambria Math"/>
               </w:rPr>
               <m:t>S</m:t>
             </m:r>
@@ -5788,7 +5788,7 @@
           <m:sub>
             <m:r>
               <w:rPr>
-                <w:rFonts w:ascii="Cambria Math" w:hAnsi="Cambria Math" w:cs="Cambria Math"/>
+                <w:rFonts w:ascii="Times New Roman" w:hAnsi="Times New Roman" w:cs="Cambria Math"/>
               </w:rPr>
               <m:t>1</m:t>
             </m:r>
@@ -5808,7 +5808,7 @@
           <m:sSubPr>
             <m:ctrlPr>
               <w:rPr>
-                <w:rFonts w:ascii="Cambria Math" w:hAnsi="Cambria Math"/>
+                <w:rFonts w:ascii="Times New Roman" w:hAnsi="Times New Roman"/>
               </w:rPr>
             </m:ctrlPr>
           </m:sSubPr>
@@ -5818,7 +5818,7 @@
                 <m:nor/>
               </m:rPr>
               <w:rPr>
-                <w:rFonts w:ascii="Cambria Math" w:hAnsi="Cambria Math" w:cs="Cambria Math"/>
+                <w:rFonts w:ascii="Times New Roman" w:hAnsi="Times New Roman" w:cs="Cambria Math"/>
               </w:rPr>
               <m:t>S</m:t>
             </m:r>
@@ -5826,7 +5826,7 @@
           <m:sub>
             <m:r>
               <w:rPr>
-                <w:rFonts w:ascii="Cambria Math" w:hAnsi="Cambria Math" w:cs="Cambria Math"/>
+                <w:rFonts w:ascii="Times New Roman" w:hAnsi="Times New Roman" w:cs="Cambria Math"/>
               </w:rPr>
               <m:t>2</m:t>
             </m:r>
@@ -5846,14 +5846,14 @@
           <m:sSubPr>
             <m:ctrlPr>
               <w:rPr>
-                <w:rFonts w:ascii="Cambria Math" w:hAnsi="Cambria Math"/>
+                <w:rFonts w:ascii="Times New Roman" w:hAnsi="Times New Roman"/>
               </w:rPr>
             </m:ctrlPr>
           </m:sSubPr>
           <m:e>
             <m:r>
               <w:rPr>
-                <w:rFonts w:ascii="Cambria Math" w:hAnsi="Cambria Math" w:cs="Cambria Math"/>
+                <w:rFonts w:ascii="Times New Roman" w:hAnsi="Times New Roman" w:cs="Cambria Math"/>
               </w:rPr>
               <m:t>R</m:t>
             </m:r>
@@ -5861,7 +5861,7 @@
           <m:sub>
             <m:r>
               <w:rPr>
-                <w:rFonts w:ascii="Cambria Math" w:hAnsi="Cambria Math" w:cs="Cambria Math"/>
+                <w:rFonts w:ascii="Times New Roman" w:hAnsi="Times New Roman" w:cs="Cambria Math"/>
               </w:rPr>
               <m:t>1</m:t>
             </m:r>
@@ -5881,14 +5881,14 @@
           <m:sSubPr>
             <m:ctrlPr>
               <w:rPr>
-                <w:rFonts w:ascii="Cambria Math" w:hAnsi="Cambria Math"/>
+                <w:rFonts w:ascii="Times New Roman" w:hAnsi="Times New Roman"/>
               </w:rPr>
             </m:ctrlPr>
           </m:sSubPr>
           <m:e>
             <m:r>
               <w:rPr>
-                <w:rFonts w:ascii="Cambria Math" w:hAnsi="Cambria Math" w:cs="Cambria Math"/>
+                <w:rFonts w:ascii="Times New Roman" w:hAnsi="Times New Roman" w:cs="Cambria Math"/>
               </w:rPr>
               <m:t>R</m:t>
             </m:r>
@@ -5896,7 +5896,7 @@
           <m:sub>
             <m:r>
               <w:rPr>
-                <w:rFonts w:ascii="Cambria Math" w:hAnsi="Cambria Math" w:cs="Cambria Math"/>
+                <w:rFonts w:ascii="Times New Roman" w:hAnsi="Times New Roman" w:cs="Cambria Math"/>
               </w:rPr>
               <m:t>2</m:t>
             </m:r>
@@ -5916,14 +5916,14 @@
           <m:sSubPr>
             <m:ctrlPr>
               <w:rPr>
-                <w:rFonts w:ascii="Cambria Math" w:hAnsi="Cambria Math"/>
+                <w:rFonts w:ascii="Times New Roman" w:hAnsi="Times New Roman"/>
               </w:rPr>
             </m:ctrlPr>
           </m:sSubPr>
           <m:e>
             <m:r>
               <w:rPr>
-                <w:rFonts w:ascii="Cambria Math" w:hAnsi="Cambria Math" w:cs="Cambria Math"/>
+                <w:rFonts w:ascii="Times New Roman" w:hAnsi="Times New Roman" w:cs="Cambria Math"/>
               </w:rPr>
               <m:t>R</m:t>
             </m:r>
@@ -5931,7 +5931,7 @@
           <m:sub>
             <m:r>
               <w:rPr>
-                <w:rFonts w:ascii="Cambria Math" w:hAnsi="Cambria Math" w:cs="Cambria Math"/>
+                <w:rFonts w:ascii="Times New Roman" w:hAnsi="Times New Roman" w:cs="Cambria Math"/>
               </w:rPr>
               <m:t>3</m:t>
             </m:r>
@@ -6051,7 +6051,7 @@
           <m:sSubPr>
             <m:ctrlPr>
               <w:rPr>
-                <w:rFonts w:ascii="Cambria Math" w:hAnsi="Cambria Math"/>
+                <w:rFonts w:ascii="Times New Roman" w:hAnsi="Times New Roman"/>
               </w:rPr>
             </m:ctrlPr>
           </m:sSubPr>
@@ -6061,7 +6061,7 @@
                 <m:nor/>
               </m:rPr>
               <w:rPr>
-                <w:rFonts w:ascii="Cambria Math" w:hAnsi="Cambria Math" w:cs="Cambria Math"/>
+                <w:rFonts w:ascii="Times New Roman" w:hAnsi="Times New Roman" w:cs="Cambria Math"/>
               </w:rPr>
               <m:t>S</m:t>
             </m:r>
@@ -6069,7 +6069,7 @@
           <m:sub>
             <m:r>
               <w:rPr>
-                <w:rFonts w:ascii="Cambria Math" w:hAnsi="Cambria Math" w:cs="Cambria Math"/>
+                <w:rFonts w:ascii="Times New Roman" w:hAnsi="Times New Roman" w:cs="Cambria Math"/>
               </w:rPr>
               <m:t>1</m:t>
             </m:r>
@@ -6089,7 +6089,7 @@
           <m:sSubPr>
             <m:ctrlPr>
               <w:rPr>
-                <w:rFonts w:ascii="Cambria Math" w:hAnsi="Cambria Math"/>
+                <w:rFonts w:ascii="Times New Roman" w:hAnsi="Times New Roman"/>
               </w:rPr>
             </m:ctrlPr>
           </m:sSubPr>
@@ -6099,7 +6099,7 @@
                 <m:nor/>
               </m:rPr>
               <w:rPr>
-                <w:rFonts w:ascii="Cambria Math" w:hAnsi="Cambria Math" w:cs="Cambria Math"/>
+                <w:rFonts w:ascii="Times New Roman" w:hAnsi="Times New Roman" w:cs="Cambria Math"/>
               </w:rPr>
               <m:t>S</m:t>
             </m:r>
@@ -6107,7 +6107,7 @@
           <m:sub>
             <m:r>
               <w:rPr>
-                <w:rFonts w:ascii="Cambria Math" w:hAnsi="Cambria Math" w:cs="Cambria Math"/>
+                <w:rFonts w:ascii="Times New Roman" w:hAnsi="Times New Roman" w:cs="Cambria Math"/>
               </w:rPr>
               <m:t>2</m:t>
             </m:r>
@@ -6127,14 +6127,14 @@
           <m:sSubPr>
             <m:ctrlPr>
               <w:rPr>
-                <w:rFonts w:ascii="Cambria Math" w:hAnsi="Cambria Math"/>
+                <w:rFonts w:ascii="Times New Roman" w:hAnsi="Times New Roman"/>
               </w:rPr>
             </m:ctrlPr>
           </m:sSubPr>
           <m:e>
             <m:r>
               <w:rPr>
-                <w:rFonts w:ascii="Cambria Math" w:hAnsi="Cambria Math" w:cs="Cambria Math"/>
+                <w:rFonts w:ascii="Times New Roman" w:hAnsi="Times New Roman" w:cs="Cambria Math"/>
               </w:rPr>
               <m:t>I</m:t>
             </m:r>
@@ -6142,7 +6142,7 @@
           <m:sub>
             <m:r>
               <w:rPr>
-                <w:rFonts w:ascii="Cambria Math" w:hAnsi="Cambria Math" w:cs="Cambria Math"/>
+                <w:rFonts w:ascii="Times New Roman" w:hAnsi="Times New Roman" w:cs="Cambria Math"/>
               </w:rPr>
               <m:t>0</m:t>
             </m:r>
@@ -6150,7 +6150,7 @@
         </m:sSub>
         <m:r>
           <w:rPr>
-            <w:rFonts w:ascii="Cambria Math" w:hAnsi="Cambria Math" w:cs="Cambria Math"/>
+            <w:rFonts w:ascii="Times New Roman" w:hAnsi="Times New Roman" w:cs="Cambria Math"/>
           </w:rPr>
           <m:t>=</m:t>
         </m:r>
@@ -6158,14 +6158,14 @@
           <m:fPr>
             <m:ctrlPr>
               <w:rPr>
-                <w:rFonts w:ascii="Cambria Math" w:hAnsi="Cambria Math"/>
+                <w:rFonts w:ascii="Times New Roman" w:hAnsi="Times New Roman"/>
               </w:rPr>
             </m:ctrlPr>
           </m:fPr>
           <m:num>
             <m:r>
               <w:rPr>
-                <w:rFonts w:ascii="Cambria Math" w:hAnsi="Cambria Math" w:cs="Cambria Math"/>
+                <w:rFonts w:ascii="Times New Roman" w:hAnsi="Times New Roman" w:cs="Cambria Math"/>
               </w:rPr>
               <m:t>E</m:t>
             </m:r>
@@ -6175,14 +6175,14 @@
               <m:sSubPr>
                 <m:ctrlPr>
                   <w:rPr>
-                    <w:rFonts w:ascii="Cambria Math" w:hAnsi="Cambria Math"/>
+                    <w:rFonts w:ascii="Times New Roman" w:hAnsi="Times New Roman"/>
                   </w:rPr>
                 </m:ctrlPr>
               </m:sSubPr>
               <m:e>
                 <m:r>
                   <w:rPr>
-                    <w:rFonts w:ascii="Cambria Math" w:hAnsi="Cambria Math" w:cs="Cambria Math"/>
+                    <w:rFonts w:ascii="Times New Roman" w:hAnsi="Times New Roman" w:cs="Cambria Math"/>
                   </w:rPr>
                   <m:t>R</m:t>
                 </m:r>
@@ -6190,7 +6190,7 @@
               <m:sub>
                 <m:r>
                   <w:rPr>
-                    <w:rFonts w:ascii="Cambria Math" w:hAnsi="Cambria Math" w:cs="Cambria Math"/>
+                    <w:rFonts w:ascii="Times New Roman" w:hAnsi="Times New Roman" w:cs="Cambria Math"/>
                   </w:rPr>
                   <m:t>1</m:t>
                 </m:r>
@@ -6198,7 +6198,7 @@
             </m:sSub>
             <m:r>
               <w:rPr>
-                <w:rFonts w:ascii="Cambria Math" w:hAnsi="Cambria Math" w:cs="Cambria Math"/>
+                <w:rFonts w:ascii="Times New Roman" w:hAnsi="Times New Roman" w:cs="Cambria Math"/>
               </w:rPr>
               <m:t>+r</m:t>
             </m:r>
@@ -6228,7 +6228,7 @@
           <m:sSubPr>
             <m:ctrlPr>
               <w:rPr>
-                <w:rFonts w:ascii="Cambria Math" w:hAnsi="Cambria Math"/>
+                <w:rFonts w:ascii="Times New Roman" w:hAnsi="Times New Roman"/>
               </w:rPr>
             </m:ctrlPr>
           </m:sSubPr>
@@ -6238,7 +6238,7 @@
                 <m:nor/>
               </m:rPr>
               <w:rPr>
-                <w:rFonts w:ascii="Cambria Math" w:hAnsi="Cambria Math" w:cs="Cambria Math"/>
+                <w:rFonts w:ascii="Times New Roman" w:hAnsi="Times New Roman" w:cs="Cambria Math"/>
               </w:rPr>
               <m:t>S</m:t>
             </m:r>
@@ -6246,7 +6246,7 @@
           <m:sub>
             <m:r>
               <w:rPr>
-                <w:rFonts w:ascii="Cambria Math" w:hAnsi="Cambria Math" w:cs="Cambria Math"/>
+                <w:rFonts w:ascii="Times New Roman" w:hAnsi="Times New Roman" w:cs="Cambria Math"/>
               </w:rPr>
               <m:t>1</m:t>
             </m:r>
@@ -6266,7 +6266,7 @@
           <m:sSubPr>
             <m:ctrlPr>
               <w:rPr>
-                <w:rFonts w:ascii="Cambria Math" w:hAnsi="Cambria Math"/>
+                <w:rFonts w:ascii="Times New Roman" w:hAnsi="Times New Roman"/>
               </w:rPr>
             </m:ctrlPr>
           </m:sSubPr>
@@ -6276,7 +6276,7 @@
                 <m:nor/>
               </m:rPr>
               <w:rPr>
-                <w:rFonts w:ascii="Cambria Math" w:hAnsi="Cambria Math" w:cs="Cambria Math"/>
+                <w:rFonts w:ascii="Times New Roman" w:hAnsi="Times New Roman" w:cs="Cambria Math"/>
               </w:rPr>
               <m:t>S</m:t>
             </m:r>
@@ -6284,7 +6284,7 @@
           <m:sub>
             <m:r>
               <w:rPr>
-                <w:rFonts w:ascii="Cambria Math" w:hAnsi="Cambria Math" w:cs="Cambria Math"/>
+                <w:rFonts w:ascii="Times New Roman" w:hAnsi="Times New Roman" w:cs="Cambria Math"/>
               </w:rPr>
               <m:t>2</m:t>
             </m:r>
@@ -6302,7 +6302,7 @@
       <m:oMath>
         <m:r>
           <w:rPr>
-            <w:rFonts w:ascii="Cambria Math" w:hAnsi="Cambria Math" w:cs="Cambria Math"/>
+            <w:rFonts w:ascii="Times New Roman" w:hAnsi="Times New Roman" w:cs="Cambria Math"/>
           </w:rPr>
           <m:t>0.5</m:t>
         </m:r>
@@ -6310,14 +6310,14 @@
           <m:sSubPr>
             <m:ctrlPr>
               <w:rPr>
-                <w:rFonts w:ascii="Cambria Math" w:hAnsi="Cambria Math"/>
+                <w:rFonts w:ascii="Times New Roman" w:hAnsi="Times New Roman"/>
               </w:rPr>
             </m:ctrlPr>
           </m:sSubPr>
           <m:e>
             <m:r>
               <w:rPr>
-                <w:rFonts w:ascii="Cambria Math" w:hAnsi="Cambria Math" w:cs="Cambria Math"/>
+                <w:rFonts w:ascii="Times New Roman" w:hAnsi="Times New Roman" w:cs="Cambria Math"/>
               </w:rPr>
               <m:t>I</m:t>
             </m:r>
@@ -6325,7 +6325,7 @@
           <m:sub>
             <m:r>
               <w:rPr>
-                <w:rFonts w:ascii="Cambria Math" w:hAnsi="Cambria Math" w:cs="Cambria Math"/>
+                <w:rFonts w:ascii="Times New Roman" w:hAnsi="Times New Roman" w:cs="Cambria Math"/>
               </w:rPr>
               <m:t>0</m:t>
             </m:r>
@@ -6333,7 +6333,7 @@
         </m:sSub>
         <m:r>
           <w:rPr>
-            <w:rFonts w:ascii="Cambria Math" w:hAnsi="Cambria Math" w:cs="Cambria Math"/>
+            <w:rFonts w:ascii="Times New Roman" w:hAnsi="Times New Roman" w:cs="Cambria Math"/>
           </w:rPr>
           <m:t>=</m:t>
         </m:r>
@@ -6341,14 +6341,14 @@
           <m:fPr>
             <m:ctrlPr>
               <w:rPr>
-                <w:rFonts w:ascii="Cambria Math" w:hAnsi="Cambria Math"/>
+                <w:rFonts w:ascii="Times New Roman" w:hAnsi="Times New Roman"/>
               </w:rPr>
             </m:ctrlPr>
           </m:fPr>
           <m:num>
             <m:r>
               <w:rPr>
-                <w:rFonts w:ascii="Cambria Math" w:hAnsi="Cambria Math" w:cs="Cambria Math"/>
+                <w:rFonts w:ascii="Times New Roman" w:hAnsi="Times New Roman" w:cs="Cambria Math"/>
               </w:rPr>
               <m:t>E</m:t>
             </m:r>
@@ -6358,14 +6358,14 @@
               <m:sSubPr>
                 <m:ctrlPr>
                   <w:rPr>
-                    <w:rFonts w:ascii="Cambria Math" w:hAnsi="Cambria Math"/>
+                    <w:rFonts w:ascii="Times New Roman" w:hAnsi="Times New Roman"/>
                   </w:rPr>
                 </m:ctrlPr>
               </m:sSubPr>
               <m:e>
                 <m:r>
                   <w:rPr>
-                    <w:rFonts w:ascii="Cambria Math" w:hAnsi="Cambria Math" w:cs="Cambria Math"/>
+                    <w:rFonts w:ascii="Times New Roman" w:hAnsi="Times New Roman" w:cs="Cambria Math"/>
                   </w:rPr>
                   <m:t>R</m:t>
                 </m:r>
@@ -6373,7 +6373,7 @@
               <m:sub>
                 <m:r>
                   <w:rPr>
-                    <w:rFonts w:ascii="Cambria Math" w:hAnsi="Cambria Math" w:cs="Cambria Math"/>
+                    <w:rFonts w:ascii="Times New Roman" w:hAnsi="Times New Roman" w:cs="Cambria Math"/>
                   </w:rPr>
                   <m:t>3</m:t>
                 </m:r>
@@ -6381,7 +6381,7 @@
             </m:sSub>
             <m:r>
               <w:rPr>
-                <w:rFonts w:ascii="Cambria Math" w:hAnsi="Cambria Math" w:cs="Cambria Math"/>
+                <w:rFonts w:ascii="Times New Roman" w:hAnsi="Times New Roman" w:cs="Cambria Math"/>
               </w:rPr>
               <m:t>+r</m:t>
             </m:r>
@@ -6409,7 +6409,7 @@
       <m:oMath>
         <m:r>
           <w:rPr>
-            <w:rFonts w:ascii="Cambria Math" w:hAnsi="Cambria Math" w:cs="Cambria Math"/>
+            <w:rFonts w:ascii="Times New Roman" w:hAnsi="Times New Roman" w:cs="Cambria Math"/>
           </w:rPr>
           <m:t>r=2R</m:t>
         </m:r>
@@ -6495,7 +6495,7 @@
           <m:sSubPr>
             <m:ctrlPr>
               <w:rPr>
-                <w:rFonts w:ascii="Cambria Math" w:hAnsi="Cambria Math"/>
+                <w:rFonts w:ascii="Times New Roman" w:hAnsi="Times New Roman"/>
               </w:rPr>
             </m:ctrlPr>
           </m:sSubPr>
@@ -6505,7 +6505,7 @@
                 <m:nor/>
               </m:rPr>
               <w:rPr>
-                <w:rFonts w:ascii="Cambria Math" w:hAnsi="Cambria Math" w:cs="Cambria Math"/>
+                <w:rFonts w:ascii="Times New Roman" w:hAnsi="Times New Roman" w:cs="Cambria Math"/>
               </w:rPr>
               <m:t>S</m:t>
             </m:r>
@@ -6513,7 +6513,7 @@
           <m:sub>
             <m:r>
               <w:rPr>
-                <w:rFonts w:ascii="Cambria Math" w:hAnsi="Cambria Math" w:cs="Cambria Math"/>
+                <w:rFonts w:ascii="Times New Roman" w:hAnsi="Times New Roman" w:cs="Cambria Math"/>
               </w:rPr>
               <m:t>1</m:t>
             </m:r>
@@ -6533,7 +6533,7 @@
           <m:sSubPr>
             <m:ctrlPr>
               <w:rPr>
-                <w:rFonts w:ascii="Cambria Math" w:hAnsi="Cambria Math"/>
+                <w:rFonts w:ascii="Times New Roman" w:hAnsi="Times New Roman"/>
               </w:rPr>
             </m:ctrlPr>
           </m:sSubPr>
@@ -6543,7 +6543,7 @@
                 <m:nor/>
               </m:rPr>
               <w:rPr>
-                <w:rFonts w:ascii="Cambria Math" w:hAnsi="Cambria Math" w:cs="Cambria Math"/>
+                <w:rFonts w:ascii="Times New Roman" w:hAnsi="Times New Roman" w:cs="Cambria Math"/>
               </w:rPr>
               <m:t>S</m:t>
             </m:r>
@@ -6551,7 +6551,7 @@
           <m:sub>
             <m:r>
               <w:rPr>
-                <w:rFonts w:ascii="Cambria Math" w:hAnsi="Cambria Math" w:cs="Cambria Math"/>
+                <w:rFonts w:ascii="Times New Roman" w:hAnsi="Times New Roman" w:cs="Cambria Math"/>
               </w:rPr>
               <m:t>2</m:t>
             </m:r>
@@ -6571,14 +6571,14 @@
           <m:sSubPr>
             <m:ctrlPr>
               <w:rPr>
-                <w:rFonts w:ascii="Cambria Math" w:hAnsi="Cambria Math"/>
+                <w:rFonts w:ascii="Times New Roman" w:hAnsi="Times New Roman"/>
               </w:rPr>
             </m:ctrlPr>
           </m:sSubPr>
           <m:e>
             <m:r>
               <w:rPr>
-                <w:rFonts w:ascii="Cambria Math" w:hAnsi="Cambria Math" w:cs="Cambria Math"/>
+                <w:rFonts w:ascii="Times New Roman" w:hAnsi="Times New Roman" w:cs="Cambria Math"/>
               </w:rPr>
               <m:t>R</m:t>
             </m:r>
@@ -6586,7 +6586,7 @@
           <m:sub>
             <m:r>
               <w:rPr>
-                <w:rFonts w:ascii="Cambria Math" w:hAnsi="Cambria Math" w:cs="Cambria Math"/>
+                <w:rFonts w:ascii="Times New Roman" w:hAnsi="Times New Roman" w:cs="Cambria Math"/>
               </w:rPr>
               <m:t>1</m:t>
             </m:r>
@@ -6606,14 +6606,14 @@
           <m:sSubPr>
             <m:ctrlPr>
               <w:rPr>
-                <w:rFonts w:ascii="Cambria Math" w:hAnsi="Cambria Math"/>
+                <w:rFonts w:ascii="Times New Roman" w:hAnsi="Times New Roman"/>
               </w:rPr>
             </m:ctrlPr>
           </m:sSubPr>
           <m:e>
             <m:r>
               <w:rPr>
-                <w:rFonts w:ascii="Cambria Math" w:hAnsi="Cambria Math" w:cs="Cambria Math"/>
+                <w:rFonts w:ascii="Times New Roman" w:hAnsi="Times New Roman" w:cs="Cambria Math"/>
               </w:rPr>
               <m:t>R</m:t>
             </m:r>
@@ -6621,7 +6621,7 @@
           <m:sub>
             <m:r>
               <w:rPr>
-                <w:rFonts w:ascii="Cambria Math" w:hAnsi="Cambria Math" w:cs="Cambria Math"/>
+                <w:rFonts w:ascii="Times New Roman" w:hAnsi="Times New Roman" w:cs="Cambria Math"/>
               </w:rPr>
               <m:t>2</m:t>
             </m:r>
@@ -6641,14 +6641,14 @@
           <m:sSubPr>
             <m:ctrlPr>
               <w:rPr>
-                <w:rFonts w:ascii="Cambria Math" w:hAnsi="Cambria Math"/>
+                <w:rFonts w:ascii="Times New Roman" w:hAnsi="Times New Roman"/>
               </w:rPr>
             </m:ctrlPr>
           </m:sSubPr>
           <m:e>
             <m:r>
               <w:rPr>
-                <w:rFonts w:ascii="Cambria Math" w:hAnsi="Cambria Math" w:cs="Cambria Math"/>
+                <w:rFonts w:ascii="Times New Roman" w:hAnsi="Times New Roman" w:cs="Cambria Math"/>
               </w:rPr>
               <m:t>R</m:t>
             </m:r>
@@ -6656,7 +6656,7 @@
           <m:sub>
             <m:r>
               <w:rPr>
-                <w:rFonts w:ascii="Cambria Math" w:hAnsi="Cambria Math" w:cs="Cambria Math"/>
+                <w:rFonts w:ascii="Times New Roman" w:hAnsi="Times New Roman" w:cs="Cambria Math"/>
               </w:rPr>
               <m:t>3</m:t>
             </m:r>
@@ -6848,7 +6848,7 @@
           <m:dPr>
             <m:ctrlPr>
               <w:rPr>
-                <w:rFonts w:ascii="Cambria Math" w:hAnsi="Cambria Math"/>
+                <w:rFonts w:ascii="Times New Roman" w:hAnsi="Times New Roman"/>
               </w:rPr>
             </m:ctrlPr>
           </m:dPr>
@@ -6857,14 +6857,14 @@
               <m:sSubPr>
                 <m:ctrlPr>
                   <w:rPr>
-                    <w:rFonts w:ascii="Cambria Math" w:hAnsi="Cambria Math"/>
+                    <w:rFonts w:ascii="Times New Roman" w:hAnsi="Times New Roman"/>
                   </w:rPr>
                 </m:ctrlPr>
               </m:sSubPr>
               <m:e>
                 <m:r>
                   <w:rPr>
-                    <w:rFonts w:ascii="Cambria Math" w:hAnsi="Cambria Math" w:cs="Cambria Math"/>
+                    <w:rFonts w:ascii="Times New Roman" w:hAnsi="Times New Roman" w:cs="Cambria Math"/>
                   </w:rPr>
                   <m:t>I</m:t>
                 </m:r>
@@ -6872,7 +6872,7 @@
               <m:sub>
                 <m:r>
                   <w:rPr>
-                    <w:rFonts w:ascii="Cambria Math" w:hAnsi="Cambria Math" w:cs="Cambria Math"/>
+                    <w:rFonts w:ascii="Times New Roman" w:hAnsi="Times New Roman" w:cs="Cambria Math"/>
                   </w:rPr>
                   <m:t>0</m:t>
                 </m:r>
@@ -6880,7 +6880,7 @@
             </m:sSub>
             <m:r>
               <w:rPr>
-                <w:rFonts w:ascii="Cambria Math" w:hAnsi="Cambria Math" w:cs="Cambria Math"/>
+                <w:rFonts w:ascii="Times New Roman" w:hAnsi="Times New Roman" w:cs="Cambria Math"/>
               </w:rPr>
               <m:t>,</m:t>
             </m:r>
@@ -6888,14 +6888,14 @@
               <m:sSubPr>
                 <m:ctrlPr>
                   <w:rPr>
-                    <w:rFonts w:ascii="Cambria Math" w:hAnsi="Cambria Math"/>
+                    <w:rFonts w:ascii="Times New Roman" w:hAnsi="Times New Roman"/>
                   </w:rPr>
                 </m:ctrlPr>
               </m:sSubPr>
               <m:e>
                 <m:r>
                   <w:rPr>
-                    <w:rFonts w:ascii="Cambria Math" w:hAnsi="Cambria Math" w:cs="Cambria Math"/>
+                    <w:rFonts w:ascii="Times New Roman" w:hAnsi="Times New Roman" w:cs="Cambria Math"/>
                   </w:rPr>
                   <m:t>U</m:t>
                 </m:r>
@@ -6903,7 +6903,7 @@
               <m:sub>
                 <m:r>
                   <w:rPr>
-                    <w:rFonts w:ascii="Cambria Math" w:hAnsi="Cambria Math" w:cs="Cambria Math"/>
+                    <w:rFonts w:ascii="Times New Roman" w:hAnsi="Times New Roman" w:cs="Cambria Math"/>
                   </w:rPr>
                   <m:t>0</m:t>
                 </m:r>
@@ -6951,7 +6951,7 @@
           <m:dPr>
             <m:ctrlPr>
               <w:rPr>
-                <w:rFonts w:ascii="Cambria Math" w:hAnsi="Cambria Math"/>
+                <w:rFonts w:ascii="Times New Roman" w:hAnsi="Times New Roman"/>
               </w:rPr>
             </m:ctrlPr>
           </m:dPr>
@@ -6960,14 +6960,14 @@
               <m:sSubPr>
                 <m:ctrlPr>
                   <w:rPr>
-                    <w:rFonts w:ascii="Cambria Math" w:hAnsi="Cambria Math"/>
+                    <w:rFonts w:ascii="Times New Roman" w:hAnsi="Times New Roman"/>
                   </w:rPr>
                 </m:ctrlPr>
               </m:sSubPr>
               <m:e>
                 <m:r>
                   <w:rPr>
-                    <w:rFonts w:ascii="Cambria Math" w:hAnsi="Cambria Math" w:cs="Cambria Math"/>
+                    <w:rFonts w:ascii="Times New Roman" w:hAnsi="Times New Roman" w:cs="Cambria Math"/>
                   </w:rPr>
                   <m:t>I</m:t>
                 </m:r>
@@ -6975,7 +6975,7 @@
               <m:sub>
                 <m:r>
                   <w:rPr>
-                    <w:rFonts w:ascii="Cambria Math" w:hAnsi="Cambria Math" w:cs="Cambria Math"/>
+                    <w:rFonts w:ascii="Times New Roman" w:hAnsi="Times New Roman" w:cs="Cambria Math"/>
                   </w:rPr>
                   <m:t>1</m:t>
                 </m:r>
@@ -6983,7 +6983,7 @@
             </m:sSub>
             <m:r>
               <w:rPr>
-                <w:rFonts w:ascii="Cambria Math" w:hAnsi="Cambria Math" w:cs="Cambria Math"/>
+                <w:rFonts w:ascii="Times New Roman" w:hAnsi="Times New Roman" w:cs="Cambria Math"/>
               </w:rPr>
               <m:t>,0</m:t>
             </m:r>
@@ -7003,7 +7003,7 @@
           <m:dPr>
             <m:ctrlPr>
               <w:rPr>
-                <w:rFonts w:ascii="Cambria Math" w:hAnsi="Cambria Math"/>
+                <w:rFonts w:ascii="Times New Roman" w:hAnsi="Times New Roman"/>
               </w:rPr>
             </m:ctrlPr>
           </m:dPr>
@@ -7012,14 +7012,14 @@
               <m:sSubPr>
                 <m:ctrlPr>
                   <w:rPr>
-                    <w:rFonts w:ascii="Cambria Math" w:hAnsi="Cambria Math"/>
+                    <w:rFonts w:ascii="Times New Roman" w:hAnsi="Times New Roman"/>
                   </w:rPr>
                 </m:ctrlPr>
               </m:sSubPr>
               <m:e>
                 <m:r>
                   <w:rPr>
-                    <w:rFonts w:ascii="Cambria Math" w:hAnsi="Cambria Math" w:cs="Cambria Math"/>
+                    <w:rFonts w:ascii="Times New Roman" w:hAnsi="Times New Roman" w:cs="Cambria Math"/>
                   </w:rPr>
                   <m:t>I</m:t>
                 </m:r>
@@ -7027,7 +7027,7 @@
               <m:sub>
                 <m:r>
                   <w:rPr>
-                    <w:rFonts w:ascii="Cambria Math" w:hAnsi="Cambria Math" w:cs="Cambria Math"/>
+                    <w:rFonts w:ascii="Times New Roman" w:hAnsi="Times New Roman" w:cs="Cambria Math"/>
                   </w:rPr>
                   <m:t>2</m:t>
                 </m:r>
@@ -7035,7 +7035,7 @@
             </m:sSub>
             <m:r>
               <w:rPr>
-                <w:rFonts w:ascii="Cambria Math" w:hAnsi="Cambria Math" w:cs="Cambria Math"/>
+                <w:rFonts w:ascii="Times New Roman" w:hAnsi="Times New Roman" w:cs="Cambria Math"/>
               </w:rPr>
               <m:t>,0</m:t>
             </m:r>
@@ -7053,7 +7053,7 @@
       <m:oMath>
         <m:r>
           <w:rPr>
-            <w:rFonts w:ascii="Cambria Math" w:hAnsi="Cambria Math" w:cs="Cambria Math"/>
+            <w:rFonts w:ascii="Times New Roman" w:hAnsi="Times New Roman" w:cs="Cambria Math"/>
           </w:rPr>
           <m:t>(0,E)</m:t>
         </m:r>
@@ -7126,14 +7126,14 @@
           <m:sSubPr>
             <m:ctrlPr>
               <w:rPr>
-                <w:rFonts w:ascii="Cambria Math" w:hAnsi="Cambria Math"/>
+                <w:rFonts w:ascii="Times New Roman" w:hAnsi="Times New Roman"/>
               </w:rPr>
             </m:ctrlPr>
           </m:sSubPr>
           <m:e>
             <m:r>
               <w:rPr>
-                <w:rFonts w:ascii="Cambria Math" w:hAnsi="Cambria Math" w:cs="Cambria Math"/>
+                <w:rFonts w:ascii="Times New Roman" w:hAnsi="Times New Roman" w:cs="Cambria Math"/>
               </w:rPr>
               <m:t>I</m:t>
             </m:r>
@@ -7141,7 +7141,7 @@
           <m:sub>
             <m:r>
               <w:rPr>
-                <w:rFonts w:ascii="Cambria Math" w:hAnsi="Cambria Math" w:cs="Cambria Math"/>
+                <w:rFonts w:ascii="Times New Roman" w:hAnsi="Times New Roman" w:cs="Cambria Math"/>
               </w:rPr>
               <m:t>0</m:t>
             </m:r>
@@ -7218,7 +7218,7 @@
         <w:spacing w:line="300" w:lineRule="multiple" w:before="0" w:after="0"/>
         <w:jc w:val="left"/>
         <w:rPr>
-          <w:rFonts w:eastAsia="Times New Roman"/>
+          <w:rFonts w:eastAsia="宋体"/>
           <w:i/>
           <w:sz w:val="21"/>
           <w:szCs w:val="21"/>
@@ -7245,7 +7245,7 @@
           <m:fPr>
             <m:ctrlPr>
               <w:rPr>
-                <w:rFonts w:ascii="Cambria Math" w:hAnsi="Cambria Math"/>
+                <w:rFonts w:ascii="Times New Roman" w:hAnsi="Times New Roman"/>
               </w:rPr>
             </m:ctrlPr>
           </m:fPr>
@@ -7254,14 +7254,14 @@
               <m:sSubPr>
                 <m:ctrlPr>
                   <w:rPr>
-                    <w:rFonts w:ascii="Cambria Math" w:hAnsi="Cambria Math"/>
+                    <w:rFonts w:ascii="Times New Roman" w:hAnsi="Times New Roman"/>
                   </w:rPr>
                 </m:ctrlPr>
               </m:sSubPr>
               <m:e>
                 <m:r>
                   <w:rPr>
-                    <w:rFonts w:ascii="Cambria Math" w:hAnsi="Cambria Math" w:cs="Cambria Math"/>
+                    <w:rFonts w:ascii="Times New Roman" w:hAnsi="Times New Roman" w:cs="Cambria Math"/>
                   </w:rPr>
                   <m:t>U</m:t>
                 </m:r>
@@ -7269,7 +7269,7 @@
               <m:sub>
                 <m:r>
                   <w:rPr>
-                    <w:rFonts w:ascii="Cambria Math" w:hAnsi="Cambria Math" w:cs="Cambria Math"/>
+                    <w:rFonts w:ascii="Times New Roman" w:hAnsi="Times New Roman" w:cs="Cambria Math"/>
                   </w:rPr>
                   <m:t>0</m:t>
                 </m:r>
@@ -7281,14 +7281,14 @@
               <m:sSubPr>
                 <m:ctrlPr>
                   <w:rPr>
-                    <w:rFonts w:ascii="Cambria Math" w:hAnsi="Cambria Math"/>
+                    <w:rFonts w:ascii="Times New Roman" w:hAnsi="Times New Roman"/>
                   </w:rPr>
                 </m:ctrlPr>
               </m:sSubPr>
               <m:e>
                 <m:r>
                   <w:rPr>
-                    <w:rFonts w:ascii="Cambria Math" w:hAnsi="Cambria Math" w:cs="Cambria Math"/>
+                    <w:rFonts w:ascii="Times New Roman" w:hAnsi="Times New Roman" w:cs="Cambria Math"/>
                   </w:rPr>
                   <m:t>I</m:t>
                 </m:r>
@@ -7296,7 +7296,7 @@
               <m:sub>
                 <m:r>
                   <w:rPr>
-                    <w:rFonts w:ascii="Cambria Math" w:hAnsi="Cambria Math" w:cs="Cambria Math"/>
+                    <w:rFonts w:ascii="Times New Roman" w:hAnsi="Times New Roman" w:cs="Cambria Math"/>
                   </w:rPr>
                   <m:t>0</m:t>
                 </m:r>
@@ -7304,7 +7304,7 @@
             </m:sSub>
             <m:r>
               <w:rPr>
-                <w:rFonts w:ascii="Cambria Math" w:hAnsi="Cambria Math" w:cs="Cambria Math"/>
+                <w:rFonts w:ascii="Times New Roman" w:hAnsi="Times New Roman" w:cs="Cambria Math"/>
               </w:rPr>
               <m:t>-</m:t>
             </m:r>
@@ -7312,14 +7312,14 @@
               <m:sSubPr>
                 <m:ctrlPr>
                   <w:rPr>
-                    <w:rFonts w:ascii="Cambria Math" w:hAnsi="Cambria Math"/>
+                    <w:rFonts w:ascii="Times New Roman" w:hAnsi="Times New Roman"/>
                   </w:rPr>
                 </m:ctrlPr>
               </m:sSubPr>
               <m:e>
                 <m:r>
                   <w:rPr>
-                    <w:rFonts w:ascii="Cambria Math" w:hAnsi="Cambria Math" w:cs="Cambria Math"/>
+                    <w:rFonts w:ascii="Times New Roman" w:hAnsi="Times New Roman" w:cs="Cambria Math"/>
                   </w:rPr>
                   <m:t>I</m:t>
                 </m:r>
@@ -7327,7 +7327,7 @@
               <m:sub>
                 <m:r>
                   <w:rPr>
-                    <w:rFonts w:ascii="Cambria Math" w:hAnsi="Cambria Math" w:cs="Cambria Math"/>
+                    <w:rFonts w:ascii="Times New Roman" w:hAnsi="Times New Roman" w:cs="Cambria Math"/>
                   </w:rPr>
                   <m:t>1</m:t>
                 </m:r>
@@ -7408,14 +7408,14 @@
           <m:fPr>
             <m:ctrlPr>
               <w:rPr>
-                <w:rFonts w:ascii="Cambria Math" w:hAnsi="Cambria Math"/>
+                <w:rFonts w:ascii="Times New Roman" w:hAnsi="Times New Roman"/>
               </w:rPr>
             </m:ctrlPr>
           </m:fPr>
           <m:num>
             <m:r>
               <w:rPr>
-                <w:rFonts w:ascii="Cambria Math" w:hAnsi="Cambria Math" w:cs="Cambria Math"/>
+                <w:rFonts w:ascii="Times New Roman" w:hAnsi="Times New Roman" w:cs="Cambria Math"/>
               </w:rPr>
               <m:t>1</m:t>
             </m:r>
@@ -7423,7 +7423,7 @@
           <m:den>
             <m:r>
               <w:rPr>
-                <w:rFonts w:ascii="Cambria Math" w:hAnsi="Cambria Math" w:cs="Cambria Math"/>
+                <w:rFonts w:ascii="Times New Roman" w:hAnsi="Times New Roman" w:cs="Cambria Math"/>
               </w:rPr>
               <m:t>2</m:t>
             </m:r>
@@ -7431,7 +7431,7 @@
         </m:f>
         <m:r>
           <w:rPr>
-            <w:rFonts w:ascii="Cambria Math" w:hAnsi="Cambria Math" w:cs="Cambria Math"/>
+            <w:rFonts w:ascii="Times New Roman" w:hAnsi="Times New Roman" w:cs="Cambria Math"/>
           </w:rPr>
           <m:t>E</m:t>
         </m:r>
@@ -7439,14 +7439,14 @@
           <m:sSubPr>
             <m:ctrlPr>
               <w:rPr>
-                <w:rFonts w:ascii="Cambria Math" w:hAnsi="Cambria Math"/>
+                <w:rFonts w:ascii="Times New Roman" w:hAnsi="Times New Roman"/>
               </w:rPr>
             </m:ctrlPr>
           </m:sSubPr>
           <m:e>
             <m:r>
               <w:rPr>
-                <w:rFonts w:ascii="Cambria Math" w:hAnsi="Cambria Math" w:cs="Cambria Math"/>
+                <w:rFonts w:ascii="Times New Roman" w:hAnsi="Times New Roman" w:cs="Cambria Math"/>
               </w:rPr>
               <m:t>I</m:t>
             </m:r>
@@ -7454,7 +7454,7 @@
           <m:sub>
             <m:r>
               <w:rPr>
-                <w:rFonts w:ascii="Cambria Math" w:hAnsi="Cambria Math" w:cs="Cambria Math"/>
+                <w:rFonts w:ascii="Times New Roman" w:hAnsi="Times New Roman" w:cs="Cambria Math"/>
               </w:rPr>
               <m:t>2</m:t>
             </m:r>
@@ -7631,7 +7631,7 @@
       <m:oMath>
         <m:r>
           <w:rPr>
-            <w:rFonts w:ascii="Cambria Math" w:hAnsi="Cambria Math" w:cs="Cambria Math"/>
+            <w:rFonts w:ascii="Times New Roman" w:hAnsi="Times New Roman" w:cs="Cambria Math"/>
           </w:rPr>
           <m:t>R=</m:t>
         </m:r>
@@ -7639,7 +7639,7 @@
           <m:fPr>
             <m:ctrlPr>
               <w:rPr>
-                <w:rFonts w:ascii="Cambria Math" w:hAnsi="Cambria Math"/>
+                <w:rFonts w:ascii="Times New Roman" w:hAnsi="Times New Roman"/>
               </w:rPr>
             </m:ctrlPr>
           </m:fPr>
@@ -7648,14 +7648,14 @@
               <m:sSubPr>
                 <m:ctrlPr>
                   <w:rPr>
-                    <w:rFonts w:ascii="Cambria Math" w:hAnsi="Cambria Math"/>
+                    <w:rFonts w:ascii="Times New Roman" w:hAnsi="Times New Roman"/>
                   </w:rPr>
                 </m:ctrlPr>
               </m:sSubPr>
               <m:e>
                 <m:r>
                   <w:rPr>
-                    <w:rFonts w:ascii="Cambria Math" w:hAnsi="Cambria Math" w:cs="Cambria Math"/>
+                    <w:rFonts w:ascii="Times New Roman" w:hAnsi="Times New Roman" w:cs="Cambria Math"/>
                   </w:rPr>
                   <m:t>U</m:t>
                 </m:r>
@@ -7663,7 +7663,7 @@
               <m:sub>
                 <m:r>
                   <w:rPr>
-                    <w:rFonts w:ascii="Cambria Math" w:hAnsi="Cambria Math" w:cs="Cambria Math"/>
+                    <w:rFonts w:ascii="Times New Roman" w:hAnsi="Times New Roman" w:cs="Cambria Math"/>
                   </w:rPr>
                   <m:t>0</m:t>
                 </m:r>
@@ -7675,14 +7675,14 @@
               <m:sSubPr>
                 <m:ctrlPr>
                   <w:rPr>
-                    <w:rFonts w:ascii="Cambria Math" w:hAnsi="Cambria Math"/>
+                    <w:rFonts w:ascii="Times New Roman" w:hAnsi="Times New Roman"/>
                   </w:rPr>
                 </m:ctrlPr>
               </m:sSubPr>
               <m:e>
                 <m:r>
                   <w:rPr>
-                    <w:rFonts w:ascii="Cambria Math" w:hAnsi="Cambria Math" w:cs="Cambria Math"/>
+                    <w:rFonts w:ascii="Times New Roman" w:hAnsi="Times New Roman" w:cs="Cambria Math"/>
                   </w:rPr>
                   <m:t>I</m:t>
                 </m:r>
@@ -7690,7 +7690,7 @@
               <m:sub>
                 <m:r>
                   <w:rPr>
-                    <w:rFonts w:ascii="Cambria Math" w:hAnsi="Cambria Math" w:cs="Cambria Math"/>
+                    <w:rFonts w:ascii="Times New Roman" w:hAnsi="Times New Roman" w:cs="Cambria Math"/>
                   </w:rPr>
                   <m:t>0</m:t>
                 </m:r>
@@ -7762,7 +7762,7 @@
       <m:oMath>
         <m:r>
           <w:rPr>
-            <w:rFonts w:ascii="Cambria Math" w:hAnsi="Cambria Math" w:cs="Cambria Math"/>
+            <w:rFonts w:ascii="Times New Roman" w:hAnsi="Times New Roman" w:cs="Cambria Math"/>
           </w:rPr>
           <m:t>P=</m:t>
         </m:r>
@@ -7770,14 +7770,14 @@
           <m:sSubPr>
             <m:ctrlPr>
               <w:rPr>
-                <w:rFonts w:ascii="Cambria Math" w:hAnsi="Cambria Math"/>
+                <w:rFonts w:ascii="Times New Roman" w:hAnsi="Times New Roman"/>
               </w:rPr>
             </m:ctrlPr>
           </m:sSubPr>
           <m:e>
             <m:r>
               <w:rPr>
-                <w:rFonts w:ascii="Cambria Math" w:hAnsi="Cambria Math" w:cs="Cambria Math"/>
+                <w:rFonts w:ascii="Times New Roman" w:hAnsi="Times New Roman" w:cs="Cambria Math"/>
               </w:rPr>
               <m:t>U</m:t>
             </m:r>
@@ -7785,7 +7785,7 @@
           <m:sub>
             <m:r>
               <w:rPr>
-                <w:rFonts w:ascii="Cambria Math" w:hAnsi="Cambria Math" w:cs="Cambria Math"/>
+                <w:rFonts w:ascii="Times New Roman" w:hAnsi="Times New Roman" w:cs="Cambria Math"/>
               </w:rPr>
               <m:t>0</m:t>
             </m:r>
@@ -7795,14 +7795,14 @@
           <m:sSubPr>
             <m:ctrlPr>
               <w:rPr>
-                <w:rFonts w:ascii="Cambria Math" w:hAnsi="Cambria Math"/>
+                <w:rFonts w:ascii="Times New Roman" w:hAnsi="Times New Roman"/>
               </w:rPr>
             </m:ctrlPr>
           </m:sSubPr>
           <m:e>
             <m:r>
               <w:rPr>
-                <w:rFonts w:ascii="Cambria Math" w:hAnsi="Cambria Math" w:cs="Cambria Math"/>
+                <w:rFonts w:ascii="Times New Roman" w:hAnsi="Times New Roman" w:cs="Cambria Math"/>
               </w:rPr>
               <m:t>I</m:t>
             </m:r>
@@ -7810,7 +7810,7 @@
           <m:sub>
             <m:r>
               <w:rPr>
-                <w:rFonts w:ascii="Cambria Math" w:hAnsi="Cambria Math" w:cs="Cambria Math"/>
+                <w:rFonts w:ascii="Times New Roman" w:hAnsi="Times New Roman" w:cs="Cambria Math"/>
               </w:rPr>
               <m:t>0</m:t>
             </m:r>
@@ -7882,14 +7882,14 @@
           <m:sSubPr>
             <m:ctrlPr>
               <w:rPr>
-                <w:rFonts w:ascii="Cambria Math" w:hAnsi="Cambria Math"/>
+                <w:rFonts w:ascii="Times New Roman" w:hAnsi="Times New Roman"/>
               </w:rPr>
             </m:ctrlPr>
           </m:sSubPr>
           <m:e>
             <m:r>
               <w:rPr>
-                <w:rFonts w:ascii="Cambria Math" w:hAnsi="Cambria Math" w:cs="Cambria Math"/>
+                <w:rFonts w:ascii="Times New Roman" w:hAnsi="Times New Roman" w:cs="Cambria Math"/>
               </w:rPr>
               <m:t>P</m:t>
             </m:r>
@@ -7900,7 +7900,7 @@
                 <m:sty m:val="p"/>
               </m:rPr>
               <w:rPr>
-                <w:rFonts w:ascii="Cambria Math" w:hAnsi="Cambria Math" w:cs="Cambria Math"/>
+                <w:rFonts w:ascii="Times New Roman" w:hAnsi="Times New Roman" w:cs="Cambria Math"/>
               </w:rPr>
               <m:t>总</m:t>
             </m:r>
@@ -7908,7 +7908,7 @@
         </m:sSub>
         <m:r>
           <w:rPr>
-            <w:rFonts w:ascii="Cambria Math" w:hAnsi="Cambria Math" w:cs="Cambria Math"/>
+            <w:rFonts w:ascii="Times New Roman" w:hAnsi="Times New Roman" w:cs="Cambria Math"/>
           </w:rPr>
           <m:t>=E</m:t>
         </m:r>
@@ -7916,14 +7916,14 @@
           <m:sSubPr>
             <m:ctrlPr>
               <w:rPr>
-                <w:rFonts w:ascii="Cambria Math" w:hAnsi="Cambria Math"/>
+                <w:rFonts w:ascii="Times New Roman" w:hAnsi="Times New Roman"/>
               </w:rPr>
             </m:ctrlPr>
           </m:sSubPr>
           <m:e>
             <m:r>
               <w:rPr>
-                <w:rFonts w:ascii="Cambria Math" w:hAnsi="Cambria Math" w:cs="Cambria Math"/>
+                <w:rFonts w:ascii="Times New Roman" w:hAnsi="Times New Roman" w:cs="Cambria Math"/>
               </w:rPr>
               <m:t>I</m:t>
             </m:r>
@@ -7931,7 +7931,7 @@
           <m:sub>
             <m:r>
               <w:rPr>
-                <w:rFonts w:ascii="Cambria Math" w:hAnsi="Cambria Math" w:cs="Cambria Math"/>
+                <w:rFonts w:ascii="Times New Roman" w:hAnsi="Times New Roman" w:cs="Cambria Math"/>
               </w:rPr>
               <m:t>0</m:t>
             </m:r>
@@ -8003,14 +8003,14 @@
           <m:sSubPr>
             <m:ctrlPr>
               <w:rPr>
-                <w:rFonts w:ascii="Cambria Math" w:hAnsi="Cambria Math"/>
+                <w:rFonts w:ascii="Times New Roman" w:hAnsi="Times New Roman"/>
               </w:rPr>
             </m:ctrlPr>
           </m:sSubPr>
           <m:e>
             <m:r>
               <w:rPr>
-                <w:rFonts w:ascii="Cambria Math" w:hAnsi="Cambria Math" w:cs="Cambria Math"/>
+                <w:rFonts w:ascii="Times New Roman" w:hAnsi="Times New Roman" w:cs="Cambria Math"/>
               </w:rPr>
               <m:t>P</m:t>
             </m:r>
@@ -8021,7 +8021,7 @@
                 <m:sty m:val="p"/>
               </m:rPr>
               <w:rPr>
-                <w:rFonts w:ascii="Cambria Math" w:hAnsi="Cambria Math" w:cs="Cambria Math"/>
+                <w:rFonts w:ascii="Times New Roman" w:hAnsi="Times New Roman" w:cs="Cambria Math"/>
               </w:rPr>
               <m:t>内</m:t>
             </m:r>
@@ -8029,7 +8029,7 @@
         </m:sSub>
         <m:r>
           <w:rPr>
-            <w:rFonts w:ascii="Cambria Math" w:hAnsi="Cambria Math" w:cs="Cambria Math"/>
+            <w:rFonts w:ascii="Times New Roman" w:hAnsi="Times New Roman" w:cs="Cambria Math"/>
           </w:rPr>
           <m:t>=E</m:t>
         </m:r>
@@ -8037,14 +8037,14 @@
           <m:sSubPr>
             <m:ctrlPr>
               <w:rPr>
-                <w:rFonts w:ascii="Cambria Math" w:hAnsi="Cambria Math"/>
+                <w:rFonts w:ascii="Times New Roman" w:hAnsi="Times New Roman"/>
               </w:rPr>
             </m:ctrlPr>
           </m:sSubPr>
           <m:e>
             <m:r>
               <w:rPr>
-                <w:rFonts w:ascii="Cambria Math" w:hAnsi="Cambria Math" w:cs="Cambria Math"/>
+                <w:rFonts w:ascii="Times New Roman" w:hAnsi="Times New Roman" w:cs="Cambria Math"/>
               </w:rPr>
               <m:t>I</m:t>
             </m:r>
@@ -8052,7 +8052,7 @@
           <m:sub>
             <m:r>
               <w:rPr>
-                <w:rFonts w:ascii="Cambria Math" w:hAnsi="Cambria Math" w:cs="Cambria Math"/>
+                <w:rFonts w:ascii="Times New Roman" w:hAnsi="Times New Roman" w:cs="Cambria Math"/>
               </w:rPr>
               <m:t>0</m:t>
             </m:r>
@@ -8060,7 +8060,7 @@
         </m:sSub>
         <m:r>
           <w:rPr>
-            <w:rFonts w:ascii="Cambria Math" w:hAnsi="Cambria Math" w:cs="Cambria Math"/>
+            <w:rFonts w:ascii="Times New Roman" w:hAnsi="Times New Roman" w:cs="Cambria Math"/>
           </w:rPr>
           <m:t>-</m:t>
         </m:r>
@@ -8068,14 +8068,14 @@
           <m:sSubPr>
             <m:ctrlPr>
               <w:rPr>
-                <w:rFonts w:ascii="Cambria Math" w:hAnsi="Cambria Math"/>
+                <w:rFonts w:ascii="Times New Roman" w:hAnsi="Times New Roman"/>
               </w:rPr>
             </m:ctrlPr>
           </m:sSubPr>
           <m:e>
             <m:r>
               <w:rPr>
-                <w:rFonts w:ascii="Cambria Math" w:hAnsi="Cambria Math" w:cs="Cambria Math"/>
+                <w:rFonts w:ascii="Times New Roman" w:hAnsi="Times New Roman" w:cs="Cambria Math"/>
               </w:rPr>
               <m:t>U</m:t>
             </m:r>
@@ -8083,7 +8083,7 @@
           <m:sub>
             <m:r>
               <w:rPr>
-                <w:rFonts w:ascii="Cambria Math" w:hAnsi="Cambria Math" w:cs="Cambria Math"/>
+                <w:rFonts w:ascii="Times New Roman" w:hAnsi="Times New Roman" w:cs="Cambria Math"/>
               </w:rPr>
               <m:t>0</m:t>
             </m:r>
@@ -8093,14 +8093,14 @@
           <m:sSubPr>
             <m:ctrlPr>
               <w:rPr>
-                <w:rFonts w:ascii="Cambria Math" w:hAnsi="Cambria Math"/>
+                <w:rFonts w:ascii="Times New Roman" w:hAnsi="Times New Roman"/>
               </w:rPr>
             </m:ctrlPr>
           </m:sSubPr>
           <m:e>
             <m:r>
               <w:rPr>
-                <w:rFonts w:ascii="Cambria Math" w:hAnsi="Cambria Math" w:cs="Cambria Math"/>
+                <w:rFonts w:ascii="Times New Roman" w:hAnsi="Times New Roman" w:cs="Cambria Math"/>
               </w:rPr>
               <m:t>I</m:t>
             </m:r>
@@ -8108,7 +8108,7 @@
           <m:sub>
             <m:r>
               <w:rPr>
-                <w:rFonts w:ascii="Cambria Math" w:hAnsi="Cambria Math" w:cs="Cambria Math"/>
+                <w:rFonts w:ascii="Times New Roman" w:hAnsi="Times New Roman" w:cs="Cambria Math"/>
               </w:rPr>
               <m:t>0</m:t>
             </m:r>
@@ -8116,7 +8116,7 @@
         </m:sSub>
         <m:r>
           <w:rPr>
-            <w:rFonts w:ascii="Cambria Math" w:hAnsi="Cambria Math" w:cs="Cambria Math"/>
+            <w:rFonts w:ascii="Times New Roman" w:hAnsi="Times New Roman" w:cs="Cambria Math"/>
           </w:rPr>
           <m:t>=2</m:t>
         </m:r>
@@ -8124,14 +8124,14 @@
           <m:sSubPr>
             <m:ctrlPr>
               <w:rPr>
-                <w:rFonts w:ascii="Cambria Math" w:hAnsi="Cambria Math"/>
+                <w:rFonts w:ascii="Times New Roman" w:hAnsi="Times New Roman"/>
               </w:rPr>
             </m:ctrlPr>
           </m:sSubPr>
           <m:e>
             <m:r>
               <w:rPr>
-                <w:rFonts w:ascii="Cambria Math" w:hAnsi="Cambria Math" w:cs="Cambria Math"/>
+                <w:rFonts w:ascii="Times New Roman" w:hAnsi="Times New Roman" w:cs="Cambria Math"/>
               </w:rPr>
               <m:t>S</m:t>
             </m:r>
@@ -8139,7 +8139,7 @@
           <m:sub>
             <m:r>
               <w:rPr>
-                <w:rFonts w:ascii="Cambria Math" w:hAnsi="Cambria Math" w:cs="Cambria Math"/>
+                <w:rFonts w:ascii="Times New Roman" w:hAnsi="Times New Roman" w:cs="Cambria Math"/>
               </w:rPr>
               <m:t>2</m:t>
             </m:r>
@@ -8767,7 +8767,7 @@
       <m:oMath>
         <m:r>
           <w:rPr>
-            <w:rFonts w:ascii="Cambria Math" w:hAnsi="Cambria Math" w:cs="Cambria Math"/>
+            <w:rFonts w:ascii="Times New Roman" w:hAnsi="Times New Roman" w:cs="Cambria Math"/>
           </w:rPr>
           <m:t>U=E-Ir</m:t>
         </m:r>
@@ -8978,7 +8978,7 @@
           <m:sSubPr>
             <m:ctrlPr>
               <w:rPr>
-                <w:rFonts w:ascii="Cambria Math" w:hAnsi="Cambria Math"/>
+                <w:rFonts w:ascii="Times New Roman" w:hAnsi="Times New Roman"/>
               </w:rPr>
             </m:ctrlPr>
           </m:sSubPr>
@@ -8988,7 +8988,7 @@
                 <m:nor/>
               </m:rPr>
               <w:rPr>
-                <w:rFonts w:ascii="Cambria Math" w:hAnsi="Cambria Math" w:cs="Cambria Math"/>
+                <w:rFonts w:ascii="Times New Roman" w:hAnsi="Times New Roman" w:cs="Cambria Math"/>
               </w:rPr>
               <m:t>A</m:t>
             </m:r>
@@ -8999,7 +8999,7 @@
                 <m:nor/>
               </m:rPr>
               <w:rPr>
-                <w:rFonts w:ascii="Cambria Math" w:hAnsi="Cambria Math" w:cs="Cambria Math"/>
+                <w:rFonts w:ascii="Times New Roman" w:hAnsi="Times New Roman" w:cs="Cambria Math"/>
               </w:rPr>
               <m:t>1</m:t>
             </m:r>
@@ -9019,7 +9019,7 @@
           <m:sSubPr>
             <m:ctrlPr>
               <w:rPr>
-                <w:rFonts w:ascii="Cambria Math" w:hAnsi="Cambria Math"/>
+                <w:rFonts w:ascii="Times New Roman" w:hAnsi="Times New Roman"/>
               </w:rPr>
             </m:ctrlPr>
           </m:sSubPr>
@@ -9029,7 +9029,7 @@
                 <m:nor/>
               </m:rPr>
               <w:rPr>
-                <w:rFonts w:ascii="Cambria Math" w:hAnsi="Cambria Math" w:cs="Cambria Math"/>
+                <w:rFonts w:ascii="Times New Roman" w:hAnsi="Times New Roman" w:cs="Cambria Math"/>
               </w:rPr>
               <m:t>A</m:t>
             </m:r>
@@ -9040,7 +9040,7 @@
                 <m:nor/>
               </m:rPr>
               <w:rPr>
-                <w:rFonts w:ascii="Cambria Math" w:hAnsi="Cambria Math" w:cs="Cambria Math"/>
+                <w:rFonts w:ascii="Times New Roman" w:hAnsi="Times New Roman" w:cs="Cambria Math"/>
               </w:rPr>
               <m:t>2</m:t>
             </m:r>
@@ -9060,7 +9060,7 @@
           <m:sSubPr>
             <m:ctrlPr>
               <w:rPr>
-                <w:rFonts w:ascii="Cambria Math" w:hAnsi="Cambria Math"/>
+                <w:rFonts w:ascii="Times New Roman" w:hAnsi="Times New Roman"/>
               </w:rPr>
             </m:ctrlPr>
           </m:sSubPr>
@@ -9070,7 +9070,7 @@
                 <m:nor/>
               </m:rPr>
               <w:rPr>
-                <w:rFonts w:ascii="Cambria Math" w:hAnsi="Cambria Math" w:cs="Cambria Math"/>
+                <w:rFonts w:ascii="Times New Roman" w:hAnsi="Times New Roman" w:cs="Cambria Math"/>
               </w:rPr>
               <m:t>A</m:t>
             </m:r>
@@ -9081,7 +9081,7 @@
                 <m:nor/>
               </m:rPr>
               <w:rPr>
-                <w:rFonts w:ascii="Cambria Math" w:hAnsi="Cambria Math" w:cs="Cambria Math"/>
+                <w:rFonts w:ascii="Times New Roman" w:hAnsi="Times New Roman" w:cs="Cambria Math"/>
               </w:rPr>
               <m:t>3</m:t>
             </m:r>
@@ -9102,7 +9102,7 @@
             <m:nor/>
           </m:rPr>
           <w:rPr>
-            <w:rFonts w:ascii="Cambria Math" w:hAnsi="Cambria Math" w:cs="Cambria Math"/>
+            <w:rFonts w:ascii="Times New Roman" w:hAnsi="Times New Roman" w:cs="Cambria Math"/>
           </w:rPr>
           <m:t>Δ</m:t>
         </m:r>
@@ -9110,14 +9110,14 @@
           <m:sSubPr>
             <m:ctrlPr>
               <w:rPr>
-                <w:rFonts w:ascii="Cambria Math" w:hAnsi="Cambria Math"/>
+                <w:rFonts w:ascii="Times New Roman" w:hAnsi="Times New Roman"/>
               </w:rPr>
             </m:ctrlPr>
           </m:sSubPr>
           <m:e>
             <m:r>
               <w:rPr>
-                <w:rFonts w:ascii="Cambria Math" w:hAnsi="Cambria Math" w:cs="Cambria Math"/>
+                <w:rFonts w:ascii="Times New Roman" w:hAnsi="Times New Roman" w:cs="Cambria Math"/>
               </w:rPr>
               <m:t>I</m:t>
             </m:r>
@@ -9125,7 +9125,7 @@
           <m:sub>
             <m:r>
               <w:rPr>
-                <w:rFonts w:ascii="Cambria Math" w:hAnsi="Cambria Math" w:cs="Cambria Math"/>
+                <w:rFonts w:ascii="Times New Roman" w:hAnsi="Times New Roman" w:cs="Cambria Math"/>
               </w:rPr>
               <m:t>1</m:t>
             </m:r>
@@ -9146,7 +9146,7 @@
             <m:nor/>
           </m:rPr>
           <w:rPr>
-            <w:rFonts w:ascii="Cambria Math" w:hAnsi="Cambria Math" w:cs="Cambria Math"/>
+            <w:rFonts w:ascii="Times New Roman" w:hAnsi="Times New Roman" w:cs="Cambria Math"/>
           </w:rPr>
           <m:t>Δ</m:t>
         </m:r>
@@ -9154,14 +9154,14 @@
           <m:sSubPr>
             <m:ctrlPr>
               <w:rPr>
-                <w:rFonts w:ascii="Cambria Math" w:hAnsi="Cambria Math"/>
+                <w:rFonts w:ascii="Times New Roman" w:hAnsi="Times New Roman"/>
               </w:rPr>
             </m:ctrlPr>
           </m:sSubPr>
           <m:e>
             <m:r>
               <w:rPr>
-                <w:rFonts w:ascii="Cambria Math" w:hAnsi="Cambria Math" w:cs="Cambria Math"/>
+                <w:rFonts w:ascii="Times New Roman" w:hAnsi="Times New Roman" w:cs="Cambria Math"/>
               </w:rPr>
               <m:t>I</m:t>
             </m:r>
@@ -9169,7 +9169,7 @@
           <m:sub>
             <m:r>
               <w:rPr>
-                <w:rFonts w:ascii="Cambria Math" w:hAnsi="Cambria Math" w:cs="Cambria Math"/>
+                <w:rFonts w:ascii="Times New Roman" w:hAnsi="Times New Roman" w:cs="Cambria Math"/>
               </w:rPr>
               <m:t>2</m:t>
             </m:r>
@@ -9190,7 +9190,7 @@
             <m:nor/>
           </m:rPr>
           <w:rPr>
-            <w:rFonts w:ascii="Cambria Math" w:hAnsi="Cambria Math" w:cs="Cambria Math"/>
+            <w:rFonts w:ascii="Times New Roman" w:hAnsi="Times New Roman" w:cs="Cambria Math"/>
           </w:rPr>
           <m:t>Δ</m:t>
         </m:r>
@@ -9198,14 +9198,14 @@
           <m:sSubPr>
             <m:ctrlPr>
               <w:rPr>
-                <w:rFonts w:ascii="Cambria Math" w:hAnsi="Cambria Math"/>
+                <w:rFonts w:ascii="Times New Roman" w:hAnsi="Times New Roman"/>
               </w:rPr>
             </m:ctrlPr>
           </m:sSubPr>
           <m:e>
             <m:r>
               <w:rPr>
-                <w:rFonts w:ascii="Cambria Math" w:hAnsi="Cambria Math" w:cs="Cambria Math"/>
+                <w:rFonts w:ascii="Times New Roman" w:hAnsi="Times New Roman" w:cs="Cambria Math"/>
               </w:rPr>
               <m:t>I</m:t>
             </m:r>
@@ -9213,7 +9213,7 @@
           <m:sub>
             <m:r>
               <w:rPr>
-                <w:rFonts w:ascii="Cambria Math" w:hAnsi="Cambria Math" w:cs="Cambria Math"/>
+                <w:rFonts w:ascii="Times New Roman" w:hAnsi="Times New Roman" w:cs="Cambria Math"/>
               </w:rPr>
               <m:t>3</m:t>
             </m:r>
@@ -9234,13 +9234,13 @@
             <m:nor/>
           </m:rPr>
           <w:rPr>
-            <w:rFonts w:ascii="Cambria Math" w:hAnsi="Cambria Math" w:cs="Cambria Math"/>
+            <w:rFonts w:ascii="Times New Roman" w:hAnsi="Times New Roman" w:cs="Cambria Math"/>
           </w:rPr>
           <m:t>Δ</m:t>
         </m:r>
         <m:r>
           <w:rPr>
-            <w:rFonts w:ascii="Cambria Math" w:hAnsi="Cambria Math" w:cs="Cambria Math"/>
+            <w:rFonts w:ascii="Times New Roman" w:hAnsi="Times New Roman" w:cs="Cambria Math"/>
           </w:rPr>
           <m:t>U</m:t>
         </m:r>
@@ -9397,7 +9397,7 @@
           <m:sSubPr>
             <m:ctrlPr>
               <w:rPr>
-                <w:rFonts w:ascii="Cambria Math" w:hAnsi="Cambria Math"/>
+                <w:rFonts w:ascii="Times New Roman" w:hAnsi="Times New Roman"/>
               </w:rPr>
             </m:ctrlPr>
           </m:sSubPr>
@@ -9407,7 +9407,7 @@
                 <m:nor/>
               </m:rPr>
               <w:rPr>
-                <w:rFonts w:ascii="Cambria Math" w:hAnsi="Cambria Math" w:cs="Cambria Math"/>
+                <w:rFonts w:ascii="Times New Roman" w:hAnsi="Times New Roman" w:cs="Cambria Math"/>
               </w:rPr>
               <m:t>A</m:t>
             </m:r>
@@ -9418,7 +9418,7 @@
                 <m:nor/>
               </m:rPr>
               <w:rPr>
-                <w:rFonts w:ascii="Cambria Math" w:hAnsi="Cambria Math" w:cs="Cambria Math"/>
+                <w:rFonts w:ascii="Times New Roman" w:hAnsi="Times New Roman" w:cs="Cambria Math"/>
               </w:rPr>
               <m:t>3</m:t>
             </m:r>
@@ -9464,7 +9464,7 @@
             <m:nor/>
           </m:rPr>
           <w:rPr>
-            <w:rFonts w:ascii="Cambria Math" w:hAnsi="Cambria Math" w:cs="Cambria Math"/>
+            <w:rFonts w:ascii="Times New Roman" w:hAnsi="Times New Roman" w:cs="Cambria Math"/>
           </w:rPr>
           <m:t>Δ</m:t>
         </m:r>
@@ -9472,14 +9472,14 @@
           <m:sSubPr>
             <m:ctrlPr>
               <w:rPr>
-                <w:rFonts w:ascii="Cambria Math" w:hAnsi="Cambria Math"/>
+                <w:rFonts w:ascii="Times New Roman" w:hAnsi="Times New Roman"/>
               </w:rPr>
             </m:ctrlPr>
           </m:sSubPr>
           <m:e>
             <m:r>
               <w:rPr>
-                <w:rFonts w:ascii="Cambria Math" w:hAnsi="Cambria Math" w:cs="Cambria Math"/>
+                <w:rFonts w:ascii="Times New Roman" w:hAnsi="Times New Roman" w:cs="Cambria Math"/>
               </w:rPr>
               <m:t>I</m:t>
             </m:r>
@@ -9487,7 +9487,7 @@
           <m:sub>
             <m:r>
               <w:rPr>
-                <w:rFonts w:ascii="Cambria Math" w:hAnsi="Cambria Math" w:cs="Cambria Math"/>
+                <w:rFonts w:ascii="Times New Roman" w:hAnsi="Times New Roman" w:cs="Cambria Math"/>
               </w:rPr>
               <m:t>1</m:t>
             </m:r>
@@ -9495,7 +9495,7 @@
         </m:sSub>
         <m:r>
           <w:rPr>
-            <w:rFonts w:ascii="Cambria Math" w:hAnsi="Cambria Math" w:cs="Cambria Math"/>
+            <w:rFonts w:ascii="Times New Roman" w:hAnsi="Times New Roman" w:cs="Cambria Math"/>
           </w:rPr>
           <m:t>&gt;</m:t>
         </m:r>
@@ -9504,7 +9504,7 @@
             <m:nor/>
           </m:rPr>
           <w:rPr>
-            <w:rFonts w:ascii="Cambria Math" w:hAnsi="Cambria Math" w:cs="Cambria Math"/>
+            <w:rFonts w:ascii="Times New Roman" w:hAnsi="Times New Roman" w:cs="Cambria Math"/>
           </w:rPr>
           <m:t>Δ</m:t>
         </m:r>
@@ -9512,14 +9512,14 @@
           <m:sSubPr>
             <m:ctrlPr>
               <w:rPr>
-                <w:rFonts w:ascii="Cambria Math" w:hAnsi="Cambria Math"/>
+                <w:rFonts w:ascii="Times New Roman" w:hAnsi="Times New Roman"/>
               </w:rPr>
             </m:ctrlPr>
           </m:sSubPr>
           <m:e>
             <m:r>
               <w:rPr>
-                <w:rFonts w:ascii="Cambria Math" w:hAnsi="Cambria Math" w:cs="Cambria Math"/>
+                <w:rFonts w:ascii="Times New Roman" w:hAnsi="Times New Roman" w:cs="Cambria Math"/>
               </w:rPr>
               <m:t>I</m:t>
             </m:r>
@@ -9527,7 +9527,7 @@
           <m:sub>
             <m:r>
               <w:rPr>
-                <w:rFonts w:ascii="Cambria Math" w:hAnsi="Cambria Math" w:cs="Cambria Math"/>
+                <w:rFonts w:ascii="Times New Roman" w:hAnsi="Times New Roman" w:cs="Cambria Math"/>
               </w:rPr>
               <m:t>2</m:t>
             </m:r>
@@ -9563,7 +9563,7 @@
           <m:fPr>
             <m:ctrlPr>
               <w:rPr>
-                <w:rFonts w:ascii="Cambria Math" w:hAnsi="Cambria Math"/>
+                <w:rFonts w:ascii="Times New Roman" w:hAnsi="Times New Roman"/>
               </w:rPr>
             </m:ctrlPr>
           </m:fPr>
@@ -9573,13 +9573,13 @@
                 <m:nor/>
               </m:rPr>
               <w:rPr>
-                <w:rFonts w:ascii="Cambria Math" w:hAnsi="Cambria Math" w:cs="Cambria Math"/>
+                <w:rFonts w:ascii="Times New Roman" w:hAnsi="Times New Roman" w:cs="Cambria Math"/>
               </w:rPr>
               <m:t>Δ</m:t>
             </m:r>
             <m:r>
               <w:rPr>
-                <w:rFonts w:ascii="Cambria Math" w:hAnsi="Cambria Math" w:cs="Cambria Math"/>
+                <w:rFonts w:ascii="Times New Roman" w:hAnsi="Times New Roman" w:cs="Cambria Math"/>
               </w:rPr>
               <m:t>U</m:t>
             </m:r>
@@ -9590,7 +9590,7 @@
                 <m:nor/>
               </m:rPr>
               <w:rPr>
-                <w:rFonts w:ascii="Cambria Math" w:hAnsi="Cambria Math" w:cs="Cambria Math"/>
+                <w:rFonts w:ascii="Times New Roman" w:hAnsi="Times New Roman" w:cs="Cambria Math"/>
               </w:rPr>
               <m:t>Δ</m:t>
             </m:r>
@@ -9598,14 +9598,14 @@
               <m:sSubPr>
                 <m:ctrlPr>
                   <w:rPr>
-                    <w:rFonts w:ascii="Cambria Math" w:hAnsi="Cambria Math"/>
+                    <w:rFonts w:ascii="Times New Roman" w:hAnsi="Times New Roman"/>
                   </w:rPr>
                 </m:ctrlPr>
               </m:sSubPr>
               <m:e>
                 <m:r>
                   <w:rPr>
-                    <w:rFonts w:ascii="Cambria Math" w:hAnsi="Cambria Math" w:cs="Cambria Math"/>
+                    <w:rFonts w:ascii="Times New Roman" w:hAnsi="Times New Roman" w:cs="Cambria Math"/>
                   </w:rPr>
                   <m:t>I</m:t>
                 </m:r>
@@ -9613,7 +9613,7 @@
               <m:sub>
                 <m:r>
                   <w:rPr>
-                    <w:rFonts w:ascii="Cambria Math" w:hAnsi="Cambria Math" w:cs="Cambria Math"/>
+                    <w:rFonts w:ascii="Times New Roman" w:hAnsi="Times New Roman" w:cs="Cambria Math"/>
                   </w:rPr>
                   <m:t>3</m:t>
                 </m:r>
@@ -9802,14 +9802,14 @@
           <m:sSubPr>
             <m:ctrlPr>
               <w:rPr>
-                <w:rFonts w:ascii="Cambria Math" w:hAnsi="Cambria Math"/>
+                <w:rFonts w:ascii="Times New Roman" w:hAnsi="Times New Roman"/>
               </w:rPr>
             </m:ctrlPr>
           </m:sSubPr>
           <m:e>
             <m:r>
               <w:rPr>
-                <w:rFonts w:ascii="Cambria Math" w:hAnsi="Cambria Math" w:cs="Cambria Math"/>
+                <w:rFonts w:ascii="Times New Roman" w:hAnsi="Times New Roman" w:cs="Cambria Math"/>
               </w:rPr>
               <m:t>R</m:t>
             </m:r>
@@ -9817,7 +9817,7 @@
           <m:sub>
             <m:r>
               <w:rPr>
-                <w:rFonts w:ascii="Cambria Math" w:hAnsi="Cambria Math" w:cs="Cambria Math"/>
+                <w:rFonts w:ascii="Times New Roman" w:hAnsi="Times New Roman" w:cs="Cambria Math"/>
               </w:rPr>
               <m:t>1</m:t>
             </m:r>
@@ -9837,14 +9837,14 @@
           <m:sSubPr>
             <m:ctrlPr>
               <w:rPr>
-                <w:rFonts w:ascii="Cambria Math" w:hAnsi="Cambria Math"/>
+                <w:rFonts w:ascii="Times New Roman" w:hAnsi="Times New Roman"/>
               </w:rPr>
             </m:ctrlPr>
           </m:sSubPr>
           <m:e>
             <m:r>
               <w:rPr>
-                <w:rFonts w:ascii="Cambria Math" w:hAnsi="Cambria Math" w:cs="Cambria Math"/>
+                <w:rFonts w:ascii="Times New Roman" w:hAnsi="Times New Roman" w:cs="Cambria Math"/>
               </w:rPr>
               <m:t>R</m:t>
             </m:r>
@@ -9855,7 +9855,7 @@
                 <m:sty m:val="p"/>
               </m:rPr>
               <w:rPr>
-                <w:rFonts w:ascii="Cambria Math" w:hAnsi="Cambria Math" w:cs="Cambria Math"/>
+                <w:rFonts w:ascii="Times New Roman" w:hAnsi="Times New Roman" w:cs="Cambria Math"/>
               </w:rPr>
               <m:t>总</m:t>
             </m:r>
@@ -9875,7 +9875,7 @@
           <m:sSubPr>
             <m:ctrlPr>
               <w:rPr>
-                <w:rFonts w:ascii="Cambria Math" w:hAnsi="Cambria Math"/>
+                <w:rFonts w:ascii="Times New Roman" w:hAnsi="Times New Roman"/>
               </w:rPr>
             </m:ctrlPr>
           </m:sSubPr>
@@ -9885,7 +9885,7 @@
                 <m:nor/>
               </m:rPr>
               <w:rPr>
-                <w:rFonts w:ascii="Cambria Math" w:hAnsi="Cambria Math" w:cs="Cambria Math"/>
+                <w:rFonts w:ascii="Times New Roman" w:hAnsi="Times New Roman" w:cs="Cambria Math"/>
               </w:rPr>
               <m:t>A</m:t>
             </m:r>
@@ -9896,7 +9896,7 @@
                 <m:nor/>
               </m:rPr>
               <w:rPr>
-                <w:rFonts w:ascii="Cambria Math" w:hAnsi="Cambria Math" w:cs="Cambria Math"/>
+                <w:rFonts w:ascii="Times New Roman" w:hAnsi="Times New Roman" w:cs="Cambria Math"/>
               </w:rPr>
               <m:t>3</m:t>
             </m:r>
@@ -9916,14 +9916,14 @@
           <m:sSubPr>
             <m:ctrlPr>
               <w:rPr>
-                <w:rFonts w:ascii="Cambria Math" w:hAnsi="Cambria Math"/>
+                <w:rFonts w:ascii="Times New Roman" w:hAnsi="Times New Roman"/>
               </w:rPr>
             </m:ctrlPr>
           </m:sSubPr>
           <m:e>
             <m:r>
               <w:rPr>
-                <w:rFonts w:ascii="Cambria Math" w:hAnsi="Cambria Math" w:cs="Cambria Math"/>
+                <w:rFonts w:ascii="Times New Roman" w:hAnsi="Times New Roman" w:cs="Cambria Math"/>
               </w:rPr>
               <m:t>I</m:t>
             </m:r>
@@ -9931,7 +9931,7 @@
           <m:sub>
             <m:r>
               <w:rPr>
-                <w:rFonts w:ascii="Cambria Math" w:hAnsi="Cambria Math" w:cs="Cambria Math"/>
+                <w:rFonts w:ascii="Times New Roman" w:hAnsi="Times New Roman" w:cs="Cambria Math"/>
               </w:rPr>
               <m:t>3</m:t>
             </m:r>
@@ -9994,7 +9994,7 @@
             <m:sty m:val="p"/>
           </m:rPr>
           <w:rPr>
-            <w:rFonts w:ascii="Cambria Math" w:hAnsi="Cambria Math" w:cs="Cambria Math"/>
+            <w:rFonts w:ascii="Times New Roman" w:hAnsi="Times New Roman" w:cs="Cambria Math"/>
           </w:rPr>
           <m:t>（</m:t>
         </m:r>
@@ -10068,7 +10068,7 @@
       <m:oMath>
         <m:r>
           <w:rPr>
-            <w:rFonts w:ascii="Cambria Math" w:hAnsi="Cambria Math" w:cs="Cambria Math"/>
+            <w:rFonts w:ascii="Times New Roman" w:hAnsi="Times New Roman" w:cs="Cambria Math"/>
           </w:rPr>
           <m:t>U=E-</m:t>
         </m:r>
@@ -10076,14 +10076,14 @@
           <m:sSubPr>
             <m:ctrlPr>
               <w:rPr>
-                <w:rFonts w:ascii="Cambria Math" w:hAnsi="Cambria Math"/>
+                <w:rFonts w:ascii="Times New Roman" w:hAnsi="Times New Roman"/>
               </w:rPr>
             </m:ctrlPr>
           </m:sSubPr>
           <m:e>
             <m:r>
               <w:rPr>
-                <w:rFonts w:ascii="Cambria Math" w:hAnsi="Cambria Math" w:cs="Cambria Math"/>
+                <w:rFonts w:ascii="Times New Roman" w:hAnsi="Times New Roman" w:cs="Cambria Math"/>
               </w:rPr>
               <m:t>I</m:t>
             </m:r>
@@ -10091,7 +10091,7 @@
           <m:sub>
             <m:r>
               <w:rPr>
-                <w:rFonts w:ascii="Cambria Math" w:hAnsi="Cambria Math" w:cs="Cambria Math"/>
+                <w:rFonts w:ascii="Times New Roman" w:hAnsi="Times New Roman" w:cs="Cambria Math"/>
               </w:rPr>
               <m:t>3</m:t>
             </m:r>
@@ -10099,7 +10099,7 @@
         </m:sSub>
         <m:r>
           <w:rPr>
-            <w:rFonts w:ascii="Cambria Math" w:hAnsi="Cambria Math" w:cs="Cambria Math"/>
+            <w:rFonts w:ascii="Times New Roman" w:hAnsi="Times New Roman" w:cs="Cambria Math"/>
           </w:rPr>
           <m:t>r</m:t>
         </m:r>
@@ -10127,7 +10127,7 @@
           <m:fPr>
             <m:ctrlPr>
               <w:rPr>
-                <w:rFonts w:ascii="Cambria Math" w:hAnsi="Cambria Math"/>
+                <w:rFonts w:ascii="Times New Roman" w:hAnsi="Times New Roman"/>
               </w:rPr>
             </m:ctrlPr>
           </m:fPr>
@@ -10137,13 +10137,13 @@
                 <m:sty m:val="p"/>
               </m:rPr>
               <w:rPr>
-                <w:rFonts w:ascii="Cambria Math" w:hAnsi="Cambria Math" w:cs="Cambria Math"/>
+                <w:rFonts w:ascii="Times New Roman" w:hAnsi="Times New Roman" w:cs="Cambria Math"/>
               </w:rPr>
               <m:t>Δ</m:t>
             </m:r>
             <m:r>
               <w:rPr>
-                <w:rFonts w:ascii="Cambria Math" w:hAnsi="Cambria Math" w:cs="Cambria Math"/>
+                <w:rFonts w:ascii="Times New Roman" w:hAnsi="Times New Roman" w:cs="Cambria Math"/>
               </w:rPr>
               <m:t>U</m:t>
             </m:r>
@@ -10154,7 +10154,7 @@
                 <m:sty m:val="p"/>
               </m:rPr>
               <w:rPr>
-                <w:rFonts w:ascii="Cambria Math" w:hAnsi="Cambria Math" w:cs="Cambria Math"/>
+                <w:rFonts w:ascii="Times New Roman" w:hAnsi="Times New Roman" w:cs="Cambria Math"/>
               </w:rPr>
               <m:t>Δ</m:t>
             </m:r>
@@ -10162,14 +10162,14 @@
               <m:sSubPr>
                 <m:ctrlPr>
                   <w:rPr>
-                    <w:rFonts w:ascii="Cambria Math" w:hAnsi="Cambria Math"/>
+                    <w:rFonts w:ascii="Times New Roman" w:hAnsi="Times New Roman"/>
                   </w:rPr>
                 </m:ctrlPr>
               </m:sSubPr>
               <m:e>
                 <m:r>
                   <w:rPr>
-                    <w:rFonts w:ascii="Cambria Math" w:hAnsi="Cambria Math" w:cs="Cambria Math"/>
+                    <w:rFonts w:ascii="Times New Roman" w:hAnsi="Times New Roman" w:cs="Cambria Math"/>
                   </w:rPr>
                   <m:t>I</m:t>
                 </m:r>
@@ -10177,7 +10177,7 @@
               <m:sub>
                 <m:r>
                   <w:rPr>
-                    <w:rFonts w:ascii="Cambria Math" w:hAnsi="Cambria Math" w:cs="Cambria Math"/>
+                    <w:rFonts w:ascii="Times New Roman" w:hAnsi="Times New Roman" w:cs="Cambria Math"/>
                   </w:rPr>
                   <m:t>3</m:t>
                 </m:r>
@@ -10187,7 +10187,7 @@
         </m:f>
         <m:r>
           <w:rPr>
-            <w:rFonts w:ascii="Cambria Math" w:hAnsi="Cambria Math" w:cs="Cambria Math"/>
+            <w:rFonts w:ascii="Times New Roman" w:hAnsi="Times New Roman" w:cs="Cambria Math"/>
           </w:rPr>
           <m:t>=r</m:t>
         </m:r>
@@ -10247,14 +10247,14 @@
           <m:sSubPr>
             <m:ctrlPr>
               <w:rPr>
-                <w:rFonts w:ascii="Cambria Math" w:hAnsi="Cambria Math"/>
+                <w:rFonts w:ascii="Times New Roman" w:hAnsi="Times New Roman"/>
               </w:rPr>
             </m:ctrlPr>
           </m:sSubPr>
           <m:e>
             <m:r>
               <w:rPr>
-                <w:rFonts w:ascii="Cambria Math" w:hAnsi="Cambria Math" w:cs="Cambria Math"/>
+                <w:rFonts w:ascii="Times New Roman" w:hAnsi="Times New Roman" w:cs="Cambria Math"/>
               </w:rPr>
               <m:t>U</m:t>
             </m:r>
@@ -10265,7 +10265,7 @@
                 <m:sty m:val="p"/>
               </m:rPr>
               <w:rPr>
-                <w:rFonts w:ascii="Cambria Math" w:hAnsi="Cambria Math" w:cs="Cambria Math"/>
+                <w:rFonts w:ascii="Times New Roman" w:hAnsi="Times New Roman" w:cs="Cambria Math"/>
               </w:rPr>
               <m:t>并</m:t>
             </m:r>
@@ -10273,7 +10273,7 @@
         </m:sSub>
         <m:r>
           <w:rPr>
-            <w:rFonts w:ascii="Cambria Math" w:hAnsi="Cambria Math" w:cs="Cambria Math"/>
+            <w:rFonts w:ascii="Times New Roman" w:hAnsi="Times New Roman" w:cs="Cambria Math"/>
           </w:rPr>
           <m:t>=E-</m:t>
         </m:r>
@@ -10281,14 +10281,14 @@
           <m:sSubPr>
             <m:ctrlPr>
               <w:rPr>
-                <w:rFonts w:ascii="Cambria Math" w:hAnsi="Cambria Math"/>
+                <w:rFonts w:ascii="Times New Roman" w:hAnsi="Times New Roman"/>
               </w:rPr>
             </m:ctrlPr>
           </m:sSubPr>
           <m:e>
             <m:r>
               <w:rPr>
-                <w:rFonts w:ascii="Cambria Math" w:hAnsi="Cambria Math" w:cs="Cambria Math"/>
+                <w:rFonts w:ascii="Times New Roman" w:hAnsi="Times New Roman" w:cs="Cambria Math"/>
               </w:rPr>
               <m:t>I</m:t>
             </m:r>
@@ -10296,7 +10296,7 @@
           <m:sub>
             <m:r>
               <w:rPr>
-                <w:rFonts w:ascii="Cambria Math" w:hAnsi="Cambria Math" w:cs="Cambria Math"/>
+                <w:rFonts w:ascii="Times New Roman" w:hAnsi="Times New Roman" w:cs="Cambria Math"/>
               </w:rPr>
               <m:t>3</m:t>
             </m:r>
@@ -10304,7 +10304,7 @@
         </m:sSub>
         <m:r>
           <w:rPr>
-            <w:rFonts w:ascii="Cambria Math" w:hAnsi="Cambria Math" w:cs="Cambria Math"/>
+            <w:rFonts w:ascii="Times New Roman" w:hAnsi="Times New Roman" w:cs="Cambria Math"/>
           </w:rPr>
           <m:t>(</m:t>
         </m:r>
@@ -10312,14 +10312,14 @@
           <m:sSubPr>
             <m:ctrlPr>
               <w:rPr>
-                <w:rFonts w:ascii="Cambria Math" w:hAnsi="Cambria Math"/>
+                <w:rFonts w:ascii="Times New Roman" w:hAnsi="Times New Roman"/>
               </w:rPr>
             </m:ctrlPr>
           </m:sSubPr>
           <m:e>
             <m:r>
               <w:rPr>
-                <w:rFonts w:ascii="Cambria Math" w:hAnsi="Cambria Math" w:cs="Cambria Math"/>
+                <w:rFonts w:ascii="Times New Roman" w:hAnsi="Times New Roman" w:cs="Cambria Math"/>
               </w:rPr>
               <m:t>R</m:t>
             </m:r>
@@ -10327,7 +10327,7 @@
           <m:sub>
             <m:r>
               <w:rPr>
-                <w:rFonts w:ascii="Cambria Math" w:hAnsi="Cambria Math" w:cs="Cambria Math"/>
+                <w:rFonts w:ascii="Times New Roman" w:hAnsi="Times New Roman" w:cs="Cambria Math"/>
               </w:rPr>
               <m:t>3</m:t>
             </m:r>
@@ -10335,7 +10335,7 @@
         </m:sSub>
         <m:r>
           <w:rPr>
-            <w:rFonts w:ascii="Cambria Math" w:hAnsi="Cambria Math" w:cs="Cambria Math"/>
+            <w:rFonts w:ascii="Times New Roman" w:hAnsi="Times New Roman" w:cs="Cambria Math"/>
           </w:rPr>
           <m:t>+r)</m:t>
         </m:r>
@@ -10363,14 +10363,14 @@
           <m:sSubPr>
             <m:ctrlPr>
               <w:rPr>
-                <w:rFonts w:ascii="Cambria Math" w:hAnsi="Cambria Math"/>
+                <w:rFonts w:ascii="Times New Roman" w:hAnsi="Times New Roman"/>
               </w:rPr>
             </m:ctrlPr>
           </m:sSubPr>
           <m:e>
             <m:r>
               <w:rPr>
-                <w:rFonts w:ascii="Cambria Math" w:hAnsi="Cambria Math" w:cs="Cambria Math"/>
+                <w:rFonts w:ascii="Times New Roman" w:hAnsi="Times New Roman" w:cs="Cambria Math"/>
               </w:rPr>
               <m:t>U</m:t>
             </m:r>
@@ -10381,7 +10381,7 @@
                 <m:sty m:val="p"/>
               </m:rPr>
               <w:rPr>
-                <w:rFonts w:ascii="Cambria Math" w:hAnsi="Cambria Math" w:cs="Cambria Math"/>
+                <w:rFonts w:ascii="Times New Roman" w:hAnsi="Times New Roman" w:cs="Cambria Math"/>
               </w:rPr>
               <m:t>并</m:t>
             </m:r>
@@ -10401,7 +10401,7 @@
           <m:sSubPr>
             <m:ctrlPr>
               <w:rPr>
-                <w:rFonts w:ascii="Cambria Math" w:hAnsi="Cambria Math"/>
+                <w:rFonts w:ascii="Times New Roman" w:hAnsi="Times New Roman"/>
               </w:rPr>
             </m:ctrlPr>
           </m:sSubPr>
@@ -10411,7 +10411,7 @@
                 <m:nor/>
               </m:rPr>
               <w:rPr>
-                <w:rFonts w:ascii="Cambria Math" w:hAnsi="Cambria Math" w:cs="Cambria Math"/>
+                <w:rFonts w:ascii="Times New Roman" w:hAnsi="Times New Roman" w:cs="Cambria Math"/>
               </w:rPr>
               <m:t>A</m:t>
             </m:r>
@@ -10422,7 +10422,7 @@
                 <m:nor/>
               </m:rPr>
               <w:rPr>
-                <w:rFonts w:ascii="Cambria Math" w:hAnsi="Cambria Math" w:cs="Cambria Math"/>
+                <w:rFonts w:ascii="Times New Roman" w:hAnsi="Times New Roman" w:cs="Cambria Math"/>
               </w:rPr>
               <m:t>2</m:t>
             </m:r>
@@ -10442,14 +10442,14 @@
           <m:sSubPr>
             <m:ctrlPr>
               <w:rPr>
-                <w:rFonts w:ascii="Cambria Math" w:hAnsi="Cambria Math"/>
+                <w:rFonts w:ascii="Times New Roman" w:hAnsi="Times New Roman"/>
               </w:rPr>
             </m:ctrlPr>
           </m:sSubPr>
           <m:e>
             <m:r>
               <w:rPr>
-                <w:rFonts w:ascii="Cambria Math" w:hAnsi="Cambria Math" w:cs="Cambria Math"/>
+                <w:rFonts w:ascii="Times New Roman" w:hAnsi="Times New Roman" w:cs="Cambria Math"/>
               </w:rPr>
               <m:t>I</m:t>
             </m:r>
@@ -10457,7 +10457,7 @@
           <m:sub>
             <m:r>
               <w:rPr>
-                <w:rFonts w:ascii="Cambria Math" w:hAnsi="Cambria Math" w:cs="Cambria Math"/>
+                <w:rFonts w:ascii="Times New Roman" w:hAnsi="Times New Roman" w:cs="Cambria Math"/>
               </w:rPr>
               <m:t>2</m:t>
             </m:r>
@@ -10465,7 +10465,7 @@
         </m:sSub>
         <m:r>
           <w:rPr>
-            <w:rFonts w:ascii="Cambria Math" w:hAnsi="Cambria Math" w:cs="Cambria Math"/>
+            <w:rFonts w:ascii="Times New Roman" w:hAnsi="Times New Roman" w:cs="Cambria Math"/>
           </w:rPr>
           <m:t>=</m:t>
         </m:r>
@@ -10473,7 +10473,7 @@
           <m:fPr>
             <m:ctrlPr>
               <w:rPr>
-                <w:rFonts w:ascii="Cambria Math" w:hAnsi="Cambria Math"/>
+                <w:rFonts w:ascii="Times New Roman" w:hAnsi="Times New Roman"/>
               </w:rPr>
             </m:ctrlPr>
           </m:fPr>
@@ -10482,14 +10482,14 @@
               <m:sSubPr>
                 <m:ctrlPr>
                   <w:rPr>
-                    <w:rFonts w:ascii="Cambria Math" w:hAnsi="Cambria Math"/>
+                    <w:rFonts w:ascii="Times New Roman" w:hAnsi="Times New Roman"/>
                   </w:rPr>
                 </m:ctrlPr>
               </m:sSubPr>
               <m:e>
                 <m:r>
                   <w:rPr>
-                    <w:rFonts w:ascii="Cambria Math" w:hAnsi="Cambria Math" w:cs="Cambria Math"/>
+                    <w:rFonts w:ascii="Times New Roman" w:hAnsi="Times New Roman" w:cs="Cambria Math"/>
                   </w:rPr>
                   <m:t>U</m:t>
                 </m:r>
@@ -10500,7 +10500,7 @@
                     <m:sty m:val="p"/>
                   </m:rPr>
                   <w:rPr>
-                    <w:rFonts w:ascii="Cambria Math" w:hAnsi="Cambria Math" w:cs="Cambria Math"/>
+                    <w:rFonts w:ascii="Times New Roman" w:hAnsi="Times New Roman" w:cs="Cambria Math"/>
                   </w:rPr>
                   <m:t>并</m:t>
                 </m:r>
@@ -10512,14 +10512,14 @@
               <m:sSubPr>
                 <m:ctrlPr>
                   <w:rPr>
-                    <w:rFonts w:ascii="Cambria Math" w:hAnsi="Cambria Math"/>
+                    <w:rFonts w:ascii="Times New Roman" w:hAnsi="Times New Roman"/>
                   </w:rPr>
                 </m:ctrlPr>
               </m:sSubPr>
               <m:e>
                 <m:r>
                   <w:rPr>
-                    <w:rFonts w:ascii="Cambria Math" w:hAnsi="Cambria Math" w:cs="Cambria Math"/>
+                    <w:rFonts w:ascii="Times New Roman" w:hAnsi="Times New Roman" w:cs="Cambria Math"/>
                   </w:rPr>
                   <m:t>R</m:t>
                 </m:r>
@@ -10527,7 +10527,7 @@
               <m:sub>
                 <m:r>
                   <w:rPr>
-                    <w:rFonts w:ascii="Cambria Math" w:hAnsi="Cambria Math" w:cs="Cambria Math"/>
+                    <w:rFonts w:ascii="Times New Roman" w:hAnsi="Times New Roman" w:cs="Cambria Math"/>
                   </w:rPr>
                   <m:t>2</m:t>
                 </m:r>
@@ -10559,14 +10559,14 @@
           <m:sSubPr>
             <m:ctrlPr>
               <w:rPr>
-                <w:rFonts w:ascii="Cambria Math" w:hAnsi="Cambria Math"/>
+                <w:rFonts w:ascii="Times New Roman" w:hAnsi="Times New Roman"/>
               </w:rPr>
             </m:ctrlPr>
           </m:sSubPr>
           <m:e>
             <m:r>
               <w:rPr>
-                <w:rFonts w:ascii="Cambria Math" w:hAnsi="Cambria Math" w:cs="Cambria Math"/>
+                <w:rFonts w:ascii="Times New Roman" w:hAnsi="Times New Roman" w:cs="Cambria Math"/>
               </w:rPr>
               <m:t>I</m:t>
             </m:r>
@@ -10574,7 +10574,7 @@
           <m:sub>
             <m:r>
               <w:rPr>
-                <w:rFonts w:ascii="Cambria Math" w:hAnsi="Cambria Math" w:cs="Cambria Math"/>
+                <w:rFonts w:ascii="Times New Roman" w:hAnsi="Times New Roman" w:cs="Cambria Math"/>
               </w:rPr>
               <m:t>3</m:t>
             </m:r>
@@ -10594,7 +10594,7 @@
           <m:sSubPr>
             <m:ctrlPr>
               <w:rPr>
-                <w:rFonts w:ascii="Cambria Math" w:hAnsi="Cambria Math"/>
+                <w:rFonts w:ascii="Times New Roman" w:hAnsi="Times New Roman"/>
               </w:rPr>
             </m:ctrlPr>
           </m:sSubPr>
@@ -10604,7 +10604,7 @@
                 <m:nor/>
               </m:rPr>
               <w:rPr>
-                <w:rFonts w:ascii="Cambria Math" w:hAnsi="Cambria Math" w:cs="Cambria Math"/>
+                <w:rFonts w:ascii="Times New Roman" w:hAnsi="Times New Roman" w:cs="Cambria Math"/>
               </w:rPr>
               <m:t>A</m:t>
             </m:r>
@@ -10615,7 +10615,7 @@
                 <m:nor/>
               </m:rPr>
               <w:rPr>
-                <w:rFonts w:ascii="Cambria Math" w:hAnsi="Cambria Math" w:cs="Cambria Math"/>
+                <w:rFonts w:ascii="Times New Roman" w:hAnsi="Times New Roman" w:cs="Cambria Math"/>
               </w:rPr>
               <m:t>1</m:t>
             </m:r>
@@ -10635,14 +10635,14 @@
           <m:sSubPr>
             <m:ctrlPr>
               <w:rPr>
-                <w:rFonts w:ascii="Cambria Math" w:hAnsi="Cambria Math"/>
+                <w:rFonts w:ascii="Times New Roman" w:hAnsi="Times New Roman"/>
               </w:rPr>
             </m:ctrlPr>
           </m:sSubPr>
           <m:e>
             <m:r>
               <w:rPr>
-                <w:rFonts w:ascii="Cambria Math" w:hAnsi="Cambria Math" w:cs="Cambria Math"/>
+                <w:rFonts w:ascii="Times New Roman" w:hAnsi="Times New Roman" w:cs="Cambria Math"/>
               </w:rPr>
               <m:t>I</m:t>
             </m:r>
@@ -10650,7 +10650,7 @@
           <m:sub>
             <m:r>
               <w:rPr>
-                <w:rFonts w:ascii="Cambria Math" w:hAnsi="Cambria Math" w:cs="Cambria Math"/>
+                <w:rFonts w:ascii="Times New Roman" w:hAnsi="Times New Roman" w:cs="Cambria Math"/>
               </w:rPr>
               <m:t>1</m:t>
             </m:r>
@@ -10658,7 +10658,7 @@
         </m:sSub>
         <m:r>
           <w:rPr>
-            <w:rFonts w:ascii="Cambria Math" w:hAnsi="Cambria Math" w:cs="Cambria Math"/>
+            <w:rFonts w:ascii="Times New Roman" w:hAnsi="Times New Roman" w:cs="Cambria Math"/>
           </w:rPr>
           <m:t>=</m:t>
         </m:r>
@@ -10666,14 +10666,14 @@
           <m:sSubPr>
             <m:ctrlPr>
               <w:rPr>
-                <w:rFonts w:ascii="Cambria Math" w:hAnsi="Cambria Math"/>
+                <w:rFonts w:ascii="Times New Roman" w:hAnsi="Times New Roman"/>
               </w:rPr>
             </m:ctrlPr>
           </m:sSubPr>
           <m:e>
             <m:r>
               <w:rPr>
-                <w:rFonts w:ascii="Cambria Math" w:hAnsi="Cambria Math" w:cs="Cambria Math"/>
+                <w:rFonts w:ascii="Times New Roman" w:hAnsi="Times New Roman" w:cs="Cambria Math"/>
               </w:rPr>
               <m:t>I</m:t>
             </m:r>
@@ -10681,7 +10681,7 @@
           <m:sub>
             <m:r>
               <w:rPr>
-                <w:rFonts w:ascii="Cambria Math" w:hAnsi="Cambria Math" w:cs="Cambria Math"/>
+                <w:rFonts w:ascii="Times New Roman" w:hAnsi="Times New Roman" w:cs="Cambria Math"/>
               </w:rPr>
               <m:t>3</m:t>
             </m:r>
@@ -10689,7 +10689,7 @@
         </m:sSub>
         <m:r>
           <w:rPr>
-            <w:rFonts w:ascii="Cambria Math" w:hAnsi="Cambria Math" w:cs="Cambria Math"/>
+            <w:rFonts w:ascii="Times New Roman" w:hAnsi="Times New Roman" w:cs="Cambria Math"/>
           </w:rPr>
           <m:t>-</m:t>
         </m:r>
@@ -10697,14 +10697,14 @@
           <m:sSubPr>
             <m:ctrlPr>
               <w:rPr>
-                <w:rFonts w:ascii="Cambria Math" w:hAnsi="Cambria Math"/>
+                <w:rFonts w:ascii="Times New Roman" w:hAnsi="Times New Roman"/>
               </w:rPr>
             </m:ctrlPr>
           </m:sSubPr>
           <m:e>
             <m:r>
               <w:rPr>
-                <w:rFonts w:ascii="Cambria Math" w:hAnsi="Cambria Math" w:cs="Cambria Math"/>
+                <w:rFonts w:ascii="Times New Roman" w:hAnsi="Times New Roman" w:cs="Cambria Math"/>
               </w:rPr>
               <m:t>I</m:t>
             </m:r>
@@ -10712,7 +10712,7 @@
           <m:sub>
             <m:r>
               <w:rPr>
-                <w:rFonts w:ascii="Cambria Math" w:hAnsi="Cambria Math" w:cs="Cambria Math"/>
+                <w:rFonts w:ascii="Times New Roman" w:hAnsi="Times New Roman" w:cs="Cambria Math"/>
               </w:rPr>
               <m:t>2</m:t>
             </m:r>
@@ -10743,7 +10743,7 @@
             <m:nor/>
           </m:rPr>
           <w:rPr>
-            <w:rFonts w:ascii="Cambria Math" w:hAnsi="Cambria Math" w:cs="Cambria Math"/>
+            <w:rFonts w:ascii="Times New Roman" w:hAnsi="Times New Roman" w:cs="Cambria Math"/>
           </w:rPr>
           <m:t>Δ</m:t>
         </m:r>
@@ -10751,14 +10751,14 @@
           <m:sSubPr>
             <m:ctrlPr>
               <w:rPr>
-                <w:rFonts w:ascii="Cambria Math" w:hAnsi="Cambria Math"/>
+                <w:rFonts w:ascii="Times New Roman" w:hAnsi="Times New Roman"/>
               </w:rPr>
             </m:ctrlPr>
           </m:sSubPr>
           <m:e>
             <m:r>
               <w:rPr>
-                <w:rFonts w:ascii="Cambria Math" w:hAnsi="Cambria Math" w:cs="Cambria Math"/>
+                <w:rFonts w:ascii="Times New Roman" w:hAnsi="Times New Roman" w:cs="Cambria Math"/>
               </w:rPr>
               <m:t>I</m:t>
             </m:r>
@@ -10766,7 +10766,7 @@
           <m:sub>
             <m:r>
               <w:rPr>
-                <w:rFonts w:ascii="Cambria Math" w:hAnsi="Cambria Math" w:cs="Cambria Math"/>
+                <w:rFonts w:ascii="Times New Roman" w:hAnsi="Times New Roman" w:cs="Cambria Math"/>
               </w:rPr>
               <m:t>1</m:t>
             </m:r>
@@ -10774,7 +10774,7 @@
         </m:sSub>
         <m:r>
           <w:rPr>
-            <w:rFonts w:ascii="Cambria Math" w:hAnsi="Cambria Math" w:cs="Cambria Math"/>
+            <w:rFonts w:ascii="Times New Roman" w:hAnsi="Times New Roman" w:cs="Cambria Math"/>
           </w:rPr>
           <m:t>&gt;</m:t>
         </m:r>
@@ -10783,7 +10783,7 @@
             <m:nor/>
           </m:rPr>
           <w:rPr>
-            <w:rFonts w:ascii="Cambria Math" w:hAnsi="Cambria Math" w:cs="Cambria Math"/>
+            <w:rFonts w:ascii="Times New Roman" w:hAnsi="Times New Roman" w:cs="Cambria Math"/>
           </w:rPr>
           <m:t>Δ</m:t>
         </m:r>
@@ -10791,14 +10791,14 @@
           <m:sSubPr>
             <m:ctrlPr>
               <w:rPr>
-                <w:rFonts w:ascii="Cambria Math" w:hAnsi="Cambria Math"/>
+                <w:rFonts w:ascii="Times New Roman" w:hAnsi="Times New Roman"/>
               </w:rPr>
             </m:ctrlPr>
           </m:sSubPr>
           <m:e>
             <m:r>
               <w:rPr>
-                <w:rFonts w:ascii="Cambria Math" w:hAnsi="Cambria Math" w:cs="Cambria Math"/>
+                <w:rFonts w:ascii="Times New Roman" w:hAnsi="Times New Roman" w:cs="Cambria Math"/>
               </w:rPr>
               <m:t>I</m:t>
             </m:r>
@@ -10806,7 +10806,7 @@
           <m:sub>
             <m:r>
               <w:rPr>
-                <w:rFonts w:ascii="Cambria Math" w:hAnsi="Cambria Math" w:cs="Cambria Math"/>
+                <w:rFonts w:ascii="Times New Roman" w:hAnsi="Times New Roman" w:cs="Cambria Math"/>
               </w:rPr>
               <m:t>2</m:t>
             </m:r>
@@ -11418,7 +11418,7 @@
       <m:oMath>
         <m:r>
           <w:rPr>
-            <w:rFonts w:ascii="Cambria Math" w:hAnsi="Cambria Math" w:cs="Cambria Math"/>
+            <w:rFonts w:ascii="Times New Roman" w:hAnsi="Times New Roman" w:cs="Cambria Math"/>
           </w:rPr>
           <m:t>η=</m:t>
         </m:r>
@@ -11426,14 +11426,14 @@
           <m:fPr>
             <m:ctrlPr>
               <w:rPr>
-                <w:rFonts w:ascii="Cambria Math" w:hAnsi="Cambria Math"/>
+                <w:rFonts w:ascii="Times New Roman" w:hAnsi="Times New Roman"/>
               </w:rPr>
             </m:ctrlPr>
           </m:fPr>
           <m:num>
             <m:r>
               <w:rPr>
-                <w:rFonts w:ascii="Cambria Math" w:hAnsi="Cambria Math" w:cs="Cambria Math"/>
+                <w:rFonts w:ascii="Times New Roman" w:hAnsi="Times New Roman" w:cs="Cambria Math"/>
               </w:rPr>
               <m:t>IU</m:t>
             </m:r>
@@ -11441,7 +11441,7 @@
           <m:den>
             <m:r>
               <w:rPr>
-                <w:rFonts w:ascii="Cambria Math" w:hAnsi="Cambria Math" w:cs="Cambria Math"/>
+                <w:rFonts w:ascii="Times New Roman" w:hAnsi="Times New Roman" w:cs="Cambria Math"/>
               </w:rPr>
               <m:t>IE</m:t>
             </m:r>
@@ -11449,7 +11449,7 @@
         </m:f>
         <m:r>
           <w:rPr>
-            <w:rFonts w:ascii="Cambria Math" w:hAnsi="Cambria Math" w:cs="Cambria Math"/>
+            <w:rFonts w:ascii="Times New Roman" w:hAnsi="Times New Roman" w:cs="Cambria Math"/>
           </w:rPr>
           <m:t>=</m:t>
         </m:r>
@@ -11457,14 +11457,14 @@
           <m:fPr>
             <m:ctrlPr>
               <w:rPr>
-                <w:rFonts w:ascii="Cambria Math" w:hAnsi="Cambria Math"/>
+                <w:rFonts w:ascii="Times New Roman" w:hAnsi="Times New Roman"/>
               </w:rPr>
             </m:ctrlPr>
           </m:fPr>
           <m:num>
             <m:r>
               <w:rPr>
-                <w:rFonts w:ascii="Cambria Math" w:hAnsi="Cambria Math" w:cs="Cambria Math"/>
+                <w:rFonts w:ascii="Times New Roman" w:hAnsi="Times New Roman" w:cs="Cambria Math"/>
               </w:rPr>
               <m:t>U</m:t>
             </m:r>
@@ -11472,7 +11472,7 @@
           <m:den>
             <m:r>
               <w:rPr>
-                <w:rFonts w:ascii="Cambria Math" w:hAnsi="Cambria Math" w:cs="Cambria Math"/>
+                <w:rFonts w:ascii="Times New Roman" w:hAnsi="Times New Roman" w:cs="Cambria Math"/>
               </w:rPr>
               <m:t>E</m:t>
             </m:r>
@@ -11782,14 +11782,14 @@
           <m:sSubPr>
             <m:ctrlPr>
               <w:rPr>
-                <w:rFonts w:ascii="Cambria Math" w:hAnsi="Cambria Math"/>
+                <w:rFonts w:ascii="Times New Roman" w:hAnsi="Times New Roman"/>
               </w:rPr>
             </m:ctrlPr>
           </m:sSubPr>
           <m:e>
             <m:r>
               <w:rPr>
-                <w:rFonts w:ascii="Cambria Math" w:hAnsi="Cambria Math" w:cs="Cambria Math"/>
+                <w:rFonts w:ascii="Times New Roman" w:hAnsi="Times New Roman" w:cs="Cambria Math"/>
               </w:rPr>
               <m:t>R</m:t>
             </m:r>
@@ -11797,7 +11797,7 @@
           <m:sub>
             <m:r>
               <w:rPr>
-                <w:rFonts w:ascii="Cambria Math" w:hAnsi="Cambria Math" w:cs="Cambria Math"/>
+                <w:rFonts w:ascii="Times New Roman" w:hAnsi="Times New Roman" w:cs="Cambria Math"/>
               </w:rPr>
               <m:t>0</m:t>
             </m:r>
@@ -11805,7 +11805,7 @@
         </m:sSub>
         <m:r>
           <w:rPr>
-            <w:rFonts w:ascii="Cambria Math" w:hAnsi="Cambria Math" w:cs="Cambria Math"/>
+            <w:rFonts w:ascii="Times New Roman" w:hAnsi="Times New Roman" w:cs="Cambria Math"/>
           </w:rPr>
           <m:t>=7</m:t>
         </m:r>
@@ -11814,7 +11814,7 @@
             <m:sty m:val="p"/>
           </m:rPr>
           <w:rPr>
-            <w:rFonts w:ascii="Cambria Math" w:hAnsi="Cambria Math" w:cs="Cambria Math"/>
+            <w:rFonts w:ascii="Times New Roman" w:hAnsi="Times New Roman" w:cs="Cambria Math"/>
           </w:rPr>
           <m:t>Ω</m:t>
         </m:r>
@@ -11987,7 +11987,7 @@
       <m:oMath>
         <m:r>
           <w:rPr>
-            <w:rFonts w:ascii="Cambria Math" w:hAnsi="Cambria Math" w:cs="Cambria Math"/>
+            <w:rFonts w:ascii="Times New Roman" w:hAnsi="Times New Roman" w:cs="Cambria Math"/>
           </w:rPr>
           <m:t>U-I</m:t>
         </m:r>
@@ -12003,7 +12003,7 @@
       <m:oMath>
         <m:r>
           <w:rPr>
-            <w:rFonts w:ascii="Cambria Math" w:hAnsi="Cambria Math" w:cs="Cambria Math"/>
+            <w:rFonts w:ascii="Times New Roman" w:hAnsi="Times New Roman" w:cs="Cambria Math"/>
           </w:rPr>
           <m:t>E=</m:t>
         </m:r>
@@ -12037,14 +12037,14 @@
           <m:sSubPr>
             <m:ctrlPr>
               <w:rPr>
-                <w:rFonts w:ascii="Cambria Math" w:hAnsi="Cambria Math"/>
+                <w:rFonts w:ascii="Times New Roman" w:hAnsi="Times New Roman"/>
               </w:rPr>
             </m:ctrlPr>
           </m:sSubPr>
           <m:e>
             <m:r>
               <w:rPr>
-                <w:rFonts w:ascii="Cambria Math" w:hAnsi="Cambria Math" w:cs="Cambria Math"/>
+                <w:rFonts w:ascii="Times New Roman" w:hAnsi="Times New Roman" w:cs="Cambria Math"/>
               </w:rPr>
               <m:t>r</m:t>
             </m:r>
@@ -12052,7 +12052,7 @@
           <m:sub>
             <m:r>
               <w:rPr>
-                <w:rFonts w:ascii="Cambria Math" w:hAnsi="Cambria Math" w:cs="Cambria Math"/>
+                <w:rFonts w:ascii="Times New Roman" w:hAnsi="Times New Roman" w:cs="Cambria Math"/>
               </w:rPr>
               <m:t>0</m:t>
             </m:r>
@@ -12060,7 +12060,7 @@
         </m:sSub>
         <m:r>
           <w:rPr>
-            <w:rFonts w:ascii="Cambria Math" w:hAnsi="Cambria Math" w:cs="Cambria Math"/>
+            <w:rFonts w:ascii="Times New Roman" w:hAnsi="Times New Roman" w:cs="Cambria Math"/>
           </w:rPr>
           <m:t>=</m:t>
         </m:r>
@@ -12079,7 +12079,7 @@
             <m:sty m:val="p"/>
           </m:rPr>
           <w:rPr>
-            <w:rFonts w:ascii="Cambria Math" w:hAnsi="Cambria Math" w:cs="Cambria Math"/>
+            <w:rFonts w:ascii="Times New Roman" w:hAnsi="Times New Roman" w:cs="Cambria Math"/>
           </w:rPr>
           <m:t>Ω</m:t>
         </m:r>
@@ -12121,7 +12121,7 @@
       <m:oMath>
         <m:r>
           <w:rPr>
-            <w:rFonts w:ascii="Cambria Math" w:hAnsi="Cambria Math" w:cs="Cambria Math"/>
+            <w:rFonts w:ascii="Times New Roman" w:hAnsi="Times New Roman" w:cs="Cambria Math"/>
           </w:rPr>
           <m:t>U-I</m:t>
         </m:r>
@@ -12415,7 +12415,7 @@
           <m:fPr>
             <m:ctrlPr>
               <w:rPr>
-                <w:rFonts w:ascii="Cambria Math" w:hAnsi="Cambria Math"/>
+                <w:rFonts w:ascii="Times New Roman" w:hAnsi="Times New Roman"/>
               </w:rPr>
             </m:ctrlPr>
           </m:fPr>
@@ -12425,13 +12425,13 @@
                 <m:sty m:val="p"/>
               </m:rPr>
               <w:rPr>
-                <w:rFonts w:ascii="Cambria Math" w:hAnsi="Cambria Math" w:cs="Cambria Math"/>
+                <w:rFonts w:ascii="Times New Roman" w:hAnsi="Times New Roman" w:cs="Cambria Math"/>
               </w:rPr>
               <m:t>Δ</m:t>
             </m:r>
             <m:r>
               <w:rPr>
-                <w:rFonts w:ascii="Cambria Math" w:hAnsi="Cambria Math" w:cs="Cambria Math"/>
+                <w:rFonts w:ascii="Times New Roman" w:hAnsi="Times New Roman" w:cs="Cambria Math"/>
               </w:rPr>
               <m:t>U</m:t>
             </m:r>
@@ -12442,13 +12442,13 @@
                 <m:sty m:val="p"/>
               </m:rPr>
               <w:rPr>
-                <w:rFonts w:ascii="Cambria Math" w:hAnsi="Cambria Math" w:cs="Cambria Math"/>
+                <w:rFonts w:ascii="Times New Roman" w:hAnsi="Times New Roman" w:cs="Cambria Math"/>
               </w:rPr>
               <m:t>Δ</m:t>
             </m:r>
             <m:r>
               <w:rPr>
-                <w:rFonts w:ascii="Cambria Math" w:hAnsi="Cambria Math" w:cs="Cambria Math"/>
+                <w:rFonts w:ascii="Times New Roman" w:hAnsi="Times New Roman" w:cs="Cambria Math"/>
               </w:rPr>
               <m:t>I</m:t>
             </m:r>
@@ -12478,7 +12478,7 @@
           <m:fPr>
             <m:ctrlPr>
               <w:rPr>
-                <w:rFonts w:ascii="Cambria Math" w:hAnsi="Cambria Math"/>
+                <w:rFonts w:ascii="Times New Roman" w:hAnsi="Times New Roman"/>
               </w:rPr>
             </m:ctrlPr>
           </m:fPr>
@@ -12488,13 +12488,13 @@
                 <m:nor/>
               </m:rPr>
               <w:rPr>
-                <w:rFonts w:ascii="Cambria Math" w:hAnsi="Cambria Math" w:cs="Cambria Math"/>
+                <w:rFonts w:ascii="Times New Roman" w:hAnsi="Times New Roman" w:cs="Cambria Math"/>
               </w:rPr>
               <m:t>Δ</m:t>
             </m:r>
             <m:r>
               <w:rPr>
-                <w:rFonts w:ascii="Cambria Math" w:hAnsi="Cambria Math" w:cs="Cambria Math"/>
+                <w:rFonts w:ascii="Times New Roman" w:hAnsi="Times New Roman" w:cs="Cambria Math"/>
               </w:rPr>
               <m:t>U</m:t>
             </m:r>
@@ -12505,13 +12505,13 @@
                 <m:nor/>
               </m:rPr>
               <w:rPr>
-                <w:rFonts w:ascii="Cambria Math" w:hAnsi="Cambria Math" w:cs="Cambria Math"/>
+                <w:rFonts w:ascii="Times New Roman" w:hAnsi="Times New Roman" w:cs="Cambria Math"/>
               </w:rPr>
               <m:t>Δ</m:t>
             </m:r>
             <m:r>
               <w:rPr>
-                <w:rFonts w:ascii="Cambria Math" w:hAnsi="Cambria Math" w:cs="Cambria Math"/>
+                <w:rFonts w:ascii="Times New Roman" w:hAnsi="Times New Roman" w:cs="Cambria Math"/>
               </w:rPr>
               <m:t>I</m:t>
             </m:r>
@@ -12519,7 +12519,7 @@
         </m:f>
         <m:r>
           <w:rPr>
-            <w:rFonts w:ascii="Cambria Math" w:hAnsi="Cambria Math" w:cs="Cambria Math"/>
+            <w:rFonts w:ascii="Times New Roman" w:hAnsi="Times New Roman" w:cs="Cambria Math"/>
           </w:rPr>
           <m:t>=r+</m:t>
         </m:r>
@@ -12527,14 +12527,14 @@
           <m:sSubPr>
             <m:ctrlPr>
               <w:rPr>
-                <w:rFonts w:ascii="Cambria Math" w:hAnsi="Cambria Math"/>
+                <w:rFonts w:ascii="Times New Roman" w:hAnsi="Times New Roman"/>
               </w:rPr>
             </m:ctrlPr>
           </m:sSubPr>
           <m:e>
             <m:r>
               <w:rPr>
-                <w:rFonts w:ascii="Cambria Math" w:hAnsi="Cambria Math" w:cs="Cambria Math"/>
+                <w:rFonts w:ascii="Times New Roman" w:hAnsi="Times New Roman" w:cs="Cambria Math"/>
               </w:rPr>
               <m:t>R</m:t>
             </m:r>
@@ -12542,7 +12542,7 @@
           <m:sub>
             <m:r>
               <w:rPr>
-                <w:rFonts w:ascii="Cambria Math" w:hAnsi="Cambria Math" w:cs="Cambria Math"/>
+                <w:rFonts w:ascii="Times New Roman" w:hAnsi="Times New Roman" w:cs="Cambria Math"/>
               </w:rPr>
               <m:t>0</m:t>
             </m:r>
@@ -12572,7 +12572,7 @@
           <m:fPr>
             <m:ctrlPr>
               <w:rPr>
-                <w:rFonts w:ascii="Cambria Math" w:hAnsi="Cambria Math"/>
+                <w:rFonts w:ascii="Times New Roman" w:hAnsi="Times New Roman"/>
               </w:rPr>
             </m:ctrlPr>
           </m:fPr>
@@ -12582,13 +12582,13 @@
                 <m:nor/>
               </m:rPr>
               <w:rPr>
-                <w:rFonts w:ascii="Cambria Math" w:hAnsi="Cambria Math" w:cs="Cambria Math"/>
+                <w:rFonts w:ascii="Times New Roman" w:hAnsi="Times New Roman" w:cs="Cambria Math"/>
               </w:rPr>
               <m:t>Δ</m:t>
             </m:r>
             <m:r>
               <w:rPr>
-                <w:rFonts w:ascii="Cambria Math" w:hAnsi="Cambria Math" w:cs="Cambria Math"/>
+                <w:rFonts w:ascii="Times New Roman" w:hAnsi="Times New Roman" w:cs="Cambria Math"/>
               </w:rPr>
               <m:t>U</m:t>
             </m:r>
@@ -12599,13 +12599,13 @@
                 <m:nor/>
               </m:rPr>
               <w:rPr>
-                <w:rFonts w:ascii="Cambria Math" w:hAnsi="Cambria Math" w:cs="Cambria Math"/>
+                <w:rFonts w:ascii="Times New Roman" w:hAnsi="Times New Roman" w:cs="Cambria Math"/>
               </w:rPr>
               <m:t>Δ</m:t>
             </m:r>
             <m:r>
               <w:rPr>
-                <w:rFonts w:ascii="Cambria Math" w:hAnsi="Cambria Math" w:cs="Cambria Math"/>
+                <w:rFonts w:ascii="Times New Roman" w:hAnsi="Times New Roman" w:cs="Cambria Math"/>
               </w:rPr>
               <m:t>I</m:t>
             </m:r>
@@ -12613,7 +12613,7 @@
         </m:f>
         <m:r>
           <w:rPr>
-            <w:rFonts w:ascii="Cambria Math" w:hAnsi="Cambria Math" w:cs="Cambria Math"/>
+            <w:rFonts w:ascii="Times New Roman" w:hAnsi="Times New Roman" w:cs="Cambria Math"/>
           </w:rPr>
           <m:t>=r</m:t>
         </m:r>
@@ -12642,7 +12642,7 @@
           <m:fPr>
             <m:ctrlPr>
               <w:rPr>
-                <w:rFonts w:ascii="Cambria Math" w:hAnsi="Cambria Math"/>
+                <w:rFonts w:ascii="Times New Roman" w:hAnsi="Times New Roman"/>
               </w:rPr>
             </m:ctrlPr>
           </m:fPr>
@@ -12652,13 +12652,13 @@
                 <m:sty m:val="p"/>
               </m:rPr>
               <w:rPr>
-                <w:rFonts w:ascii="Cambria Math" w:hAnsi="Cambria Math" w:cs="Cambria Math"/>
+                <w:rFonts w:ascii="Times New Roman" w:hAnsi="Times New Roman" w:cs="Cambria Math"/>
               </w:rPr>
               <m:t>Δ</m:t>
             </m:r>
             <m:r>
               <w:rPr>
-                <w:rFonts w:ascii="Cambria Math" w:hAnsi="Cambria Math" w:cs="Cambria Math"/>
+                <w:rFonts w:ascii="Times New Roman" w:hAnsi="Times New Roman" w:cs="Cambria Math"/>
               </w:rPr>
               <m:t>U</m:t>
             </m:r>
@@ -12669,13 +12669,13 @@
                 <m:sty m:val="p"/>
               </m:rPr>
               <w:rPr>
-                <w:rFonts w:ascii="Cambria Math" w:hAnsi="Cambria Math" w:cs="Cambria Math"/>
+                <w:rFonts w:ascii="Times New Roman" w:hAnsi="Times New Roman" w:cs="Cambria Math"/>
               </w:rPr>
               <m:t>Δ</m:t>
             </m:r>
             <m:r>
               <w:rPr>
-                <w:rFonts w:ascii="Cambria Math" w:hAnsi="Cambria Math" w:cs="Cambria Math"/>
+                <w:rFonts w:ascii="Times New Roman" w:hAnsi="Times New Roman" w:cs="Cambria Math"/>
               </w:rPr>
               <m:t>I</m:t>
             </m:r>
@@ -12743,7 +12743,7 @@
       <m:oMath>
         <m:r>
           <w:rPr>
-            <w:rFonts w:ascii="Cambria Math" w:hAnsi="Cambria Math" w:cs="Cambria Math"/>
+            <w:rFonts w:ascii="Times New Roman" w:hAnsi="Times New Roman" w:cs="Cambria Math"/>
           </w:rPr>
           <m:t>E=6.0</m:t>
         </m:r>
@@ -12752,7 +12752,7 @@
             <m:nor/>
           </m:rPr>
           <w:rPr>
-            <w:rFonts w:ascii="Cambria Math" w:hAnsi="Cambria Math" w:cs="Cambria Math"/>
+            <w:rFonts w:ascii="Times New Roman" w:hAnsi="Times New Roman" w:cs="Cambria Math"/>
           </w:rPr>
           <m:t>V</m:t>
         </m:r>
@@ -12788,14 +12788,14 @@
           <m:sSubPr>
             <m:ctrlPr>
               <w:rPr>
-                <w:rFonts w:ascii="Cambria Math" w:hAnsi="Cambria Math"/>
+                <w:rFonts w:ascii="Times New Roman" w:hAnsi="Times New Roman"/>
               </w:rPr>
             </m:ctrlPr>
           </m:sSubPr>
           <m:e>
             <m:r>
               <w:rPr>
-                <w:rFonts w:ascii="Cambria Math" w:hAnsi="Cambria Math" w:cs="Cambria Math"/>
+                <w:rFonts w:ascii="Times New Roman" w:hAnsi="Times New Roman" w:cs="Cambria Math"/>
               </w:rPr>
               <m:t>R</m:t>
             </m:r>
@@ -12803,7 +12803,7 @@
           <m:sub>
             <m:r>
               <w:rPr>
-                <w:rFonts w:ascii="Cambria Math" w:hAnsi="Cambria Math" w:cs="Cambria Math"/>
+                <w:rFonts w:ascii="Times New Roman" w:hAnsi="Times New Roman" w:cs="Cambria Math"/>
               </w:rPr>
               <m:t>0</m:t>
             </m:r>
@@ -12821,7 +12821,7 @@
       <m:oMath>
         <m:r>
           <w:rPr>
-            <w:rFonts w:ascii="Cambria Math" w:hAnsi="Cambria Math" w:cs="Cambria Math"/>
+            <w:rFonts w:ascii="Times New Roman" w:hAnsi="Times New Roman" w:cs="Cambria Math"/>
           </w:rPr>
           <m:t>U-I</m:t>
         </m:r>
@@ -12837,7 +12837,7 @@
       <m:oMath>
         <m:r>
           <w:rPr>
-            <w:rFonts w:ascii="Cambria Math" w:hAnsi="Cambria Math" w:cs="Cambria Math"/>
+            <w:rFonts w:ascii="Times New Roman" w:hAnsi="Times New Roman" w:cs="Cambria Math"/>
           </w:rPr>
           <m:t>r+</m:t>
         </m:r>
@@ -12845,14 +12845,14 @@
           <m:sSubPr>
             <m:ctrlPr>
               <w:rPr>
-                <w:rFonts w:ascii="Cambria Math" w:hAnsi="Cambria Math"/>
+                <w:rFonts w:ascii="Times New Roman" w:hAnsi="Times New Roman"/>
               </w:rPr>
             </m:ctrlPr>
           </m:sSubPr>
           <m:e>
             <m:r>
               <w:rPr>
-                <w:rFonts w:ascii="Cambria Math" w:hAnsi="Cambria Math" w:cs="Cambria Math"/>
+                <w:rFonts w:ascii="Times New Roman" w:hAnsi="Times New Roman" w:cs="Cambria Math"/>
               </w:rPr>
               <m:t>R</m:t>
             </m:r>
@@ -12860,7 +12860,7 @@
           <m:sub>
             <m:r>
               <w:rPr>
-                <w:rFonts w:ascii="Cambria Math" w:hAnsi="Cambria Math" w:cs="Cambria Math"/>
+                <w:rFonts w:ascii="Times New Roman" w:hAnsi="Times New Roman" w:cs="Cambria Math"/>
               </w:rPr>
               <m:t>0</m:t>
             </m:r>
@@ -12868,7 +12868,7 @@
         </m:sSub>
         <m:r>
           <w:rPr>
-            <w:rFonts w:ascii="Cambria Math" w:hAnsi="Cambria Math" w:cs="Cambria Math"/>
+            <w:rFonts w:ascii="Times New Roman" w:hAnsi="Times New Roman" w:cs="Cambria Math"/>
           </w:rPr>
           <m:t>=</m:t>
         </m:r>
@@ -12878,7 +12878,7 @@
             <m:endChr m:val="|"/>
             <m:ctrlPr>
               <w:rPr>
-                <w:rFonts w:ascii="Cambria Math" w:hAnsi="Cambria Math"/>
+                <w:rFonts w:ascii="Times New Roman" w:hAnsi="Times New Roman"/>
               </w:rPr>
             </m:ctrlPr>
           </m:dPr>
@@ -12887,7 +12887,7 @@
               <m:fPr>
                 <m:ctrlPr>
                   <w:rPr>
-                    <w:rFonts w:ascii="Cambria Math" w:hAnsi="Cambria Math"/>
+                    <w:rFonts w:ascii="Times New Roman" w:hAnsi="Times New Roman"/>
                   </w:rPr>
                 </m:ctrlPr>
               </m:fPr>
@@ -12897,13 +12897,13 @@
                     <m:nor/>
                   </m:rPr>
                   <w:rPr>
-                    <w:rFonts w:ascii="Cambria Math" w:hAnsi="Cambria Math" w:cs="Cambria Math"/>
+                    <w:rFonts w:ascii="Times New Roman" w:hAnsi="Times New Roman" w:cs="Cambria Math"/>
                   </w:rPr>
                   <m:t>Δ</m:t>
                 </m:r>
                 <m:r>
                   <w:rPr>
-                    <w:rFonts w:ascii="Cambria Math" w:hAnsi="Cambria Math" w:cs="Cambria Math"/>
+                    <w:rFonts w:ascii="Times New Roman" w:hAnsi="Times New Roman" w:cs="Cambria Math"/>
                   </w:rPr>
                   <m:t>U</m:t>
                 </m:r>
@@ -12914,13 +12914,13 @@
                     <m:nor/>
                   </m:rPr>
                   <w:rPr>
-                    <w:rFonts w:ascii="Cambria Math" w:hAnsi="Cambria Math" w:cs="Cambria Math"/>
+                    <w:rFonts w:ascii="Times New Roman" w:hAnsi="Times New Roman" w:cs="Cambria Math"/>
                   </w:rPr>
                   <m:t>Δ</m:t>
                 </m:r>
                 <m:r>
                   <w:rPr>
-                    <w:rFonts w:ascii="Cambria Math" w:hAnsi="Cambria Math" w:cs="Cambria Math"/>
+                    <w:rFonts w:ascii="Times New Roman" w:hAnsi="Times New Roman" w:cs="Cambria Math"/>
                   </w:rPr>
                   <m:t>I</m:t>
                 </m:r>
@@ -12930,7 +12930,7 @@
         </m:d>
         <m:r>
           <w:rPr>
-            <w:rFonts w:ascii="Cambria Math" w:hAnsi="Cambria Math" w:cs="Cambria Math"/>
+            <w:rFonts w:ascii="Times New Roman" w:hAnsi="Times New Roman" w:cs="Cambria Math"/>
           </w:rPr>
           <m:t>=</m:t>
         </m:r>
@@ -12938,14 +12938,14 @@
           <m:fPr>
             <m:ctrlPr>
               <w:rPr>
-                <w:rFonts w:ascii="Cambria Math" w:hAnsi="Cambria Math"/>
+                <w:rFonts w:ascii="Times New Roman" w:hAnsi="Times New Roman"/>
               </w:rPr>
             </m:ctrlPr>
           </m:fPr>
           <m:num>
             <m:r>
               <w:rPr>
-                <w:rFonts w:ascii="Cambria Math" w:hAnsi="Cambria Math" w:cs="Cambria Math"/>
+                <w:rFonts w:ascii="Times New Roman" w:hAnsi="Times New Roman" w:cs="Cambria Math"/>
               </w:rPr>
               <m:t>6.0</m:t>
             </m:r>
@@ -12953,7 +12953,7 @@
           <m:den>
             <m:r>
               <w:rPr>
-                <w:rFonts w:ascii="Cambria Math" w:hAnsi="Cambria Math" w:cs="Cambria Math"/>
+                <w:rFonts w:ascii="Times New Roman" w:hAnsi="Times New Roman" w:cs="Cambria Math"/>
               </w:rPr>
               <m:t>0.75</m:t>
             </m:r>
@@ -12964,13 +12964,13 @@
             <m:nor/>
           </m:rPr>
           <w:rPr>
-            <w:rFonts w:ascii="Cambria Math" w:hAnsi="Cambria Math" w:cs="Cambria Math"/>
+            <w:rFonts w:ascii="Times New Roman" w:hAnsi="Times New Roman" w:cs="Cambria Math"/>
           </w:rPr>
           <m:t>Ω</m:t>
         </m:r>
         <m:r>
           <w:rPr>
-            <w:rFonts w:ascii="Cambria Math" w:hAnsi="Cambria Math" w:cs="Cambria Math"/>
+            <w:rFonts w:ascii="Times New Roman" w:hAnsi="Times New Roman" w:cs="Cambria Math"/>
           </w:rPr>
           <m:t>=8.0</m:t>
         </m:r>
@@ -12979,7 +12979,7 @@
             <m:nor/>
           </m:rPr>
           <w:rPr>
-            <w:rFonts w:ascii="Cambria Math" w:hAnsi="Cambria Math" w:cs="Cambria Math"/>
+            <w:rFonts w:ascii="Times New Roman" w:hAnsi="Times New Roman" w:cs="Cambria Math"/>
           </w:rPr>
           <m:t>Ω</m:t>
         </m:r>
@@ -13005,7 +13005,7 @@
       <m:oMath>
         <m:r>
           <w:rPr>
-            <w:rFonts w:ascii="Cambria Math" w:hAnsi="Cambria Math" w:cs="Cambria Math"/>
+            <w:rFonts w:ascii="Times New Roman" w:hAnsi="Times New Roman" w:cs="Cambria Math"/>
           </w:rPr>
           <m:t>r=1.0</m:t>
         </m:r>
@@ -13014,7 +13014,7 @@
             <m:nor/>
           </m:rPr>
           <w:rPr>
-            <w:rFonts w:ascii="Cambria Math" w:hAnsi="Cambria Math" w:cs="Cambria Math"/>
+            <w:rFonts w:ascii="Times New Roman" w:hAnsi="Times New Roman" w:cs="Cambria Math"/>
           </w:rPr>
           <m:t>Ω</m:t>
         </m:r>
@@ -13074,14 +13074,14 @@
           <m:sSubPr>
             <m:ctrlPr>
               <w:rPr>
-                <w:rFonts w:ascii="Cambria Math" w:hAnsi="Cambria Math"/>
+                <w:rFonts w:ascii="Times New Roman" w:hAnsi="Times New Roman"/>
               </w:rPr>
             </m:ctrlPr>
           </m:sSubPr>
           <m:e>
             <m:r>
               <w:rPr>
-                <w:rFonts w:ascii="Cambria Math" w:hAnsi="Cambria Math" w:cs="Cambria Math"/>
+                <w:rFonts w:ascii="Times New Roman" w:hAnsi="Times New Roman" w:cs="Cambria Math"/>
               </w:rPr>
               <m:t>R</m:t>
             </m:r>
@@ -13092,7 +13092,7 @@
                 <m:sty m:val="p"/>
               </m:rPr>
               <w:rPr>
-                <w:rFonts w:ascii="Cambria Math" w:hAnsi="Cambria Math" w:cs="Cambria Math"/>
+                <w:rFonts w:ascii="Times New Roman" w:hAnsi="Times New Roman" w:cs="Cambria Math"/>
               </w:rPr>
               <m:t>V</m:t>
             </m:r>
@@ -13122,14 +13122,14 @@
           <m:sSubPr>
             <m:ctrlPr>
               <w:rPr>
-                <w:rFonts w:ascii="Cambria Math" w:hAnsi="Cambria Math"/>
+                <w:rFonts w:ascii="Times New Roman" w:hAnsi="Times New Roman"/>
               </w:rPr>
             </m:ctrlPr>
           </m:sSubPr>
           <m:e>
             <m:r>
               <w:rPr>
-                <w:rFonts w:ascii="Cambria Math" w:hAnsi="Cambria Math" w:cs="Cambria Math"/>
+                <w:rFonts w:ascii="Times New Roman" w:hAnsi="Times New Roman" w:cs="Cambria Math"/>
               </w:rPr>
               <m:t>I</m:t>
             </m:r>
@@ -13140,7 +13140,7 @@
                 <m:sty m:val="p"/>
               </m:rPr>
               <w:rPr>
-                <w:rFonts w:ascii="Cambria Math" w:hAnsi="Cambria Math" w:cs="Cambria Math"/>
+                <w:rFonts w:ascii="Times New Roman" w:hAnsi="Times New Roman" w:cs="Cambria Math"/>
               </w:rPr>
               <m:t>V</m:t>
             </m:r>
@@ -13148,7 +13148,7 @@
         </m:sSub>
         <m:r>
           <w:rPr>
-            <w:rFonts w:ascii="Cambria Math" w:hAnsi="Cambria Math" w:cs="Cambria Math"/>
+            <w:rFonts w:ascii="Times New Roman" w:hAnsi="Times New Roman" w:cs="Cambria Math"/>
           </w:rPr>
           <m:t>=</m:t>
         </m:r>
@@ -13156,7 +13156,7 @@
           <m:fPr>
             <m:ctrlPr>
               <w:rPr>
-                <w:rFonts w:ascii="Cambria Math" w:hAnsi="Cambria Math"/>
+                <w:rFonts w:ascii="Times New Roman" w:hAnsi="Times New Roman"/>
               </w:rPr>
             </m:ctrlPr>
           </m:fPr>
@@ -13165,14 +13165,14 @@
               <m:sSubPr>
                 <m:ctrlPr>
                   <w:rPr>
-                    <w:rFonts w:ascii="Cambria Math" w:hAnsi="Cambria Math"/>
+                    <w:rFonts w:ascii="Times New Roman" w:hAnsi="Times New Roman"/>
                   </w:rPr>
                 </m:ctrlPr>
               </m:sSubPr>
               <m:e>
                 <m:r>
                   <w:rPr>
-                    <w:rFonts w:ascii="Cambria Math" w:hAnsi="Cambria Math" w:cs="Cambria Math"/>
+                    <w:rFonts w:ascii="Times New Roman" w:hAnsi="Times New Roman" w:cs="Cambria Math"/>
                   </w:rPr>
                   <m:t>U</m:t>
                 </m:r>
@@ -13183,7 +13183,7 @@
                     <m:sty m:val="p"/>
                   </m:rPr>
                   <w:rPr>
-                    <w:rFonts w:ascii="Cambria Math" w:hAnsi="Cambria Math" w:cs="Cambria Math"/>
+                    <w:rFonts w:ascii="Times New Roman" w:hAnsi="Times New Roman" w:cs="Cambria Math"/>
                   </w:rPr>
                   <m:t>测</m:t>
                 </m:r>
@@ -13195,14 +13195,14 @@
               <m:sSubPr>
                 <m:ctrlPr>
                   <w:rPr>
-                    <w:rFonts w:ascii="Cambria Math" w:hAnsi="Cambria Math"/>
+                    <w:rFonts w:ascii="Times New Roman" w:hAnsi="Times New Roman"/>
                   </w:rPr>
                 </m:ctrlPr>
               </m:sSubPr>
               <m:e>
                 <m:r>
                   <w:rPr>
-                    <w:rFonts w:ascii="Cambria Math" w:hAnsi="Cambria Math" w:cs="Cambria Math"/>
+                    <w:rFonts w:ascii="Times New Roman" w:hAnsi="Times New Roman" w:cs="Cambria Math"/>
                   </w:rPr>
                   <m:t>R</m:t>
                 </m:r>
@@ -13213,7 +13213,7 @@
                     <m:sty m:val="p"/>
                   </m:rPr>
                   <w:rPr>
-                    <w:rFonts w:ascii="Cambria Math" w:hAnsi="Cambria Math" w:cs="Cambria Math"/>
+                    <w:rFonts w:ascii="Times New Roman" w:hAnsi="Times New Roman" w:cs="Cambria Math"/>
                   </w:rPr>
                   <m:t>V</m:t>
                 </m:r>
@@ -13243,7 +13243,7 @@
       <m:oMath>
         <m:r>
           <w:rPr>
-            <w:rFonts w:ascii="Cambria Math" w:hAnsi="Cambria Math" w:cs="Cambria Math"/>
+            <w:rFonts w:ascii="Times New Roman" w:hAnsi="Times New Roman" w:cs="Cambria Math"/>
           </w:rPr>
           <m:t>I=</m:t>
         </m:r>
@@ -13251,14 +13251,14 @@
           <m:sSubPr>
             <m:ctrlPr>
               <w:rPr>
-                <w:rFonts w:ascii="Cambria Math" w:hAnsi="Cambria Math"/>
+                <w:rFonts w:ascii="Times New Roman" w:hAnsi="Times New Roman"/>
               </w:rPr>
             </m:ctrlPr>
           </m:sSubPr>
           <m:e>
             <m:r>
               <w:rPr>
-                <w:rFonts w:ascii="Cambria Math" w:hAnsi="Cambria Math" w:cs="Cambria Math"/>
+                <w:rFonts w:ascii="Times New Roman" w:hAnsi="Times New Roman" w:cs="Cambria Math"/>
               </w:rPr>
               <m:t>I</m:t>
             </m:r>
@@ -13269,7 +13269,7 @@
                 <m:sty m:val="p"/>
               </m:rPr>
               <w:rPr>
-                <w:rFonts w:ascii="Cambria Math" w:hAnsi="Cambria Math" w:cs="Cambria Math"/>
+                <w:rFonts w:ascii="Times New Roman" w:hAnsi="Times New Roman" w:cs="Cambria Math"/>
               </w:rPr>
               <m:t>测</m:t>
             </m:r>
@@ -13277,7 +13277,7 @@
         </m:sSub>
         <m:r>
           <w:rPr>
-            <w:rFonts w:ascii="Cambria Math" w:hAnsi="Cambria Math" w:cs="Cambria Math"/>
+            <w:rFonts w:ascii="Times New Roman" w:hAnsi="Times New Roman" w:cs="Cambria Math"/>
           </w:rPr>
           <m:t>+</m:t>
         </m:r>
@@ -13285,7 +13285,7 @@
           <m:fPr>
             <m:ctrlPr>
               <w:rPr>
-                <w:rFonts w:ascii="Cambria Math" w:hAnsi="Cambria Math"/>
+                <w:rFonts w:ascii="Times New Roman" w:hAnsi="Times New Roman"/>
               </w:rPr>
             </m:ctrlPr>
           </m:fPr>
@@ -13294,14 +13294,14 @@
               <m:sSubPr>
                 <m:ctrlPr>
                   <w:rPr>
-                    <w:rFonts w:ascii="Cambria Math" w:hAnsi="Cambria Math"/>
+                    <w:rFonts w:ascii="Times New Roman" w:hAnsi="Times New Roman"/>
                   </w:rPr>
                 </m:ctrlPr>
               </m:sSubPr>
               <m:e>
                 <m:r>
                   <w:rPr>
-                    <w:rFonts w:ascii="Cambria Math" w:hAnsi="Cambria Math" w:cs="Cambria Math"/>
+                    <w:rFonts w:ascii="Times New Roman" w:hAnsi="Times New Roman" w:cs="Cambria Math"/>
                   </w:rPr>
                   <m:t>U</m:t>
                 </m:r>
@@ -13312,7 +13312,7 @@
                     <m:sty m:val="p"/>
                   </m:rPr>
                   <w:rPr>
-                    <w:rFonts w:ascii="Cambria Math" w:hAnsi="Cambria Math" w:cs="Cambria Math"/>
+                    <w:rFonts w:ascii="Times New Roman" w:hAnsi="Times New Roman" w:cs="Cambria Math"/>
                   </w:rPr>
                   <m:t>测</m:t>
                 </m:r>
@@ -13324,14 +13324,14 @@
               <m:sSubPr>
                 <m:ctrlPr>
                   <w:rPr>
-                    <w:rFonts w:ascii="Cambria Math" w:hAnsi="Cambria Math"/>
+                    <w:rFonts w:ascii="Times New Roman" w:hAnsi="Times New Roman"/>
                   </w:rPr>
                 </m:ctrlPr>
               </m:sSubPr>
               <m:e>
                 <m:r>
                   <w:rPr>
-                    <w:rFonts w:ascii="Cambria Math" w:hAnsi="Cambria Math" w:cs="Cambria Math"/>
+                    <w:rFonts w:ascii="Times New Roman" w:hAnsi="Times New Roman" w:cs="Cambria Math"/>
                   </w:rPr>
                   <m:t>R</m:t>
                 </m:r>
@@ -13342,7 +13342,7 @@
                     <m:nor/>
                   </m:rPr>
                   <w:rPr>
-                    <w:rFonts w:ascii="Cambria Math" w:hAnsi="Cambria Math" w:cs="Cambria Math"/>
+                    <w:rFonts w:ascii="Times New Roman" w:hAnsi="Times New Roman" w:cs="Cambria Math"/>
                   </w:rPr>
                   <m:t>V</m:t>
                 </m:r>
@@ -13372,7 +13372,7 @@
       <m:oMath>
         <m:r>
           <w:rPr>
-            <w:rFonts w:ascii="Cambria Math" w:hAnsi="Cambria Math" w:cs="Cambria Math"/>
+            <w:rFonts w:ascii="Times New Roman" w:hAnsi="Times New Roman" w:cs="Cambria Math"/>
           </w:rPr>
           <m:t>I&gt;</m:t>
         </m:r>
@@ -13380,14 +13380,14 @@
           <m:sSubPr>
             <m:ctrlPr>
               <w:rPr>
-                <w:rFonts w:ascii="Cambria Math" w:hAnsi="Cambria Math"/>
+                <w:rFonts w:ascii="Times New Roman" w:hAnsi="Times New Roman"/>
               </w:rPr>
             </m:ctrlPr>
           </m:sSubPr>
           <m:e>
             <m:r>
               <w:rPr>
-                <w:rFonts w:ascii="Cambria Math" w:hAnsi="Cambria Math" w:cs="Cambria Math"/>
+                <w:rFonts w:ascii="Times New Roman" w:hAnsi="Times New Roman" w:cs="Cambria Math"/>
               </w:rPr>
               <m:t>I</m:t>
             </m:r>
@@ -13398,7 +13398,7 @@
                 <m:sty m:val="p"/>
               </m:rPr>
               <w:rPr>
-                <w:rFonts w:ascii="Cambria Math" w:hAnsi="Cambria Math" w:cs="Cambria Math"/>
+                <w:rFonts w:ascii="Times New Roman" w:hAnsi="Times New Roman" w:cs="Cambria Math"/>
               </w:rPr>
               <m:t>测</m:t>
             </m:r>
@@ -13428,14 +13428,14 @@
           <m:sSubPr>
             <m:ctrlPr>
               <w:rPr>
-                <w:rFonts w:ascii="Cambria Math" w:hAnsi="Cambria Math"/>
+                <w:rFonts w:ascii="Times New Roman" w:hAnsi="Times New Roman"/>
               </w:rPr>
             </m:ctrlPr>
           </m:sSubPr>
           <m:e>
             <m:r>
               <w:rPr>
-                <w:rFonts w:ascii="Cambria Math" w:hAnsi="Cambria Math" w:cs="Cambria Math"/>
+                <w:rFonts w:ascii="Times New Roman" w:hAnsi="Times New Roman" w:cs="Cambria Math"/>
               </w:rPr>
               <m:t>R</m:t>
             </m:r>
@@ -13446,7 +13446,7 @@
                 <m:sty m:val="p"/>
               </m:rPr>
               <w:rPr>
-                <w:rFonts w:ascii="Cambria Math" w:hAnsi="Cambria Math" w:cs="Cambria Math"/>
+                <w:rFonts w:ascii="Times New Roman" w:hAnsi="Times New Roman" w:cs="Cambria Math"/>
               </w:rPr>
               <m:t>V</m:t>
             </m:r>
@@ -13466,14 +13466,14 @@
           <m:sSubPr>
             <m:ctrlPr>
               <w:rPr>
-                <w:rFonts w:ascii="Cambria Math" w:hAnsi="Cambria Math"/>
+                <w:rFonts w:ascii="Times New Roman" w:hAnsi="Times New Roman"/>
               </w:rPr>
             </m:ctrlPr>
           </m:sSubPr>
           <m:e>
             <m:r>
               <w:rPr>
-                <w:rFonts w:ascii="Cambria Math" w:hAnsi="Cambria Math" w:cs="Cambria Math"/>
+                <w:rFonts w:ascii="Times New Roman" w:hAnsi="Times New Roman" w:cs="Cambria Math"/>
               </w:rPr>
               <m:t>U</m:t>
             </m:r>
@@ -13484,7 +13484,7 @@
                 <m:sty m:val="p"/>
               </m:rPr>
               <w:rPr>
-                <w:rFonts w:ascii="Cambria Math" w:hAnsi="Cambria Math" w:cs="Cambria Math"/>
+                <w:rFonts w:ascii="Times New Roman" w:hAnsi="Times New Roman" w:cs="Cambria Math"/>
               </w:rPr>
               <m:t>测</m:t>
             </m:r>
@@ -13504,14 +13504,14 @@
           <m:sSubPr>
             <m:ctrlPr>
               <w:rPr>
-                <w:rFonts w:ascii="Cambria Math" w:hAnsi="Cambria Math"/>
+                <w:rFonts w:ascii="Times New Roman" w:hAnsi="Times New Roman"/>
               </w:rPr>
             </m:ctrlPr>
           </m:sSubPr>
           <m:e>
             <m:r>
               <w:rPr>
-                <w:rFonts w:ascii="Cambria Math" w:hAnsi="Cambria Math" w:cs="Cambria Math"/>
+                <w:rFonts w:ascii="Times New Roman" w:hAnsi="Times New Roman" w:cs="Cambria Math"/>
               </w:rPr>
               <m:t>I</m:t>
             </m:r>
@@ -13522,7 +13522,7 @@
                 <m:sty m:val="p"/>
               </m:rPr>
               <w:rPr>
-                <w:rFonts w:ascii="Cambria Math" w:hAnsi="Cambria Math" w:cs="Cambria Math"/>
+                <w:rFonts w:ascii="Times New Roman" w:hAnsi="Times New Roman" w:cs="Cambria Math"/>
               </w:rPr>
               <m:t>V</m:t>
             </m:r>
@@ -13542,14 +13542,14 @@
           <m:sSubPr>
             <m:ctrlPr>
               <w:rPr>
-                <w:rFonts w:ascii="Cambria Math" w:hAnsi="Cambria Math"/>
+                <w:rFonts w:ascii="Times New Roman" w:hAnsi="Times New Roman"/>
               </w:rPr>
             </m:ctrlPr>
           </m:sSubPr>
           <m:e>
             <m:r>
               <w:rPr>
-                <w:rFonts w:ascii="Cambria Math" w:hAnsi="Cambria Math" w:cs="Cambria Math"/>
+                <w:rFonts w:ascii="Times New Roman" w:hAnsi="Times New Roman" w:cs="Cambria Math"/>
               </w:rPr>
               <m:t>U</m:t>
             </m:r>
@@ -13560,7 +13560,7 @@
                 <m:sty m:val="p"/>
               </m:rPr>
               <w:rPr>
-                <w:rFonts w:ascii="Cambria Math" w:hAnsi="Cambria Math" w:cs="Cambria Math"/>
+                <w:rFonts w:ascii="Times New Roman" w:hAnsi="Times New Roman" w:cs="Cambria Math"/>
               </w:rPr>
               <m:t>测</m:t>
             </m:r>
@@ -13613,14 +13613,14 @@
           <m:sSubPr>
             <m:ctrlPr>
               <w:rPr>
-                <w:rFonts w:ascii="Cambria Math" w:hAnsi="Cambria Math"/>
+                <w:rFonts w:ascii="Times New Roman" w:hAnsi="Times New Roman"/>
               </w:rPr>
             </m:ctrlPr>
           </m:sSubPr>
           <m:e>
             <m:r>
               <w:rPr>
-                <w:rFonts w:ascii="Cambria Math" w:hAnsi="Cambria Math" w:cs="Cambria Math"/>
+                <w:rFonts w:ascii="Times New Roman" w:hAnsi="Times New Roman" w:cs="Cambria Math"/>
               </w:rPr>
               <m:t>I</m:t>
             </m:r>
@@ -13631,7 +13631,7 @@
                 <m:sty m:val="p"/>
               </m:rPr>
               <w:rPr>
-                <w:rFonts w:ascii="Cambria Math" w:hAnsi="Cambria Math" w:cs="Cambria Math"/>
+                <w:rFonts w:ascii="Times New Roman" w:hAnsi="Times New Roman" w:cs="Cambria Math"/>
               </w:rPr>
               <m:t>测</m:t>
             </m:r>
@@ -13649,7 +13649,7 @@
       <m:oMath>
         <m:r>
           <w:rPr>
-            <w:rFonts w:ascii="Cambria Math" w:hAnsi="Cambria Math" w:cs="Cambria Math"/>
+            <w:rFonts w:ascii="Times New Roman" w:hAnsi="Times New Roman" w:cs="Cambria Math"/>
           </w:rPr>
           <m:t>U-I</m:t>
         </m:r>
@@ -14319,14 +14319,14 @@
           <m:fPr>
             <m:ctrlPr>
               <w:rPr>
-                <w:rFonts w:ascii="Cambria Math" w:hAnsi="Cambria Math"/>
+                <w:rFonts w:ascii="Times New Roman" w:hAnsi="Times New Roman"/>
               </w:rPr>
             </m:ctrlPr>
           </m:fPr>
           <m:num>
             <m:r>
               <w:rPr>
-                <w:rFonts w:ascii="Cambria Math" w:hAnsi="Cambria Math" w:cs="Cambria Math"/>
+                <w:rFonts w:ascii="Times New Roman" w:hAnsi="Times New Roman" w:cs="Cambria Math"/>
               </w:rPr>
               <m:t>1</m:t>
             </m:r>
@@ -14334,7 +14334,7 @@
           <m:den>
             <m:r>
               <w:rPr>
-                <w:rFonts w:ascii="Cambria Math" w:hAnsi="Cambria Math" w:cs="Cambria Math"/>
+                <w:rFonts w:ascii="Times New Roman" w:hAnsi="Times New Roman" w:cs="Cambria Math"/>
               </w:rPr>
               <m:t>U</m:t>
             </m:r>
@@ -14342,7 +14342,7 @@
         </m:f>
         <m:r>
           <w:rPr>
-            <w:rFonts w:ascii="Cambria Math" w:hAnsi="Cambria Math" w:cs="Cambria Math"/>
+            <w:rFonts w:ascii="Times New Roman" w:hAnsi="Times New Roman" w:cs="Cambria Math"/>
           </w:rPr>
           <m:t>-</m:t>
         </m:r>
@@ -14350,14 +14350,14 @@
           <m:fPr>
             <m:ctrlPr>
               <w:rPr>
-                <w:rFonts w:ascii="Cambria Math" w:hAnsi="Cambria Math"/>
+                <w:rFonts w:ascii="Times New Roman" w:hAnsi="Times New Roman"/>
               </w:rPr>
             </m:ctrlPr>
           </m:fPr>
           <m:num>
             <m:r>
               <w:rPr>
-                <w:rFonts w:ascii="Cambria Math" w:hAnsi="Cambria Math" w:cs="Cambria Math"/>
+                <w:rFonts w:ascii="Times New Roman" w:hAnsi="Times New Roman" w:cs="Cambria Math"/>
               </w:rPr>
               <m:t>1</m:t>
             </m:r>
@@ -14365,7 +14365,7 @@
           <m:den>
             <m:r>
               <w:rPr>
-                <w:rFonts w:ascii="Cambria Math" w:hAnsi="Cambria Math" w:cs="Cambria Math"/>
+                <w:rFonts w:ascii="Times New Roman" w:hAnsi="Times New Roman" w:cs="Cambria Math"/>
               </w:rPr>
               <m:t>R+</m:t>
             </m:r>
@@ -14373,14 +14373,14 @@
               <m:sSubPr>
                 <m:ctrlPr>
                   <w:rPr>
-                    <w:rFonts w:ascii="Cambria Math" w:hAnsi="Cambria Math"/>
+                    <w:rFonts w:ascii="Times New Roman" w:hAnsi="Times New Roman"/>
                   </w:rPr>
                 </m:ctrlPr>
               </m:sSubPr>
               <m:e>
                 <m:r>
                   <w:rPr>
-                    <w:rFonts w:ascii="Cambria Math" w:hAnsi="Cambria Math" w:cs="Cambria Math"/>
+                    <w:rFonts w:ascii="Times New Roman" w:hAnsi="Times New Roman" w:cs="Cambria Math"/>
                   </w:rPr>
                   <m:t>R</m:t>
                 </m:r>
@@ -14388,7 +14388,7 @@
               <m:sub>
                 <m:r>
                   <w:rPr>
-                    <w:rFonts w:ascii="Cambria Math" w:hAnsi="Cambria Math" w:cs="Cambria Math"/>
+                    <w:rFonts w:ascii="Times New Roman" w:hAnsi="Times New Roman" w:cs="Cambria Math"/>
                   </w:rPr>
                   <m:t>0</m:t>
                 </m:r>
@@ -14675,14 +14675,14 @@
           <m:fPr>
             <m:ctrlPr>
               <w:rPr>
-                <w:rFonts w:ascii="Cambria Math" w:hAnsi="Cambria Math"/>
+                <w:rFonts w:ascii="Times New Roman" w:hAnsi="Times New Roman"/>
               </w:rPr>
             </m:ctrlPr>
           </m:fPr>
           <m:num>
             <m:r>
               <w:rPr>
-                <w:rFonts w:ascii="Cambria Math" w:hAnsi="Cambria Math" w:cs="Cambria Math"/>
+                <w:rFonts w:ascii="Times New Roman" w:hAnsi="Times New Roman" w:cs="Cambria Math"/>
               </w:rPr>
               <m:t>1</m:t>
             </m:r>
@@ -14690,7 +14690,7 @@
           <m:den>
             <m:r>
               <w:rPr>
-                <w:rFonts w:ascii="Cambria Math" w:hAnsi="Cambria Math" w:cs="Cambria Math"/>
+                <w:rFonts w:ascii="Times New Roman" w:hAnsi="Times New Roman" w:cs="Cambria Math"/>
               </w:rPr>
               <m:t>a</m:t>
             </m:r>
@@ -14710,14 +14710,14 @@
           <m:fPr>
             <m:ctrlPr>
               <w:rPr>
-                <w:rFonts w:ascii="Cambria Math" w:hAnsi="Cambria Math"/>
+                <w:rFonts w:ascii="Times New Roman" w:hAnsi="Times New Roman"/>
               </w:rPr>
             </m:ctrlPr>
           </m:fPr>
           <m:num>
             <m:r>
               <w:rPr>
-                <w:rFonts w:ascii="Cambria Math" w:hAnsi="Cambria Math" w:cs="Cambria Math"/>
+                <w:rFonts w:ascii="Times New Roman" w:hAnsi="Times New Roman" w:cs="Cambria Math"/>
               </w:rPr>
               <m:t>k</m:t>
             </m:r>
@@ -14725,7 +14725,7 @@
           <m:den>
             <m:r>
               <w:rPr>
-                <w:rFonts w:ascii="Cambria Math" w:hAnsi="Cambria Math" w:cs="Cambria Math"/>
+                <w:rFonts w:ascii="Times New Roman" w:hAnsi="Times New Roman" w:cs="Cambria Math"/>
               </w:rPr>
               <m:t>a</m:t>
             </m:r>
@@ -14867,7 +14867,7 @@
       <m:oMath>
         <m:r>
           <w:rPr>
-            <w:rFonts w:ascii="Cambria Math" w:hAnsi="Cambria Math" w:cs="Cambria Math"/>
+            <w:rFonts w:ascii="Times New Roman" w:hAnsi="Times New Roman" w:cs="Cambria Math"/>
           </w:rPr>
           <m:t>4×2</m:t>
         </m:r>
@@ -14876,13 +14876,13 @@
             <m:nor/>
           </m:rPr>
           <w:rPr>
-            <w:rFonts w:ascii="Cambria Math" w:hAnsi="Cambria Math" w:cs="Cambria Math"/>
+            <w:rFonts w:ascii="Times New Roman" w:hAnsi="Times New Roman" w:cs="Cambria Math"/>
           </w:rPr>
           <m:t>V</m:t>
         </m:r>
         <m:r>
           <w:rPr>
-            <w:rFonts w:ascii="Cambria Math" w:hAnsi="Cambria Math" w:cs="Cambria Math"/>
+            <w:rFonts w:ascii="Times New Roman" w:hAnsi="Times New Roman" w:cs="Cambria Math"/>
           </w:rPr>
           <m:t>+4×0.2</m:t>
         </m:r>
@@ -14891,13 +14891,13 @@
             <m:nor/>
           </m:rPr>
           <w:rPr>
-            <w:rFonts w:ascii="Cambria Math" w:hAnsi="Cambria Math" w:cs="Cambria Math"/>
+            <w:rFonts w:ascii="Times New Roman" w:hAnsi="Times New Roman" w:cs="Cambria Math"/>
           </w:rPr>
           <m:t>V</m:t>
         </m:r>
         <m:r>
           <w:rPr>
-            <w:rFonts w:ascii="Cambria Math" w:hAnsi="Cambria Math" w:cs="Cambria Math"/>
+            <w:rFonts w:ascii="Times New Roman" w:hAnsi="Times New Roman" w:cs="Cambria Math"/>
           </w:rPr>
           <m:t>+</m:t>
         </m:r>
@@ -14905,14 +14905,14 @@
           <m:fPr>
             <m:ctrlPr>
               <w:rPr>
-                <w:rFonts w:ascii="Cambria Math" w:hAnsi="Cambria Math"/>
+                <w:rFonts w:ascii="Times New Roman" w:hAnsi="Times New Roman"/>
               </w:rPr>
             </m:ctrlPr>
           </m:fPr>
           <m:num>
             <m:r>
               <w:rPr>
-                <w:rFonts w:ascii="Cambria Math" w:hAnsi="Cambria Math" w:cs="Cambria Math"/>
+                <w:rFonts w:ascii="Times New Roman" w:hAnsi="Times New Roman" w:cs="Cambria Math"/>
               </w:rPr>
               <m:t>1</m:t>
             </m:r>
@@ -14920,7 +14920,7 @@
           <m:den>
             <m:r>
               <w:rPr>
-                <w:rFonts w:ascii="Cambria Math" w:hAnsi="Cambria Math" w:cs="Cambria Math"/>
+                <w:rFonts w:ascii="Times New Roman" w:hAnsi="Times New Roman" w:cs="Cambria Math"/>
               </w:rPr>
               <m:t>2</m:t>
             </m:r>
@@ -14928,7 +14928,7 @@
         </m:f>
         <m:r>
           <w:rPr>
-            <w:rFonts w:ascii="Cambria Math" w:hAnsi="Cambria Math" w:cs="Cambria Math"/>
+            <w:rFonts w:ascii="Times New Roman" w:hAnsi="Times New Roman" w:cs="Cambria Math"/>
           </w:rPr>
           <m:t>×0.2</m:t>
         </m:r>
@@ -14937,13 +14937,13 @@
             <m:nor/>
           </m:rPr>
           <w:rPr>
-            <w:rFonts w:ascii="Cambria Math" w:hAnsi="Cambria Math" w:cs="Cambria Math"/>
+            <w:rFonts w:ascii="Times New Roman" w:hAnsi="Times New Roman" w:cs="Cambria Math"/>
           </w:rPr>
           <m:t>V</m:t>
         </m:r>
         <m:r>
           <w:rPr>
-            <w:rFonts w:ascii="Cambria Math" w:hAnsi="Cambria Math" w:cs="Cambria Math"/>
+            <w:rFonts w:ascii="Times New Roman" w:hAnsi="Times New Roman" w:cs="Cambria Math"/>
           </w:rPr>
           <m:t>=8.9</m:t>
         </m:r>
@@ -14952,7 +14952,7 @@
             <m:nor/>
           </m:rPr>
           <w:rPr>
-            <w:rFonts w:ascii="Cambria Math" w:hAnsi="Cambria Math" w:cs="Cambria Math"/>
+            <w:rFonts w:ascii="Times New Roman" w:hAnsi="Times New Roman" w:cs="Cambria Math"/>
           </w:rPr>
           <m:t>V</m:t>
         </m:r>
@@ -15054,14 +15054,14 @@
           <m:sSubPr>
             <m:ctrlPr>
               <w:rPr>
-                <w:rFonts w:ascii="Cambria Math" w:hAnsi="Cambria Math"/>
+                <w:rFonts w:ascii="Times New Roman" w:hAnsi="Times New Roman"/>
               </w:rPr>
             </m:ctrlPr>
           </m:sSubPr>
           <m:e>
             <m:r>
               <w:rPr>
-                <w:rFonts w:ascii="Cambria Math" w:hAnsi="Cambria Math" w:cs="Cambria Math"/>
+                <w:rFonts w:ascii="Times New Roman" w:hAnsi="Times New Roman" w:cs="Cambria Math"/>
               </w:rPr>
               <m:t>R</m:t>
             </m:r>
@@ -15072,7 +15072,7 @@
                 <m:sty m:val="p"/>
               </m:rPr>
               <w:rPr>
-                <w:rFonts w:ascii="Cambria Math" w:hAnsi="Cambria Math" w:cs="Cambria Math"/>
+                <w:rFonts w:ascii="Times New Roman" w:hAnsi="Times New Roman" w:cs="Cambria Math"/>
               </w:rPr>
               <m:t>总</m:t>
             </m:r>
@@ -15080,7 +15080,7 @@
         </m:sSub>
         <m:r>
           <w:rPr>
-            <w:rFonts w:ascii="Cambria Math" w:hAnsi="Cambria Math" w:cs="Cambria Math"/>
+            <w:rFonts w:ascii="Times New Roman" w:hAnsi="Times New Roman" w:cs="Cambria Math"/>
           </w:rPr>
           <m:t>=</m:t>
         </m:r>
@@ -15088,14 +15088,14 @@
           <m:fPr>
             <m:ctrlPr>
               <w:rPr>
-                <w:rFonts w:ascii="Cambria Math" w:hAnsi="Cambria Math"/>
+                <w:rFonts w:ascii="Times New Roman" w:hAnsi="Times New Roman"/>
               </w:rPr>
             </m:ctrlPr>
           </m:fPr>
           <m:num>
             <m:r>
               <w:rPr>
-                <w:rFonts w:ascii="Cambria Math" w:hAnsi="Cambria Math" w:cs="Cambria Math"/>
+                <w:rFonts w:ascii="Times New Roman" w:hAnsi="Times New Roman" w:cs="Cambria Math"/>
               </w:rPr>
               <m:t>E</m:t>
             </m:r>
@@ -15105,14 +15105,14 @@
               <m:sSubPr>
                 <m:ctrlPr>
                   <w:rPr>
-                    <w:rFonts w:ascii="Cambria Math" w:hAnsi="Cambria Math"/>
+                    <w:rFonts w:ascii="Times New Roman" w:hAnsi="Times New Roman"/>
                   </w:rPr>
                 </m:ctrlPr>
               </m:sSubPr>
               <m:e>
                 <m:r>
                   <w:rPr>
-                    <w:rFonts w:ascii="Cambria Math" w:hAnsi="Cambria Math" w:cs="Cambria Math"/>
+                    <w:rFonts w:ascii="Times New Roman" w:hAnsi="Times New Roman" w:cs="Cambria Math"/>
                   </w:rPr>
                   <m:t>I</m:t>
                 </m:r>
@@ -15123,7 +15123,7 @@
                     <m:sty m:val="p"/>
                   </m:rPr>
                   <w:rPr>
-                    <w:rFonts w:ascii="Cambria Math" w:hAnsi="Cambria Math" w:cs="Cambria Math"/>
+                    <w:rFonts w:ascii="Times New Roman" w:hAnsi="Times New Roman" w:cs="Cambria Math"/>
                   </w:rPr>
                   <m:t>max</m:t>
                 </m:r>
@@ -15133,7 +15133,7 @@
         </m:f>
         <m:r>
           <w:rPr>
-            <w:rFonts w:ascii="Cambria Math" w:hAnsi="Cambria Math" w:cs="Cambria Math"/>
+            <w:rFonts w:ascii="Times New Roman" w:hAnsi="Times New Roman" w:cs="Cambria Math"/>
           </w:rPr>
           <m:t>=</m:t>
         </m:r>
@@ -15141,14 +15141,14 @@
           <m:fPr>
             <m:ctrlPr>
               <w:rPr>
-                <w:rFonts w:ascii="Cambria Math" w:hAnsi="Cambria Math"/>
+                <w:rFonts w:ascii="Times New Roman" w:hAnsi="Times New Roman"/>
               </w:rPr>
             </m:ctrlPr>
           </m:fPr>
           <m:num>
             <m:r>
               <w:rPr>
-                <w:rFonts w:ascii="Cambria Math" w:hAnsi="Cambria Math" w:cs="Cambria Math"/>
+                <w:rFonts w:ascii="Times New Roman" w:hAnsi="Times New Roman" w:cs="Cambria Math"/>
               </w:rPr>
               <m:t>8.9</m:t>
             </m:r>
@@ -15156,7 +15156,7 @@
           <m:den>
             <m:r>
               <w:rPr>
-                <w:rFonts w:ascii="Cambria Math" w:hAnsi="Cambria Math" w:cs="Cambria Math"/>
+                <w:rFonts w:ascii="Times New Roman" w:hAnsi="Times New Roman" w:cs="Cambria Math"/>
               </w:rPr>
               <m:t>40×</m:t>
             </m:r>
@@ -15164,14 +15164,14 @@
               <m:sSupPr>
                 <m:ctrlPr>
                   <w:rPr>
-                    <w:rFonts w:ascii="Cambria Math" w:hAnsi="Cambria Math"/>
+                    <w:rFonts w:ascii="Times New Roman" w:hAnsi="Times New Roman"/>
                   </w:rPr>
                 </m:ctrlPr>
               </m:sSupPr>
               <m:e>
                 <m:r>
                   <w:rPr>
-                    <w:rFonts w:ascii="Cambria Math" w:hAnsi="Cambria Math" w:cs="Cambria Math"/>
+                    <w:rFonts w:ascii="Times New Roman" w:hAnsi="Times New Roman" w:cs="Cambria Math"/>
                   </w:rPr>
                   <m:t>10</m:t>
                 </m:r>
@@ -15179,7 +15179,7 @@
               <m:sup>
                 <m:r>
                   <w:rPr>
-                    <w:rFonts w:ascii="Cambria Math" w:hAnsi="Cambria Math" w:cs="Cambria Math"/>
+                    <w:rFonts w:ascii="Times New Roman" w:hAnsi="Times New Roman" w:cs="Cambria Math"/>
                   </w:rPr>
                   <m:t>-3</m:t>
                 </m:r>
@@ -15192,13 +15192,13 @@
             <m:sty m:val="p"/>
           </m:rPr>
           <w:rPr>
-            <w:rFonts w:ascii="Cambria Math" w:hAnsi="Cambria Math" w:cs="Cambria Math"/>
+            <w:rFonts w:ascii="Times New Roman" w:hAnsi="Times New Roman" w:cs="Cambria Math"/>
           </w:rPr>
           <m:t>Ω</m:t>
         </m:r>
         <m:r>
           <w:rPr>
-            <w:rFonts w:ascii="Cambria Math" w:hAnsi="Cambria Math" w:cs="Cambria Math"/>
+            <w:rFonts w:ascii="Times New Roman" w:hAnsi="Times New Roman" w:cs="Cambria Math"/>
           </w:rPr>
           <m:t>=222.5</m:t>
         </m:r>
@@ -15207,7 +15207,7 @@
             <m:sty m:val="p"/>
           </m:rPr>
           <w:rPr>
-            <w:rFonts w:ascii="Cambria Math" w:hAnsi="Cambria Math" w:cs="Cambria Math"/>
+            <w:rFonts w:ascii="Times New Roman" w:hAnsi="Times New Roman" w:cs="Cambria Math"/>
           </w:rPr>
           <m:t>Ω</m:t>
         </m:r>
@@ -15275,7 +15275,7 @@
       <m:oMath>
         <m:r>
           <w:rPr>
-            <w:rFonts w:ascii="Cambria Math" w:hAnsi="Cambria Math" w:cs="Cambria Math"/>
+            <w:rFonts w:ascii="Times New Roman" w:hAnsi="Times New Roman" w:cs="Cambria Math"/>
           </w:rPr>
           <m:t>E=U+</m:t>
         </m:r>
@@ -15283,14 +15283,14 @@
           <m:fPr>
             <m:ctrlPr>
               <w:rPr>
-                <w:rFonts w:ascii="Cambria Math" w:hAnsi="Cambria Math"/>
+                <w:rFonts w:ascii="Times New Roman" w:hAnsi="Times New Roman"/>
               </w:rPr>
             </m:ctrlPr>
           </m:fPr>
           <m:num>
             <m:r>
               <w:rPr>
-                <w:rFonts w:ascii="Cambria Math" w:hAnsi="Cambria Math" w:cs="Cambria Math"/>
+                <w:rFonts w:ascii="Times New Roman" w:hAnsi="Times New Roman" w:cs="Cambria Math"/>
               </w:rPr>
               <m:t>U</m:t>
             </m:r>
@@ -15298,7 +15298,7 @@
           <m:den>
             <m:r>
               <w:rPr>
-                <w:rFonts w:ascii="Cambria Math" w:hAnsi="Cambria Math" w:cs="Cambria Math"/>
+                <w:rFonts w:ascii="Times New Roman" w:hAnsi="Times New Roman" w:cs="Cambria Math"/>
               </w:rPr>
               <m:t>R+</m:t>
             </m:r>
@@ -15306,14 +15306,14 @@
               <m:sSubPr>
                 <m:ctrlPr>
                   <w:rPr>
-                    <w:rFonts w:ascii="Cambria Math" w:hAnsi="Cambria Math"/>
+                    <w:rFonts w:ascii="Times New Roman" w:hAnsi="Times New Roman"/>
                   </w:rPr>
                 </m:ctrlPr>
               </m:sSubPr>
               <m:e>
                 <m:r>
                   <w:rPr>
-                    <w:rFonts w:ascii="Cambria Math" w:hAnsi="Cambria Math" w:cs="Cambria Math"/>
+                    <w:rFonts w:ascii="Times New Roman" w:hAnsi="Times New Roman" w:cs="Cambria Math"/>
                   </w:rPr>
                   <m:t>R</m:t>
                 </m:r>
@@ -15321,7 +15321,7 @@
               <m:sub>
                 <m:r>
                   <w:rPr>
-                    <w:rFonts w:ascii="Cambria Math" w:hAnsi="Cambria Math" w:cs="Cambria Math"/>
+                    <w:rFonts w:ascii="Times New Roman" w:hAnsi="Times New Roman" w:cs="Cambria Math"/>
                   </w:rPr>
                   <m:t>0</m:t>
                 </m:r>
@@ -15331,7 +15331,7 @@
         </m:f>
         <m:r>
           <w:rPr>
-            <w:rFonts w:ascii="Cambria Math" w:hAnsi="Cambria Math" w:cs="Cambria Math"/>
+            <w:rFonts w:ascii="Times New Roman" w:hAnsi="Times New Roman" w:cs="Cambria Math"/>
           </w:rPr>
           <m:t>r</m:t>
         </m:r>
@@ -15359,14 +15359,14 @@
           <m:fPr>
             <m:ctrlPr>
               <w:rPr>
-                <w:rFonts w:ascii="Cambria Math" w:hAnsi="Cambria Math"/>
+                <w:rFonts w:ascii="Times New Roman" w:hAnsi="Times New Roman"/>
               </w:rPr>
             </m:ctrlPr>
           </m:fPr>
           <m:num>
             <m:r>
               <w:rPr>
-                <w:rFonts w:ascii="Cambria Math" w:hAnsi="Cambria Math" w:cs="Cambria Math"/>
+                <w:rFonts w:ascii="Times New Roman" w:hAnsi="Times New Roman" w:cs="Cambria Math"/>
               </w:rPr>
               <m:t>1</m:t>
             </m:r>
@@ -15374,7 +15374,7 @@
           <m:den>
             <m:r>
               <w:rPr>
-                <w:rFonts w:ascii="Cambria Math" w:hAnsi="Cambria Math" w:cs="Cambria Math"/>
+                <w:rFonts w:ascii="Times New Roman" w:hAnsi="Times New Roman" w:cs="Cambria Math"/>
               </w:rPr>
               <m:t>U</m:t>
             </m:r>
@@ -15382,7 +15382,7 @@
         </m:f>
         <m:r>
           <w:rPr>
-            <w:rFonts w:ascii="Cambria Math" w:hAnsi="Cambria Math" w:cs="Cambria Math"/>
+            <w:rFonts w:ascii="Times New Roman" w:hAnsi="Times New Roman" w:cs="Cambria Math"/>
           </w:rPr>
           <m:t>=</m:t>
         </m:r>
@@ -15390,14 +15390,14 @@
           <m:fPr>
             <m:ctrlPr>
               <w:rPr>
-                <w:rFonts w:ascii="Cambria Math" w:hAnsi="Cambria Math"/>
+                <w:rFonts w:ascii="Times New Roman" w:hAnsi="Times New Roman"/>
               </w:rPr>
             </m:ctrlPr>
           </m:fPr>
           <m:num>
             <m:r>
               <w:rPr>
-                <w:rFonts w:ascii="Cambria Math" w:hAnsi="Cambria Math" w:cs="Cambria Math"/>
+                <w:rFonts w:ascii="Times New Roman" w:hAnsi="Times New Roman" w:cs="Cambria Math"/>
               </w:rPr>
               <m:t>1</m:t>
             </m:r>
@@ -15405,7 +15405,7 @@
           <m:den>
             <m:r>
               <w:rPr>
-                <w:rFonts w:ascii="Cambria Math" w:hAnsi="Cambria Math" w:cs="Cambria Math"/>
+                <w:rFonts w:ascii="Times New Roman" w:hAnsi="Times New Roman" w:cs="Cambria Math"/>
               </w:rPr>
               <m:t>E</m:t>
             </m:r>
@@ -15413,7 +15413,7 @@
         </m:f>
         <m:r>
           <w:rPr>
-            <w:rFonts w:ascii="Cambria Math" w:hAnsi="Cambria Math" w:cs="Cambria Math"/>
+            <w:rFonts w:ascii="Times New Roman" w:hAnsi="Times New Roman" w:cs="Cambria Math"/>
           </w:rPr>
           <m:t>+</m:t>
         </m:r>
@@ -15421,14 +15421,14 @@
           <m:fPr>
             <m:ctrlPr>
               <w:rPr>
-                <w:rFonts w:ascii="Cambria Math" w:hAnsi="Cambria Math"/>
+                <w:rFonts w:ascii="Times New Roman" w:hAnsi="Times New Roman"/>
               </w:rPr>
             </m:ctrlPr>
           </m:fPr>
           <m:num>
             <m:r>
               <w:rPr>
-                <w:rFonts w:ascii="Cambria Math" w:hAnsi="Cambria Math" w:cs="Cambria Math"/>
+                <w:rFonts w:ascii="Times New Roman" w:hAnsi="Times New Roman" w:cs="Cambria Math"/>
               </w:rPr>
               <m:t>r</m:t>
             </m:r>
@@ -15436,7 +15436,7 @@
           <m:den>
             <m:r>
               <w:rPr>
-                <w:rFonts w:ascii="Cambria Math" w:hAnsi="Cambria Math" w:cs="Cambria Math"/>
+                <w:rFonts w:ascii="Times New Roman" w:hAnsi="Times New Roman" w:cs="Cambria Math"/>
               </w:rPr>
               <m:t>E</m:t>
             </m:r>
@@ -15444,7 +15444,7 @@
         </m:f>
         <m:r>
           <w:rPr>
-            <w:rFonts w:ascii="Cambria Math" w:hAnsi="Cambria Math" w:cs="Cambria Math"/>
+            <w:rFonts w:ascii="Times New Roman" w:hAnsi="Times New Roman" w:cs="Cambria Math"/>
           </w:rPr>
           <m:t>⋅</m:t>
         </m:r>
@@ -15452,14 +15452,14 @@
           <m:fPr>
             <m:ctrlPr>
               <w:rPr>
-                <w:rFonts w:ascii="Cambria Math" w:hAnsi="Cambria Math"/>
+                <w:rFonts w:ascii="Times New Roman" w:hAnsi="Times New Roman"/>
               </w:rPr>
             </m:ctrlPr>
           </m:fPr>
           <m:num>
             <m:r>
               <w:rPr>
-                <w:rFonts w:ascii="Cambria Math" w:hAnsi="Cambria Math" w:cs="Cambria Math"/>
+                <w:rFonts w:ascii="Times New Roman" w:hAnsi="Times New Roman" w:cs="Cambria Math"/>
               </w:rPr>
               <m:t>1</m:t>
             </m:r>
@@ -15469,14 +15469,14 @@
               <m:sSubPr>
                 <m:ctrlPr>
                   <w:rPr>
-                    <w:rFonts w:ascii="Cambria Math" w:hAnsi="Cambria Math"/>
+                    <w:rFonts w:ascii="Times New Roman" w:hAnsi="Times New Roman"/>
                   </w:rPr>
                 </m:ctrlPr>
               </m:sSubPr>
               <m:e>
                 <m:r>
                   <w:rPr>
-                    <w:rFonts w:ascii="Cambria Math" w:hAnsi="Cambria Math" w:cs="Cambria Math"/>
+                    <w:rFonts w:ascii="Times New Roman" w:hAnsi="Times New Roman" w:cs="Cambria Math"/>
                   </w:rPr>
                   <m:t>R</m:t>
                 </m:r>
@@ -15484,7 +15484,7 @@
               <m:sub>
                 <m:r>
                   <w:rPr>
-                    <w:rFonts w:ascii="Cambria Math" w:hAnsi="Cambria Math" w:cs="Cambria Math"/>
+                    <w:rFonts w:ascii="Times New Roman" w:hAnsi="Times New Roman" w:cs="Cambria Math"/>
                   </w:rPr>
                   <m:t>0</m:t>
                 </m:r>
@@ -15492,7 +15492,7 @@
             </m:sSub>
             <m:r>
               <w:rPr>
-                <w:rFonts w:ascii="Cambria Math" w:hAnsi="Cambria Math" w:cs="Cambria Math"/>
+                <w:rFonts w:ascii="Times New Roman" w:hAnsi="Times New Roman" w:cs="Cambria Math"/>
               </w:rPr>
               <m:t>+R</m:t>
             </m:r>
@@ -15530,7 +15530,7 @@
       <m:oMath>
         <m:r>
           <w:rPr>
-            <w:rFonts w:ascii="Cambria Math" w:hAnsi="Cambria Math" w:cs="Cambria Math"/>
+            <w:rFonts w:ascii="Times New Roman" w:hAnsi="Times New Roman" w:cs="Cambria Math"/>
           </w:rPr>
           <m:t>a=</m:t>
         </m:r>
@@ -15538,14 +15538,14 @@
           <m:fPr>
             <m:ctrlPr>
               <w:rPr>
-                <w:rFonts w:ascii="Cambria Math" w:hAnsi="Cambria Math"/>
+                <w:rFonts w:ascii="Times New Roman" w:hAnsi="Times New Roman"/>
               </w:rPr>
             </m:ctrlPr>
           </m:fPr>
           <m:num>
             <m:r>
               <w:rPr>
-                <w:rFonts w:ascii="Cambria Math" w:hAnsi="Cambria Math" w:cs="Cambria Math"/>
+                <w:rFonts w:ascii="Times New Roman" w:hAnsi="Times New Roman" w:cs="Cambria Math"/>
               </w:rPr>
               <m:t>1</m:t>
             </m:r>
@@ -15553,7 +15553,7 @@
           <m:den>
             <m:r>
               <w:rPr>
-                <w:rFonts w:ascii="Cambria Math" w:hAnsi="Cambria Math" w:cs="Cambria Math"/>
+                <w:rFonts w:ascii="Times New Roman" w:hAnsi="Times New Roman" w:cs="Cambria Math"/>
               </w:rPr>
               <m:t>E</m:t>
             </m:r>
@@ -15571,7 +15571,7 @@
       <m:oMath>
         <m:r>
           <w:rPr>
-            <w:rFonts w:ascii="Cambria Math" w:hAnsi="Cambria Math" w:cs="Cambria Math"/>
+            <w:rFonts w:ascii="Times New Roman" w:hAnsi="Times New Roman" w:cs="Cambria Math"/>
           </w:rPr>
           <m:t>k=</m:t>
         </m:r>
@@ -15579,14 +15579,14 @@
           <m:fPr>
             <m:ctrlPr>
               <w:rPr>
-                <w:rFonts w:ascii="Cambria Math" w:hAnsi="Cambria Math"/>
+                <w:rFonts w:ascii="Times New Roman" w:hAnsi="Times New Roman"/>
               </w:rPr>
             </m:ctrlPr>
           </m:fPr>
           <m:num>
             <m:r>
               <w:rPr>
-                <w:rFonts w:ascii="Cambria Math" w:hAnsi="Cambria Math" w:cs="Cambria Math"/>
+                <w:rFonts w:ascii="Times New Roman" w:hAnsi="Times New Roman" w:cs="Cambria Math"/>
               </w:rPr>
               <m:t>r</m:t>
             </m:r>
@@ -15594,7 +15594,7 @@
           <m:den>
             <m:r>
               <w:rPr>
-                <w:rFonts w:ascii="Cambria Math" w:hAnsi="Cambria Math" w:cs="Cambria Math"/>
+                <w:rFonts w:ascii="Times New Roman" w:hAnsi="Times New Roman" w:cs="Cambria Math"/>
               </w:rPr>
               <m:t>E</m:t>
             </m:r>
@@ -15622,7 +15622,7 @@
       <m:oMath>
         <m:r>
           <w:rPr>
-            <w:rFonts w:ascii="Cambria Math" w:hAnsi="Cambria Math" w:cs="Cambria Math"/>
+            <w:rFonts w:ascii="Times New Roman" w:hAnsi="Times New Roman" w:cs="Cambria Math"/>
           </w:rPr>
           <m:t>E=</m:t>
         </m:r>
@@ -15630,14 +15630,14 @@
           <m:fPr>
             <m:ctrlPr>
               <w:rPr>
-                <w:rFonts w:ascii="Cambria Math" w:hAnsi="Cambria Math"/>
+                <w:rFonts w:ascii="Times New Roman" w:hAnsi="Times New Roman"/>
               </w:rPr>
             </m:ctrlPr>
           </m:fPr>
           <m:num>
             <m:r>
               <w:rPr>
-                <w:rFonts w:ascii="Cambria Math" w:hAnsi="Cambria Math" w:cs="Cambria Math"/>
+                <w:rFonts w:ascii="Times New Roman" w:hAnsi="Times New Roman" w:cs="Cambria Math"/>
               </w:rPr>
               <m:t>1</m:t>
             </m:r>
@@ -15645,7 +15645,7 @@
           <m:den>
             <m:r>
               <w:rPr>
-                <w:rFonts w:ascii="Cambria Math" w:hAnsi="Cambria Math" w:cs="Cambria Math"/>
+                <w:rFonts w:ascii="Times New Roman" w:hAnsi="Times New Roman" w:cs="Cambria Math"/>
               </w:rPr>
               <m:t>a</m:t>
             </m:r>
@@ -15673,7 +15673,7 @@
       <m:oMath>
         <m:r>
           <w:rPr>
-            <w:rFonts w:ascii="Cambria Math" w:hAnsi="Cambria Math" w:cs="Cambria Math"/>
+            <w:rFonts w:ascii="Times New Roman" w:hAnsi="Times New Roman" w:cs="Cambria Math"/>
           </w:rPr>
           <m:t>r=</m:t>
         </m:r>
@@ -15681,14 +15681,14 @@
           <m:fPr>
             <m:ctrlPr>
               <w:rPr>
-                <w:rFonts w:ascii="Cambria Math" w:hAnsi="Cambria Math"/>
+                <w:rFonts w:ascii="Times New Roman" w:hAnsi="Times New Roman"/>
               </w:rPr>
             </m:ctrlPr>
           </m:fPr>
           <m:num>
             <m:r>
               <w:rPr>
-                <w:rFonts w:ascii="Cambria Math" w:hAnsi="Cambria Math" w:cs="Cambria Math"/>
+                <w:rFonts w:ascii="Times New Roman" w:hAnsi="Times New Roman" w:cs="Cambria Math"/>
               </w:rPr>
               <m:t>k</m:t>
             </m:r>
@@ -15696,7 +15696,7 @@
           <m:den>
             <m:r>
               <w:rPr>
-                <w:rFonts w:ascii="Cambria Math" w:hAnsi="Cambria Math" w:cs="Cambria Math"/>
+                <w:rFonts w:ascii="Times New Roman" w:hAnsi="Times New Roman" w:cs="Cambria Math"/>
               </w:rPr>
               <m:t>a</m:t>
             </m:r>
@@ -15905,14 +15905,14 @@
           <m:sSubPr>
             <m:ctrlPr>
               <w:rPr>
-                <w:rFonts w:ascii="Cambria Math" w:hAnsi="Cambria Math"/>
+                <w:rFonts w:ascii="Times New Roman" w:hAnsi="Times New Roman"/>
               </w:rPr>
             </m:ctrlPr>
           </m:sSubPr>
           <m:e>
             <m:r>
               <w:rPr>
-                <w:rFonts w:ascii="Cambria Math" w:hAnsi="Cambria Math" w:cs="Cambria Math"/>
+                <w:rFonts w:ascii="Times New Roman" w:hAnsi="Times New Roman" w:cs="Cambria Math"/>
               </w:rPr>
               <m:t>R</m:t>
             </m:r>
@@ -15923,7 +15923,7 @@
                 <m:nor/>
               </m:rPr>
               <w:rPr>
-                <w:rFonts w:ascii="Cambria Math" w:hAnsi="Cambria Math" w:cs="Cambria Math"/>
+                <w:rFonts w:ascii="Times New Roman" w:hAnsi="Times New Roman" w:cs="Cambria Math"/>
               </w:rPr>
               <m:t>g</m:t>
             </m:r>
@@ -15931,7 +15931,7 @@
         </m:sSub>
         <m:r>
           <w:rPr>
-            <w:rFonts w:ascii="Cambria Math" w:hAnsi="Cambria Math" w:cs="Cambria Math"/>
+            <w:rFonts w:ascii="Times New Roman" w:hAnsi="Times New Roman" w:cs="Cambria Math"/>
           </w:rPr>
           <m:t>=100</m:t>
         </m:r>
@@ -15940,7 +15940,7 @@
             <m:sty m:val="p"/>
           </m:rPr>
           <w:rPr>
-            <w:rFonts w:ascii="Cambria Math" w:hAnsi="Cambria Math" w:cs="Cambria Math"/>
+            <w:rFonts w:ascii="Times New Roman" w:hAnsi="Times New Roman" w:cs="Cambria Math"/>
           </w:rPr>
           <m:t>Ω</m:t>
         </m:r>
@@ -15958,14 +15958,14 @@
           <m:sSubPr>
             <m:ctrlPr>
               <w:rPr>
-                <w:rFonts w:ascii="Cambria Math" w:hAnsi="Cambria Math"/>
+                <w:rFonts w:ascii="Times New Roman" w:hAnsi="Times New Roman"/>
               </w:rPr>
             </m:ctrlPr>
           </m:sSubPr>
           <m:e>
             <m:r>
               <w:rPr>
-                <w:rFonts w:ascii="Cambria Math" w:hAnsi="Cambria Math" w:cs="Cambria Math"/>
+                <w:rFonts w:ascii="Times New Roman" w:hAnsi="Times New Roman" w:cs="Cambria Math"/>
               </w:rPr>
               <m:t>I</m:t>
             </m:r>
@@ -15976,7 +15976,7 @@
                 <m:nor/>
               </m:rPr>
               <w:rPr>
-                <w:rFonts w:ascii="Cambria Math" w:hAnsi="Cambria Math" w:cs="Cambria Math"/>
+                <w:rFonts w:ascii="Times New Roman" w:hAnsi="Times New Roman" w:cs="Cambria Math"/>
               </w:rPr>
               <m:t>g</m:t>
             </m:r>
@@ -15984,7 +15984,7 @@
         </m:sSub>
         <m:r>
           <w:rPr>
-            <w:rFonts w:ascii="Cambria Math" w:hAnsi="Cambria Math" w:cs="Cambria Math"/>
+            <w:rFonts w:ascii="Times New Roman" w:hAnsi="Times New Roman" w:cs="Cambria Math"/>
           </w:rPr>
           <m:t>=50</m:t>
         </m:r>
@@ -16010,14 +16010,14 @@
           <m:sSubPr>
             <m:ctrlPr>
               <w:rPr>
-                <w:rFonts w:ascii="Cambria Math" w:hAnsi="Cambria Math"/>
+                <w:rFonts w:ascii="Times New Roman" w:hAnsi="Times New Roman"/>
               </w:rPr>
             </m:ctrlPr>
           </m:sSubPr>
           <m:e>
             <m:r>
               <w:rPr>
-                <w:rFonts w:ascii="Cambria Math" w:hAnsi="Cambria Math" w:cs="Cambria Math"/>
+                <w:rFonts w:ascii="Times New Roman" w:hAnsi="Times New Roman" w:cs="Cambria Math"/>
               </w:rPr>
               <m:t>R</m:t>
             </m:r>
@@ -16025,7 +16025,7 @@
           <m:sub>
             <m:r>
               <w:rPr>
-                <w:rFonts w:ascii="Cambria Math" w:hAnsi="Cambria Math" w:cs="Cambria Math"/>
+                <w:rFonts w:ascii="Times New Roman" w:hAnsi="Times New Roman" w:cs="Cambria Math"/>
               </w:rPr>
               <m:t>0</m:t>
             </m:r>
@@ -16033,7 +16033,7 @@
         </m:sSub>
         <m:r>
           <w:rPr>
-            <w:rFonts w:ascii="Cambria Math" w:hAnsi="Cambria Math" w:cs="Cambria Math"/>
+            <w:rFonts w:ascii="Times New Roman" w:hAnsi="Times New Roman" w:cs="Cambria Math"/>
           </w:rPr>
           <m:t>=25</m:t>
         </m:r>
@@ -16240,14 +16240,14 @@
           <m:sSubPr>
             <m:ctrlPr>
               <w:rPr>
-                <w:rFonts w:ascii="Cambria Math" w:hAnsi="Cambria Math"/>
+                <w:rFonts w:ascii="Times New Roman" w:hAnsi="Times New Roman"/>
               </w:rPr>
             </m:ctrlPr>
           </m:sSubPr>
           <m:e>
             <m:r>
               <w:rPr>
-                <w:rFonts w:ascii="Cambria Math" w:hAnsi="Cambria Math" w:cs="Cambria Math"/>
+                <w:rFonts w:ascii="Times New Roman" w:hAnsi="Times New Roman" w:cs="Cambria Math"/>
               </w:rPr>
               <m:t>R</m:t>
             </m:r>
@@ -16255,7 +16255,7 @@
           <m:sub>
             <m:r>
               <w:rPr>
-                <w:rFonts w:ascii="Cambria Math" w:hAnsi="Cambria Math" w:cs="Cambria Math"/>
+                <w:rFonts w:ascii="Times New Roman" w:hAnsi="Times New Roman" w:cs="Cambria Math"/>
               </w:rPr>
               <m:t>2</m:t>
             </m:r>
@@ -16263,7 +16263,7 @@
         </m:sSub>
         <m:r>
           <w:rPr>
-            <w:rFonts w:ascii="Cambria Math" w:hAnsi="Cambria Math" w:cs="Cambria Math"/>
+            <w:rFonts w:ascii="Times New Roman" w:hAnsi="Times New Roman" w:cs="Cambria Math"/>
           </w:rPr>
           <m:t>=</m:t>
         </m:r>
@@ -16429,14 +16429,14 @@
           <m:sSubPr>
             <m:ctrlPr>
               <w:rPr>
-                <w:rFonts w:ascii="Cambria Math" w:hAnsi="Cambria Math"/>
+                <w:rFonts w:ascii="Times New Roman" w:hAnsi="Times New Roman"/>
               </w:rPr>
             </m:ctrlPr>
           </m:sSubPr>
           <m:e>
             <m:r>
               <w:rPr>
-                <w:rFonts w:ascii="Cambria Math" w:hAnsi="Cambria Math" w:cs="Cambria Math"/>
+                <w:rFonts w:ascii="Times New Roman" w:hAnsi="Times New Roman" w:cs="Cambria Math"/>
               </w:rPr>
               <m:t>R</m:t>
             </m:r>
@@ -16444,7 +16444,7 @@
           <m:sub>
             <m:r>
               <w:rPr>
-                <w:rFonts w:ascii="Cambria Math" w:hAnsi="Cambria Math" w:cs="Cambria Math"/>
+                <w:rFonts w:ascii="Times New Roman" w:hAnsi="Times New Roman" w:cs="Cambria Math"/>
               </w:rPr>
               <m:t>1</m:t>
             </m:r>
@@ -16488,7 +16488,7 @@
       <m:oMath>
         <m:r>
           <w:rPr>
-            <w:rFonts w:ascii="Cambria Math" w:hAnsi="Cambria Math" w:cs="Cambria Math"/>
+            <w:rFonts w:ascii="Times New Roman" w:hAnsi="Times New Roman" w:cs="Cambria Math"/>
           </w:rPr>
           <m:t>E=</m:t>
         </m:r>
@@ -16548,14 +16548,14 @@
           <m:sSubPr>
             <m:ctrlPr>
               <w:rPr>
-                <w:rFonts w:ascii="Cambria Math" w:hAnsi="Cambria Math"/>
+                <w:rFonts w:ascii="Times New Roman" w:hAnsi="Times New Roman"/>
               </w:rPr>
             </m:ctrlPr>
           </m:sSubPr>
           <m:e>
             <m:r>
               <w:rPr>
-                <w:rFonts w:ascii="Cambria Math" w:hAnsi="Cambria Math" w:cs="Cambria Math"/>
+                <w:rFonts w:ascii="Times New Roman" w:hAnsi="Times New Roman" w:cs="Cambria Math"/>
               </w:rPr>
               <m:t>R</m:t>
             </m:r>
@@ -16563,7 +16563,7 @@
           <m:sub>
             <m:r>
               <w:rPr>
-                <w:rFonts w:ascii="Cambria Math" w:hAnsi="Cambria Math" w:cs="Cambria Math"/>
+                <w:rFonts w:ascii="Times New Roman" w:hAnsi="Times New Roman" w:cs="Cambria Math"/>
               </w:rPr>
               <m:t>x</m:t>
             </m:r>
@@ -16583,14 +16583,14 @@
           <m:sSubPr>
             <m:ctrlPr>
               <w:rPr>
-                <w:rFonts w:ascii="Cambria Math" w:hAnsi="Cambria Math"/>
+                <w:rFonts w:ascii="Times New Roman" w:hAnsi="Times New Roman"/>
               </w:rPr>
             </m:ctrlPr>
           </m:sSubPr>
           <m:e>
             <m:r>
               <w:rPr>
-                <w:rFonts w:ascii="Cambria Math" w:hAnsi="Cambria Math" w:cs="Cambria Math"/>
+                <w:rFonts w:ascii="Times New Roman" w:hAnsi="Times New Roman" w:cs="Cambria Math"/>
               </w:rPr>
               <m:t>R</m:t>
             </m:r>
@@ -16598,7 +16598,7 @@
           <m:sub>
             <m:r>
               <w:rPr>
-                <w:rFonts w:ascii="Cambria Math" w:hAnsi="Cambria Math" w:cs="Cambria Math"/>
+                <w:rFonts w:ascii="Times New Roman" w:hAnsi="Times New Roman" w:cs="Cambria Math"/>
               </w:rPr>
               <m:t>x</m:t>
             </m:r>
@@ -16606,7 +16606,7 @@
         </m:sSub>
         <m:r>
           <w:rPr>
-            <w:rFonts w:ascii="Cambria Math" w:hAnsi="Cambria Math" w:cs="Cambria Math"/>
+            <w:rFonts w:ascii="Times New Roman" w:hAnsi="Times New Roman" w:cs="Cambria Math"/>
           </w:rPr>
           <m:t>=</m:t>
         </m:r>
@@ -16786,7 +16786,7 @@
       <m:oMath>
         <m:r>
           <w:rPr>
-            <w:rFonts w:ascii="Cambria Math" w:hAnsi="Cambria Math" w:cs="Cambria Math"/>
+            <w:rFonts w:ascii="Times New Roman" w:hAnsi="Times New Roman" w:cs="Cambria Math"/>
           </w:rPr>
           <m:t>I=</m:t>
         </m:r>
@@ -16794,14 +16794,14 @@
           <m:sSubPr>
             <m:ctrlPr>
               <w:rPr>
-                <w:rFonts w:ascii="Cambria Math" w:hAnsi="Cambria Math"/>
+                <w:rFonts w:ascii="Times New Roman" w:hAnsi="Times New Roman"/>
               </w:rPr>
             </m:ctrlPr>
           </m:sSubPr>
           <m:e>
             <m:r>
               <w:rPr>
-                <w:rFonts w:ascii="Cambria Math" w:hAnsi="Cambria Math" w:cs="Cambria Math"/>
+                <w:rFonts w:ascii="Times New Roman" w:hAnsi="Times New Roman" w:cs="Cambria Math"/>
               </w:rPr>
               <m:t>I</m:t>
             </m:r>
@@ -16812,7 +16812,7 @@
                 <m:nor/>
               </m:rPr>
               <w:rPr>
-                <w:rFonts w:ascii="Cambria Math" w:hAnsi="Cambria Math" w:cs="Cambria Math"/>
+                <w:rFonts w:ascii="Times New Roman" w:hAnsi="Times New Roman" w:cs="Cambria Math"/>
               </w:rPr>
               <m:t>g</m:t>
             </m:r>
@@ -16820,7 +16820,7 @@
         </m:sSub>
         <m:r>
           <w:rPr>
-            <w:rFonts w:ascii="Cambria Math" w:hAnsi="Cambria Math" w:cs="Cambria Math"/>
+            <w:rFonts w:ascii="Times New Roman" w:hAnsi="Times New Roman" w:cs="Cambria Math"/>
           </w:rPr>
           <m:t>+</m:t>
         </m:r>
@@ -16828,7 +16828,7 @@
           <m:fPr>
             <m:ctrlPr>
               <w:rPr>
-                <w:rFonts w:ascii="Cambria Math" w:hAnsi="Cambria Math"/>
+                <w:rFonts w:ascii="Times New Roman" w:hAnsi="Times New Roman"/>
               </w:rPr>
             </m:ctrlPr>
           </m:fPr>
@@ -16837,14 +16837,14 @@
               <m:sSubPr>
                 <m:ctrlPr>
                   <w:rPr>
-                    <w:rFonts w:ascii="Cambria Math" w:hAnsi="Cambria Math"/>
+                    <w:rFonts w:ascii="Times New Roman" w:hAnsi="Times New Roman"/>
                   </w:rPr>
                 </m:ctrlPr>
               </m:sSubPr>
               <m:e>
                 <m:r>
                   <w:rPr>
-                    <w:rFonts w:ascii="Cambria Math" w:hAnsi="Cambria Math" w:cs="Cambria Math"/>
+                    <w:rFonts w:ascii="Times New Roman" w:hAnsi="Times New Roman" w:cs="Cambria Math"/>
                   </w:rPr>
                   <m:t>I</m:t>
                 </m:r>
@@ -16855,7 +16855,7 @@
                     <m:nor/>
                   </m:rPr>
                   <w:rPr>
-                    <w:rFonts w:ascii="Cambria Math" w:hAnsi="Cambria Math" w:cs="Cambria Math"/>
+                    <w:rFonts w:ascii="Times New Roman" w:hAnsi="Times New Roman" w:cs="Cambria Math"/>
                   </w:rPr>
                   <m:t>g</m:t>
                 </m:r>
@@ -16865,14 +16865,14 @@
               <m:sSubPr>
                 <m:ctrlPr>
                   <w:rPr>
-                    <w:rFonts w:ascii="Cambria Math" w:hAnsi="Cambria Math"/>
+                    <w:rFonts w:ascii="Times New Roman" w:hAnsi="Times New Roman"/>
                   </w:rPr>
                 </m:ctrlPr>
               </m:sSubPr>
               <m:e>
                 <m:r>
                   <w:rPr>
-                    <w:rFonts w:ascii="Cambria Math" w:hAnsi="Cambria Math" w:cs="Cambria Math"/>
+                    <w:rFonts w:ascii="Times New Roman" w:hAnsi="Times New Roman" w:cs="Cambria Math"/>
                   </w:rPr>
                   <m:t>R</m:t>
                 </m:r>
@@ -16883,7 +16883,7 @@
                     <m:nor/>
                   </m:rPr>
                   <w:rPr>
-                    <w:rFonts w:ascii="Cambria Math" w:hAnsi="Cambria Math" w:cs="Cambria Math"/>
+                    <w:rFonts w:ascii="Times New Roman" w:hAnsi="Times New Roman" w:cs="Cambria Math"/>
                   </w:rPr>
                   <m:t>g</m:t>
                 </m:r>
@@ -16895,14 +16895,14 @@
               <m:sSubPr>
                 <m:ctrlPr>
                   <w:rPr>
-                    <w:rFonts w:ascii="Cambria Math" w:hAnsi="Cambria Math"/>
+                    <w:rFonts w:ascii="Times New Roman" w:hAnsi="Times New Roman"/>
                   </w:rPr>
                 </m:ctrlPr>
               </m:sSubPr>
               <m:e>
                 <m:r>
                   <w:rPr>
-                    <w:rFonts w:ascii="Cambria Math" w:hAnsi="Cambria Math" w:cs="Cambria Math"/>
+                    <w:rFonts w:ascii="Times New Roman" w:hAnsi="Times New Roman" w:cs="Cambria Math"/>
                   </w:rPr>
                   <m:t>R</m:t>
                 </m:r>
@@ -16910,7 +16910,7 @@
               <m:sub>
                 <m:r>
                   <w:rPr>
-                    <w:rFonts w:ascii="Cambria Math" w:hAnsi="Cambria Math" w:cs="Cambria Math"/>
+                    <w:rFonts w:ascii="Times New Roman" w:hAnsi="Times New Roman" w:cs="Cambria Math"/>
                   </w:rPr>
                   <m:t>0</m:t>
                 </m:r>
@@ -16920,7 +16920,7 @@
         </m:f>
         <m:r>
           <w:rPr>
-            <w:rFonts w:ascii="Cambria Math" w:hAnsi="Cambria Math" w:cs="Cambria Math"/>
+            <w:rFonts w:ascii="Times New Roman" w:hAnsi="Times New Roman" w:cs="Cambria Math"/>
           </w:rPr>
           <m:t>=250</m:t>
         </m:r>
@@ -16929,7 +16929,7 @@
             <m:nor/>
           </m:rPr>
           <w:rPr>
-            <w:rFonts w:ascii="Cambria Math" w:hAnsi="Cambria Math" w:cs="Cambria Math"/>
+            <w:rFonts w:ascii="Times New Roman" w:hAnsi="Times New Roman" w:cs="Cambria Math"/>
           </w:rPr>
           <m:t>mA</m:t>
         </m:r>
@@ -16971,7 +16971,7 @@
       <m:oMath>
         <m:r>
           <w:rPr>
-            <w:rFonts w:ascii="Cambria Math" w:hAnsi="Cambria Math" w:cs="Cambria Math"/>
+            <w:rFonts w:ascii="Times New Roman" w:hAnsi="Times New Roman" w:cs="Cambria Math"/>
           </w:rPr>
           <m:t>U=</m:t>
         </m:r>
@@ -16979,14 +16979,14 @@
           <m:sSubPr>
             <m:ctrlPr>
               <w:rPr>
-                <w:rFonts w:ascii="Cambria Math" w:hAnsi="Cambria Math"/>
+                <w:rFonts w:ascii="Times New Roman" w:hAnsi="Times New Roman"/>
               </w:rPr>
             </m:ctrlPr>
           </m:sSubPr>
           <m:e>
             <m:r>
               <w:rPr>
-                <w:rFonts w:ascii="Cambria Math" w:hAnsi="Cambria Math" w:cs="Cambria Math"/>
+                <w:rFonts w:ascii="Times New Roman" w:hAnsi="Times New Roman" w:cs="Cambria Math"/>
               </w:rPr>
               <m:t>I</m:t>
             </m:r>
@@ -16997,7 +16997,7 @@
                 <m:nor/>
               </m:rPr>
               <w:rPr>
-                <w:rFonts w:ascii="Cambria Math" w:hAnsi="Cambria Math" w:cs="Cambria Math"/>
+                <w:rFonts w:ascii="Times New Roman" w:hAnsi="Times New Roman" w:cs="Cambria Math"/>
               </w:rPr>
               <m:t>g</m:t>
             </m:r>
@@ -17007,14 +17007,14 @@
           <m:sSubPr>
             <m:ctrlPr>
               <w:rPr>
-                <w:rFonts w:ascii="Cambria Math" w:hAnsi="Cambria Math"/>
+                <w:rFonts w:ascii="Times New Roman" w:hAnsi="Times New Roman"/>
               </w:rPr>
             </m:ctrlPr>
           </m:sSubPr>
           <m:e>
             <m:r>
               <w:rPr>
-                <w:rFonts w:ascii="Cambria Math" w:hAnsi="Cambria Math" w:cs="Cambria Math"/>
+                <w:rFonts w:ascii="Times New Roman" w:hAnsi="Times New Roman" w:cs="Cambria Math"/>
               </w:rPr>
               <m:t>R</m:t>
             </m:r>
@@ -17025,7 +17025,7 @@
                 <m:nor/>
               </m:rPr>
               <w:rPr>
-                <w:rFonts w:ascii="Cambria Math" w:hAnsi="Cambria Math" w:cs="Cambria Math"/>
+                <w:rFonts w:ascii="Times New Roman" w:hAnsi="Times New Roman" w:cs="Cambria Math"/>
               </w:rPr>
               <m:t>g</m:t>
             </m:r>
@@ -17033,7 +17033,7 @@
         </m:sSub>
         <m:r>
           <w:rPr>
-            <w:rFonts w:ascii="Cambria Math" w:hAnsi="Cambria Math" w:cs="Cambria Math"/>
+            <w:rFonts w:ascii="Times New Roman" w:hAnsi="Times New Roman" w:cs="Cambria Math"/>
           </w:rPr>
           <m:t>+I</m:t>
         </m:r>
@@ -17041,14 +17041,14 @@
           <m:sSubPr>
             <m:ctrlPr>
               <w:rPr>
-                <w:rFonts w:ascii="Cambria Math" w:hAnsi="Cambria Math"/>
+                <w:rFonts w:ascii="Times New Roman" w:hAnsi="Times New Roman"/>
               </w:rPr>
             </m:ctrlPr>
           </m:sSubPr>
           <m:e>
             <m:r>
               <w:rPr>
-                <w:rFonts w:ascii="Cambria Math" w:hAnsi="Cambria Math" w:cs="Cambria Math"/>
+                <w:rFonts w:ascii="Times New Roman" w:hAnsi="Times New Roman" w:cs="Cambria Math"/>
               </w:rPr>
               <m:t>R</m:t>
             </m:r>
@@ -17056,7 +17056,7 @@
           <m:sub>
             <m:r>
               <w:rPr>
-                <w:rFonts w:ascii="Cambria Math" w:hAnsi="Cambria Math" w:cs="Cambria Math"/>
+                <w:rFonts w:ascii="Times New Roman" w:hAnsi="Times New Roman" w:cs="Cambria Math"/>
               </w:rPr>
               <m:t>2</m:t>
             </m:r>
@@ -17096,14 +17096,14 @@
           <m:sSubPr>
             <m:ctrlPr>
               <w:rPr>
-                <w:rFonts w:ascii="Cambria Math" w:hAnsi="Cambria Math"/>
+                <w:rFonts w:ascii="Times New Roman" w:hAnsi="Times New Roman"/>
               </w:rPr>
             </m:ctrlPr>
           </m:sSubPr>
           <m:e>
             <m:r>
               <w:rPr>
-                <w:rFonts w:ascii="Cambria Math" w:hAnsi="Cambria Math" w:cs="Cambria Math"/>
+                <w:rFonts w:ascii="Times New Roman" w:hAnsi="Times New Roman" w:cs="Cambria Math"/>
               </w:rPr>
               <m:t>R</m:t>
             </m:r>
@@ -17111,7 +17111,7 @@
           <m:sub>
             <m:r>
               <w:rPr>
-                <w:rFonts w:ascii="Cambria Math" w:hAnsi="Cambria Math" w:cs="Cambria Math"/>
+                <w:rFonts w:ascii="Times New Roman" w:hAnsi="Times New Roman" w:cs="Cambria Math"/>
               </w:rPr>
               <m:t>2</m:t>
             </m:r>
@@ -17119,7 +17119,7 @@
         </m:sSub>
         <m:r>
           <w:rPr>
-            <w:rFonts w:ascii="Cambria Math" w:hAnsi="Cambria Math" w:cs="Cambria Math"/>
+            <w:rFonts w:ascii="Times New Roman" w:hAnsi="Times New Roman" w:cs="Cambria Math"/>
           </w:rPr>
           <m:t>=40</m:t>
         </m:r>
@@ -17187,14 +17187,14 @@
           <m:sSubPr>
             <m:ctrlPr>
               <w:rPr>
-                <w:rFonts w:ascii="Cambria Math" w:hAnsi="Cambria Math"/>
+                <w:rFonts w:ascii="Times New Roman" w:hAnsi="Times New Roman"/>
               </w:rPr>
             </m:ctrlPr>
           </m:sSubPr>
           <m:e>
             <m:r>
               <w:rPr>
-                <w:rFonts w:ascii="Cambria Math" w:hAnsi="Cambria Math" w:cs="Cambria Math"/>
+                <w:rFonts w:ascii="Times New Roman" w:hAnsi="Times New Roman" w:cs="Cambria Math"/>
               </w:rPr>
               <m:t>R</m:t>
             </m:r>
@@ -17205,7 +17205,7 @@
                 <m:nor/>
               </m:rPr>
               <w:rPr>
-                <w:rFonts w:ascii="Cambria Math" w:hAnsi="Cambria Math" w:cs="Cambria Math"/>
+                <w:rFonts w:ascii="Times New Roman" w:hAnsi="Times New Roman" w:cs="Cambria Math"/>
               </w:rPr>
               <m:t>内</m:t>
             </m:r>
@@ -17213,7 +17213,7 @@
         </m:sSub>
         <m:r>
           <w:rPr>
-            <w:rFonts w:ascii="Cambria Math" w:hAnsi="Cambria Math" w:cs="Cambria Math"/>
+            <w:rFonts w:ascii="Times New Roman" w:hAnsi="Times New Roman" w:cs="Cambria Math"/>
           </w:rPr>
           <m:t>=50</m:t>
         </m:r>
@@ -17222,7 +17222,7 @@
             <m:sty m:val="p"/>
           </m:rPr>
           <w:rPr>
-            <w:rFonts w:ascii="Cambria Math" w:hAnsi="Cambria Math" w:cs="Cambria Math"/>
+            <w:rFonts w:ascii="Times New Roman" w:hAnsi="Times New Roman" w:cs="Cambria Math"/>
           </w:rPr>
           <m:t>Ω</m:t>
         </m:r>
@@ -17258,7 +17258,7 @@
       <m:oMath>
         <m:r>
           <w:rPr>
-            <w:rFonts w:ascii="Cambria Math" w:hAnsi="Cambria Math" w:cs="Cambria Math"/>
+            <w:rFonts w:ascii="Times New Roman" w:hAnsi="Times New Roman" w:cs="Cambria Math"/>
           </w:rPr>
           <w:lastRenderedPageBreak/>
           <m:t>E=I</m:t>
@@ -17267,14 +17267,14 @@
           <m:sSubPr>
             <m:ctrlPr>
               <w:rPr>
-                <w:rFonts w:ascii="Cambria Math" w:hAnsi="Cambria Math"/>
+                <w:rFonts w:ascii="Times New Roman" w:hAnsi="Times New Roman"/>
               </w:rPr>
             </m:ctrlPr>
           </m:sSubPr>
           <m:e>
             <m:r>
               <w:rPr>
-                <w:rFonts w:ascii="Cambria Math" w:hAnsi="Cambria Math" w:cs="Cambria Math"/>
+                <w:rFonts w:ascii="Times New Roman" w:hAnsi="Times New Roman" w:cs="Cambria Math"/>
               </w:rPr>
               <m:t>R</m:t>
             </m:r>
@@ -17285,7 +17285,7 @@
                 <m:nor/>
               </m:rPr>
               <w:rPr>
-                <w:rFonts w:ascii="Cambria Math" w:hAnsi="Cambria Math" w:cs="Cambria Math"/>
+                <w:rFonts w:ascii="Times New Roman" w:hAnsi="Times New Roman" w:cs="Cambria Math"/>
               </w:rPr>
               <m:t>内</m:t>
             </m:r>
@@ -17293,7 +17293,7 @@
         </m:sSub>
         <m:r>
           <w:rPr>
-            <w:rFonts w:ascii="Cambria Math" w:hAnsi="Cambria Math" w:cs="Cambria Math"/>
+            <w:rFonts w:ascii="Times New Roman" w:hAnsi="Times New Roman" w:cs="Cambria Math"/>
           </w:rPr>
           <m:t>=12.5</m:t>
         </m:r>
@@ -17363,14 +17363,14 @@
           <m:sSubPr>
             <m:ctrlPr>
               <w:rPr>
-                <w:rFonts w:ascii="Cambria Math" w:hAnsi="Cambria Math"/>
+                <w:rFonts w:ascii="Times New Roman" w:hAnsi="Times New Roman"/>
               </w:rPr>
             </m:ctrlPr>
           </m:sSubPr>
           <m:e>
             <m:r>
               <w:rPr>
-                <w:rFonts w:ascii="Cambria Math" w:hAnsi="Cambria Math" w:cs="Cambria Math"/>
+                <w:rFonts w:ascii="Times New Roman" w:hAnsi="Times New Roman" w:cs="Cambria Math"/>
               </w:rPr>
               <m:t>I</m:t>
             </m:r>
@@ -17381,7 +17381,7 @@
                 <m:sty m:val="p"/>
               </m:rPr>
               <w:rPr>
-                <w:rFonts w:ascii="Cambria Math" w:hAnsi="Cambria Math" w:cs="Cambria Math"/>
+                <w:rFonts w:ascii="Times New Roman" w:hAnsi="Times New Roman" w:cs="Cambria Math"/>
               </w:rPr>
               <m:t>测</m:t>
             </m:r>
@@ -17389,7 +17389,7 @@
         </m:sSub>
         <m:r>
           <w:rPr>
-            <w:rFonts w:ascii="Cambria Math" w:hAnsi="Cambria Math" w:cs="Cambria Math"/>
+            <w:rFonts w:ascii="Times New Roman" w:hAnsi="Times New Roman" w:cs="Cambria Math"/>
           </w:rPr>
           <m:t>=</m:t>
         </m:r>
@@ -17397,14 +17397,14 @@
           <m:fPr>
             <m:ctrlPr>
               <w:rPr>
-                <w:rFonts w:ascii="Cambria Math" w:hAnsi="Cambria Math"/>
+                <w:rFonts w:ascii="Times New Roman" w:hAnsi="Times New Roman"/>
               </w:rPr>
             </m:ctrlPr>
           </m:fPr>
           <m:num>
             <m:r>
               <w:rPr>
-                <w:rFonts w:ascii="Cambria Math" w:hAnsi="Cambria Math" w:cs="Cambria Math"/>
+                <w:rFonts w:ascii="Times New Roman" w:hAnsi="Times New Roman" w:cs="Cambria Math"/>
               </w:rPr>
               <m:t>E</m:t>
             </m:r>
@@ -17414,14 +17414,14 @@
               <m:sSubPr>
                 <m:ctrlPr>
                   <w:rPr>
-                    <w:rFonts w:ascii="Cambria Math" w:hAnsi="Cambria Math"/>
+                    <w:rFonts w:ascii="Times New Roman" w:hAnsi="Times New Roman"/>
                   </w:rPr>
                 </m:ctrlPr>
               </m:sSubPr>
               <m:e>
                 <m:r>
                   <w:rPr>
-                    <w:rFonts w:ascii="Cambria Math" w:hAnsi="Cambria Math" w:cs="Cambria Math"/>
+                    <w:rFonts w:ascii="Times New Roman" w:hAnsi="Times New Roman" w:cs="Cambria Math"/>
                   </w:rPr>
                   <m:t>R</m:t>
                 </m:r>
@@ -17432,7 +17432,7 @@
                     <m:nor/>
                   </m:rPr>
                   <w:rPr>
-                    <w:rFonts w:ascii="Cambria Math" w:hAnsi="Cambria Math" w:cs="Cambria Math"/>
+                    <w:rFonts w:ascii="Times New Roman" w:hAnsi="Times New Roman" w:cs="Cambria Math"/>
                   </w:rPr>
                   <m:t>内</m:t>
                 </m:r>
@@ -17440,7 +17440,7 @@
             </m:sSub>
             <m:r>
               <w:rPr>
-                <w:rFonts w:ascii="Cambria Math" w:hAnsi="Cambria Math" w:cs="Cambria Math"/>
+                <w:rFonts w:ascii="Times New Roman" w:hAnsi="Times New Roman" w:cs="Cambria Math"/>
               </w:rPr>
               <m:t>+</m:t>
             </m:r>
@@ -17448,14 +17448,14 @@
               <m:sSubPr>
                 <m:ctrlPr>
                   <w:rPr>
-                    <w:rFonts w:ascii="Cambria Math" w:hAnsi="Cambria Math"/>
+                    <w:rFonts w:ascii="Times New Roman" w:hAnsi="Times New Roman"/>
                   </w:rPr>
                 </m:ctrlPr>
               </m:sSubPr>
               <m:e>
                 <m:r>
                   <w:rPr>
-                    <w:rFonts w:ascii="Cambria Math" w:hAnsi="Cambria Math" w:cs="Cambria Math"/>
+                    <w:rFonts w:ascii="Times New Roman" w:hAnsi="Times New Roman" w:cs="Cambria Math"/>
                   </w:rPr>
                   <m:t>R</m:t>
                 </m:r>
@@ -17463,7 +17463,7 @@
               <m:sub>
                 <m:r>
                   <w:rPr>
-                    <w:rFonts w:ascii="Cambria Math" w:hAnsi="Cambria Math" w:cs="Cambria Math"/>
+                    <w:rFonts w:ascii="Times New Roman" w:hAnsi="Times New Roman" w:cs="Cambria Math"/>
                   </w:rPr>
                   <m:t>x</m:t>
                 </m:r>
@@ -17495,14 +17495,14 @@
           <m:sSubPr>
             <m:ctrlPr>
               <w:rPr>
-                <w:rFonts w:ascii="Cambria Math" w:hAnsi="Cambria Math"/>
+                <w:rFonts w:ascii="Times New Roman" w:hAnsi="Times New Roman"/>
               </w:rPr>
             </m:ctrlPr>
           </m:sSubPr>
           <m:e>
             <m:r>
               <w:rPr>
-                <w:rFonts w:ascii="Cambria Math" w:hAnsi="Cambria Math" w:cs="Cambria Math"/>
+                <w:rFonts w:ascii="Times New Roman" w:hAnsi="Times New Roman" w:cs="Cambria Math"/>
               </w:rPr>
               <m:t>R</m:t>
             </m:r>
@@ -17510,7 +17510,7 @@
           <m:sub>
             <m:r>
               <w:rPr>
-                <w:rFonts w:ascii="Cambria Math" w:hAnsi="Cambria Math" w:cs="Cambria Math"/>
+                <w:rFonts w:ascii="Times New Roman" w:hAnsi="Times New Roman" w:cs="Cambria Math"/>
               </w:rPr>
               <m:t>x</m:t>
             </m:r>
@@ -17518,7 +17518,7 @@
         </m:sSub>
         <m:r>
           <w:rPr>
-            <w:rFonts w:ascii="Cambria Math" w:hAnsi="Cambria Math" w:cs="Cambria Math"/>
+            <w:rFonts w:ascii="Times New Roman" w:hAnsi="Times New Roman" w:cs="Cambria Math"/>
           </w:rPr>
           <m:t>=12.5</m:t>
         </m:r>
@@ -17527,7 +17527,7 @@
             <m:sty m:val="p"/>
           </m:rPr>
           <w:rPr>
-            <w:rFonts w:ascii="Cambria Math" w:hAnsi="Cambria Math" w:cs="Cambria Math"/>
+            <w:rFonts w:ascii="Times New Roman" w:hAnsi="Times New Roman" w:cs="Cambria Math"/>
           </w:rPr>
           <m:t>Ω</m:t>
         </m:r>
@@ -18719,14 +18719,14 @@
           <m:sSubPr>
             <m:ctrlPr>
               <w:rPr>
-                <w:rFonts w:ascii="Cambria Math" w:hAnsi="Cambria Math"/>
+                <w:rFonts w:ascii="Times New Roman" w:hAnsi="Times New Roman"/>
               </w:rPr>
             </m:ctrlPr>
           </m:sSubPr>
           <m:e>
             <m:r>
               <w:rPr>
-                <w:rFonts w:ascii="Cambria Math" w:hAnsi="Cambria Math" w:cs="Cambria Math"/>
+                <w:rFonts w:ascii="Times New Roman" w:hAnsi="Times New Roman" w:cs="Cambria Math"/>
               </w:rPr>
               <m:t>R</m:t>
             </m:r>
@@ -18737,7 +18737,7 @@
                 <m:sty m:val="p"/>
               </m:rPr>
               <w:rPr>
-                <w:rFonts w:ascii="Cambria Math" w:hAnsi="Cambria Math" w:cs="Cambria Math"/>
+                <w:rFonts w:ascii="Times New Roman" w:hAnsi="Times New Roman" w:cs="Cambria Math"/>
               </w:rPr>
               <m:t>内</m:t>
             </m:r>
@@ -18745,7 +18745,7 @@
         </m:sSub>
         <m:r>
           <w:rPr>
-            <w:rFonts w:ascii="Cambria Math" w:hAnsi="Cambria Math" w:cs="Cambria Math"/>
+            <w:rFonts w:ascii="Times New Roman" w:hAnsi="Times New Roman" w:cs="Cambria Math"/>
           </w:rPr>
           <m:t>=</m:t>
         </m:r>
@@ -18753,14 +18753,14 @@
           <m:sSubPr>
             <m:ctrlPr>
               <w:rPr>
-                <w:rFonts w:ascii="Cambria Math" w:hAnsi="Cambria Math"/>
+                <w:rFonts w:ascii="Times New Roman" w:hAnsi="Times New Roman"/>
               </w:rPr>
             </m:ctrlPr>
           </m:sSubPr>
           <m:e>
             <m:r>
               <w:rPr>
-                <w:rFonts w:ascii="Cambria Math" w:hAnsi="Cambria Math" w:cs="Cambria Math"/>
+                <w:rFonts w:ascii="Times New Roman" w:hAnsi="Times New Roman" w:cs="Cambria Math"/>
               </w:rPr>
               <m:t>R</m:t>
             </m:r>
@@ -18771,7 +18771,7 @@
                 <m:sty m:val="p"/>
               </m:rPr>
               <w:rPr>
-                <w:rFonts w:ascii="Cambria Math" w:hAnsi="Cambria Math" w:cs="Cambria Math"/>
+                <w:rFonts w:ascii="Times New Roman" w:hAnsi="Times New Roman" w:cs="Cambria Math"/>
               </w:rPr>
               <m:t>中</m:t>
             </m:r>
@@ -18779,7 +18779,7 @@
         </m:sSub>
         <m:r>
           <w:rPr>
-            <w:rFonts w:ascii="Cambria Math" w:hAnsi="Cambria Math" w:cs="Cambria Math"/>
+            <w:rFonts w:ascii="Times New Roman" w:hAnsi="Times New Roman" w:cs="Cambria Math"/>
           </w:rPr>
           <m:t>=15</m:t>
         </m:r>
@@ -18929,14 +18929,14 @@
           <m:sSubPr>
             <m:ctrlPr>
               <w:rPr>
-                <w:rFonts w:ascii="Cambria Math" w:hAnsi="Cambria Math"/>
+                <w:rFonts w:ascii="Times New Roman" w:hAnsi="Times New Roman"/>
               </w:rPr>
             </m:ctrlPr>
           </m:sSubPr>
           <m:e>
             <m:r>
               <w:rPr>
-                <w:rFonts w:ascii="Cambria Math" w:hAnsi="Cambria Math" w:cs="Cambria Math"/>
+                <w:rFonts w:ascii="Times New Roman" w:hAnsi="Times New Roman" w:cs="Cambria Math"/>
               </w:rPr>
               <m:t>R</m:t>
             </m:r>
@@ -18947,7 +18947,7 @@
                 <m:sty m:val="p"/>
               </m:rPr>
               <w:rPr>
-                <w:rFonts w:ascii="Cambria Math" w:hAnsi="Cambria Math" w:cs="Cambria Math"/>
+                <w:rFonts w:ascii="Times New Roman" w:hAnsi="Times New Roman" w:cs="Cambria Math"/>
               </w:rPr>
               <m:t>内</m:t>
             </m:r>
@@ -18955,7 +18955,7 @@
         </m:sSub>
         <m:r>
           <w:rPr>
-            <w:rFonts w:ascii="Cambria Math" w:hAnsi="Cambria Math" w:cs="Cambria Math"/>
+            <w:rFonts w:ascii="Times New Roman" w:hAnsi="Times New Roman" w:cs="Cambria Math"/>
           </w:rPr>
           <m:t>=</m:t>
         </m:r>
@@ -18963,14 +18963,14 @@
           <m:sSubPr>
             <m:ctrlPr>
               <w:rPr>
-                <w:rFonts w:ascii="Cambria Math" w:hAnsi="Cambria Math"/>
+                <w:rFonts w:ascii="Times New Roman" w:hAnsi="Times New Roman"/>
               </w:rPr>
             </m:ctrlPr>
           </m:sSubPr>
           <m:e>
             <m:r>
               <w:rPr>
-                <w:rFonts w:ascii="Cambria Math" w:hAnsi="Cambria Math" w:cs="Cambria Math"/>
+                <w:rFonts w:ascii="Times New Roman" w:hAnsi="Times New Roman" w:cs="Cambria Math"/>
               </w:rPr>
               <m:t>R</m:t>
             </m:r>
@@ -18981,7 +18981,7 @@
                 <m:sty m:val="p"/>
               </m:rPr>
               <w:rPr>
-                <w:rFonts w:ascii="Cambria Math" w:hAnsi="Cambria Math" w:cs="Cambria Math"/>
+                <w:rFonts w:ascii="Times New Roman" w:hAnsi="Times New Roman" w:cs="Cambria Math"/>
               </w:rPr>
               <m:t>中</m:t>
             </m:r>
@@ -18989,7 +18989,7 @@
         </m:sSub>
         <m:r>
           <w:rPr>
-            <w:rFonts w:ascii="Cambria Math" w:hAnsi="Cambria Math" w:cs="Cambria Math"/>
+            <w:rFonts w:ascii="Times New Roman" w:hAnsi="Times New Roman" w:cs="Cambria Math"/>
           </w:rPr>
           <m:t>=15</m:t>
         </m:r>
@@ -19023,7 +19023,7 @@
       <m:oMath>
         <m:r>
           <w:rPr>
-            <w:rFonts w:ascii="Cambria Math" w:hAnsi="Cambria Math" w:cs="Cambria Math"/>
+            <w:rFonts w:ascii="Times New Roman" w:hAnsi="Times New Roman" w:cs="Cambria Math"/>
           </w:rPr>
           <m:t>I=</m:t>
         </m:r>
@@ -19031,14 +19031,14 @@
           <m:fPr>
             <m:ctrlPr>
               <w:rPr>
-                <w:rFonts w:ascii="Cambria Math" w:hAnsi="Cambria Math"/>
+                <w:rFonts w:ascii="Times New Roman" w:hAnsi="Times New Roman"/>
               </w:rPr>
             </m:ctrlPr>
           </m:fPr>
           <m:num>
             <m:r>
               <w:rPr>
-                <w:rFonts w:ascii="Cambria Math" w:hAnsi="Cambria Math" w:cs="Cambria Math"/>
+                <w:rFonts w:ascii="Times New Roman" w:hAnsi="Times New Roman" w:cs="Cambria Math"/>
               </w:rPr>
               <m:t>E</m:t>
             </m:r>
@@ -19048,14 +19048,14 @@
               <m:sSubPr>
                 <m:ctrlPr>
                   <w:rPr>
-                    <w:rFonts w:ascii="Cambria Math" w:hAnsi="Cambria Math"/>
+                    <w:rFonts w:ascii="Times New Roman" w:hAnsi="Times New Roman"/>
                   </w:rPr>
                 </m:ctrlPr>
               </m:sSubPr>
               <m:e>
                 <m:r>
                   <w:rPr>
-                    <w:rFonts w:ascii="Cambria Math" w:hAnsi="Cambria Math" w:cs="Cambria Math"/>
+                    <w:rFonts w:ascii="Times New Roman" w:hAnsi="Times New Roman" w:cs="Cambria Math"/>
                   </w:rPr>
                   <m:t>R</m:t>
                 </m:r>
@@ -19066,7 +19066,7 @@
                     <m:sty m:val="p"/>
                   </m:rPr>
                   <w:rPr>
-                    <w:rFonts w:ascii="Cambria Math" w:hAnsi="Cambria Math" w:cs="Cambria Math"/>
+                    <w:rFonts w:ascii="Times New Roman" w:hAnsi="Times New Roman" w:cs="Cambria Math"/>
                   </w:rPr>
                   <m:t>内</m:t>
                 </m:r>
@@ -19098,14 +19098,14 @@
           <m:sSubPr>
             <m:ctrlPr>
               <w:rPr>
-                <w:rFonts w:ascii="Cambria Math" w:hAnsi="Cambria Math"/>
+                <w:rFonts w:ascii="Times New Roman" w:hAnsi="Times New Roman"/>
               </w:rPr>
             </m:ctrlPr>
           </m:sSubPr>
           <m:e>
             <m:r>
               <w:rPr>
-                <w:rFonts w:ascii="Cambria Math" w:hAnsi="Cambria Math" w:cs="Cambria Math"/>
+                <w:rFonts w:ascii="Times New Roman" w:hAnsi="Times New Roman" w:cs="Cambria Math"/>
               </w:rPr>
               <m:t>I</m:t>
             </m:r>
@@ -19113,7 +19113,7 @@
           <m:sub>
             <m:r>
               <w:rPr>
-                <w:rFonts w:ascii="Cambria Math" w:hAnsi="Cambria Math" w:cs="Cambria Math"/>
+                <w:rFonts w:ascii="Times New Roman" w:hAnsi="Times New Roman" w:cs="Cambria Math"/>
               </w:rPr>
               <m:t>1</m:t>
             </m:r>
@@ -19121,7 +19121,7 @@
         </m:sSub>
         <m:r>
           <w:rPr>
-            <w:rFonts w:ascii="Cambria Math" w:hAnsi="Cambria Math" w:cs="Cambria Math"/>
+            <w:rFonts w:ascii="Times New Roman" w:hAnsi="Times New Roman" w:cs="Cambria Math"/>
           </w:rPr>
           <m:t>=I-</m:t>
         </m:r>
@@ -19129,14 +19129,14 @@
           <m:sSubPr>
             <m:ctrlPr>
               <w:rPr>
-                <w:rFonts w:ascii="Cambria Math" w:hAnsi="Cambria Math"/>
+                <w:rFonts w:ascii="Times New Roman" w:hAnsi="Times New Roman"/>
               </w:rPr>
             </m:ctrlPr>
           </m:sSubPr>
           <m:e>
             <m:r>
               <w:rPr>
-                <w:rFonts w:ascii="Cambria Math" w:hAnsi="Cambria Math" w:cs="Cambria Math"/>
+                <w:rFonts w:ascii="Times New Roman" w:hAnsi="Times New Roman" w:cs="Cambria Math"/>
               </w:rPr>
               <m:t>I</m:t>
             </m:r>
@@ -19147,7 +19147,7 @@
                 <m:nor/>
               </m:rPr>
               <w:rPr>
-                <w:rFonts w:ascii="Cambria Math" w:hAnsi="Cambria Math" w:cs="Cambria Math"/>
+                <w:rFonts w:ascii="Times New Roman" w:hAnsi="Times New Roman" w:cs="Cambria Math"/>
               </w:rPr>
               <m:t>g</m:t>
             </m:r>
@@ -19177,14 +19177,14 @@
           <m:sSubPr>
             <m:ctrlPr>
               <w:rPr>
-                <w:rFonts w:ascii="Cambria Math" w:hAnsi="Cambria Math"/>
+                <w:rFonts w:ascii="Times New Roman" w:hAnsi="Times New Roman"/>
               </w:rPr>
             </m:ctrlPr>
           </m:sSubPr>
           <m:e>
             <m:r>
               <w:rPr>
-                <w:rFonts w:ascii="Cambria Math" w:hAnsi="Cambria Math" w:cs="Cambria Math"/>
+                <w:rFonts w:ascii="Times New Roman" w:hAnsi="Times New Roman" w:cs="Cambria Math"/>
               </w:rPr>
               <m:t>R</m:t>
             </m:r>
@@ -19192,7 +19192,7 @@
           <m:sub>
             <m:r>
               <w:rPr>
-                <w:rFonts w:ascii="Cambria Math" w:hAnsi="Cambria Math" w:cs="Cambria Math"/>
+                <w:rFonts w:ascii="Times New Roman" w:hAnsi="Times New Roman" w:cs="Cambria Math"/>
               </w:rPr>
               <m:t>1</m:t>
             </m:r>
@@ -19200,7 +19200,7 @@
         </m:sSub>
         <m:r>
           <w:rPr>
-            <w:rFonts w:ascii="Cambria Math" w:hAnsi="Cambria Math" w:cs="Cambria Math"/>
+            <w:rFonts w:ascii="Times New Roman" w:hAnsi="Times New Roman" w:cs="Cambria Math"/>
           </w:rPr>
           <m:t>=</m:t>
         </m:r>
@@ -19208,7 +19208,7 @@
           <m:fPr>
             <m:ctrlPr>
               <w:rPr>
-                <w:rFonts w:ascii="Cambria Math" w:hAnsi="Cambria Math"/>
+                <w:rFonts w:ascii="Times New Roman" w:hAnsi="Times New Roman"/>
               </w:rPr>
             </m:ctrlPr>
           </m:fPr>
@@ -19217,14 +19217,14 @@
               <m:sSubPr>
                 <m:ctrlPr>
                   <w:rPr>
-                    <w:rFonts w:ascii="Cambria Math" w:hAnsi="Cambria Math"/>
+                    <w:rFonts w:ascii="Times New Roman" w:hAnsi="Times New Roman"/>
                   </w:rPr>
                 </m:ctrlPr>
               </m:sSubPr>
               <m:e>
                 <m:r>
                   <w:rPr>
-                    <w:rFonts w:ascii="Cambria Math" w:hAnsi="Cambria Math" w:cs="Cambria Math"/>
+                    <w:rFonts w:ascii="Times New Roman" w:hAnsi="Times New Roman" w:cs="Cambria Math"/>
                   </w:rPr>
                   <m:t>I</m:t>
                 </m:r>
@@ -19235,7 +19235,7 @@
                     <m:nor/>
                   </m:rPr>
                   <w:rPr>
-                    <w:rFonts w:ascii="Cambria Math" w:hAnsi="Cambria Math" w:cs="Cambria Math"/>
+                    <w:rFonts w:ascii="Times New Roman" w:hAnsi="Times New Roman" w:cs="Cambria Math"/>
                   </w:rPr>
                   <m:t>g</m:t>
                 </m:r>
@@ -19245,14 +19245,14 @@
               <m:sSubPr>
                 <m:ctrlPr>
                   <w:rPr>
-                    <w:rFonts w:ascii="Cambria Math" w:hAnsi="Cambria Math"/>
+                    <w:rFonts w:ascii="Times New Roman" w:hAnsi="Times New Roman"/>
                   </w:rPr>
                 </m:ctrlPr>
               </m:sSubPr>
               <m:e>
                 <m:r>
                   <w:rPr>
-                    <w:rFonts w:ascii="Cambria Math" w:hAnsi="Cambria Math" w:cs="Cambria Math"/>
+                    <w:rFonts w:ascii="Times New Roman" w:hAnsi="Times New Roman" w:cs="Cambria Math"/>
                   </w:rPr>
                   <m:t>R</m:t>
                 </m:r>
@@ -19263,7 +19263,7 @@
                     <m:nor/>
                   </m:rPr>
                   <w:rPr>
-                    <w:rFonts w:ascii="Cambria Math" w:hAnsi="Cambria Math" w:cs="Cambria Math"/>
+                    <w:rFonts w:ascii="Times New Roman" w:hAnsi="Times New Roman" w:cs="Cambria Math"/>
                   </w:rPr>
                   <m:t>g</m:t>
                 </m:r>
@@ -19275,14 +19275,14 @@
               <m:sSubPr>
                 <m:ctrlPr>
                   <w:rPr>
-                    <w:rFonts w:ascii="Cambria Math" w:hAnsi="Cambria Math"/>
+                    <w:rFonts w:ascii="Times New Roman" w:hAnsi="Times New Roman"/>
                   </w:rPr>
                 </m:ctrlPr>
               </m:sSubPr>
               <m:e>
                 <m:r>
                   <w:rPr>
-                    <w:rFonts w:ascii="Cambria Math" w:hAnsi="Cambria Math" w:cs="Cambria Math"/>
+                    <w:rFonts w:ascii="Times New Roman" w:hAnsi="Times New Roman" w:cs="Cambria Math"/>
                   </w:rPr>
                   <m:t>I</m:t>
                 </m:r>
@@ -19290,7 +19290,7 @@
               <m:sub>
                 <m:r>
                   <w:rPr>
-                    <w:rFonts w:ascii="Cambria Math" w:hAnsi="Cambria Math" w:cs="Cambria Math"/>
+                    <w:rFonts w:ascii="Times New Roman" w:hAnsi="Times New Roman" w:cs="Cambria Math"/>
                   </w:rPr>
                   <m:t>1</m:t>
                 </m:r>
@@ -19300,7 +19300,7 @@
         </m:f>
         <m:r>
           <w:rPr>
-            <w:rFonts w:ascii="Cambria Math" w:hAnsi="Cambria Math" w:cs="Cambria Math"/>
+            <w:rFonts w:ascii="Times New Roman" w:hAnsi="Times New Roman" w:cs="Cambria Math"/>
           </w:rPr>
           <m:t>=</m:t>
         </m:r>
@@ -19379,14 +19379,14 @@
           <m:sSubPr>
             <m:ctrlPr>
               <w:rPr>
-                <w:rFonts w:ascii="Cambria Math" w:hAnsi="Cambria Math"/>
+                <w:rFonts w:ascii="Times New Roman" w:hAnsi="Times New Roman"/>
               </w:rPr>
             </m:ctrlPr>
           </m:sSubPr>
           <m:e>
             <m:r>
               <w:rPr>
-                <w:rFonts w:ascii="Cambria Math" w:hAnsi="Cambria Math" w:cs="Cambria Math"/>
+                <w:rFonts w:ascii="Times New Roman" w:hAnsi="Times New Roman" w:cs="Cambria Math"/>
               </w:rPr>
               <m:t>I</m:t>
             </m:r>
@@ -19397,7 +19397,7 @@
                 <m:nor/>
               </m:rPr>
               <w:rPr>
-                <w:rFonts w:ascii="Cambria Math" w:hAnsi="Cambria Math" w:cs="Cambria Math"/>
+                <w:rFonts w:ascii="Times New Roman" w:hAnsi="Times New Roman" w:cs="Cambria Math"/>
               </w:rPr>
               <m:t>g</m:t>
             </m:r>
@@ -19405,7 +19405,7 @@
         </m:sSub>
         <m:r>
           <w:rPr>
-            <w:rFonts w:ascii="Cambria Math" w:hAnsi="Cambria Math" w:cs="Cambria Math"/>
+            <w:rFonts w:ascii="Times New Roman" w:hAnsi="Times New Roman" w:cs="Cambria Math"/>
           </w:rPr>
           <m:t>=</m:t>
         </m:r>
@@ -19413,14 +19413,14 @@
           <m:fPr>
             <m:ctrlPr>
               <w:rPr>
-                <w:rFonts w:ascii="Cambria Math" w:hAnsi="Cambria Math"/>
+                <w:rFonts w:ascii="Times New Roman" w:hAnsi="Times New Roman"/>
               </w:rPr>
             </m:ctrlPr>
           </m:fPr>
           <m:num>
             <m:r>
               <w:rPr>
-                <w:rFonts w:ascii="Cambria Math" w:hAnsi="Cambria Math" w:cs="Cambria Math"/>
+                <w:rFonts w:ascii="Times New Roman" w:hAnsi="Times New Roman" w:cs="Cambria Math"/>
               </w:rPr>
               <m:t>E</m:t>
             </m:r>
@@ -19430,14 +19430,14 @@
               <m:sSubPr>
                 <m:ctrlPr>
                   <w:rPr>
-                    <w:rFonts w:ascii="Cambria Math" w:hAnsi="Cambria Math"/>
+                    <w:rFonts w:ascii="Times New Roman" w:hAnsi="Times New Roman"/>
                   </w:rPr>
                 </m:ctrlPr>
               </m:sSubPr>
               <m:e>
                 <m:r>
                   <w:rPr>
-                    <w:rFonts w:ascii="Cambria Math" w:hAnsi="Cambria Math" w:cs="Cambria Math"/>
+                    <w:rFonts w:ascii="Times New Roman" w:hAnsi="Times New Roman" w:cs="Cambria Math"/>
                   </w:rPr>
                   <m:t>R</m:t>
                 </m:r>
@@ -19448,7 +19448,7 @@
                     <m:sty m:val="p"/>
                   </m:rPr>
                   <w:rPr>
-                    <w:rFonts w:ascii="Cambria Math" w:hAnsi="Cambria Math" w:cs="Cambria Math"/>
+                    <w:rFonts w:ascii="Times New Roman" w:hAnsi="Times New Roman" w:cs="Cambria Math"/>
                   </w:rPr>
                   <m:t>内</m:t>
                 </m:r>
@@ -19522,7 +19522,7 @@
       <m:oMath>
         <m:r>
           <w:rPr>
-            <w:rFonts w:ascii="Cambria Math" w:hAnsi="Cambria Math" w:cs="Cambria Math"/>
+            <w:rFonts w:ascii="Times New Roman" w:hAnsi="Times New Roman" w:cs="Cambria Math"/>
           </w:rPr>
           <m:t>I=</m:t>
         </m:r>
@@ -19530,14 +19530,14 @@
           <m:fPr>
             <m:ctrlPr>
               <w:rPr>
-                <w:rFonts w:ascii="Cambria Math" w:hAnsi="Cambria Math"/>
+                <w:rFonts w:ascii="Times New Roman" w:hAnsi="Times New Roman"/>
               </w:rPr>
             </m:ctrlPr>
           </m:fPr>
           <m:num>
             <m:r>
               <w:rPr>
-                <w:rFonts w:ascii="Cambria Math" w:hAnsi="Cambria Math" w:cs="Cambria Math"/>
+                <w:rFonts w:ascii="Times New Roman" w:hAnsi="Times New Roman" w:cs="Cambria Math"/>
               </w:rPr>
               <m:t>E</m:t>
             </m:r>
@@ -19547,14 +19547,14 @@
               <m:sSubPr>
                 <m:ctrlPr>
                   <w:rPr>
-                    <w:rFonts w:ascii="Cambria Math" w:hAnsi="Cambria Math"/>
+                    <w:rFonts w:ascii="Times New Roman" w:hAnsi="Times New Roman"/>
                   </w:rPr>
                 </m:ctrlPr>
               </m:sSubPr>
               <m:e>
                 <m:r>
                   <w:rPr>
-                    <w:rFonts w:ascii="Cambria Math" w:hAnsi="Cambria Math" w:cs="Cambria Math"/>
+                    <w:rFonts w:ascii="Times New Roman" w:hAnsi="Times New Roman" w:cs="Cambria Math"/>
                   </w:rPr>
                   <m:t>R</m:t>
                 </m:r>
@@ -19565,7 +19565,7 @@
                     <m:sty m:val="p"/>
                   </m:rPr>
                   <w:rPr>
-                    <w:rFonts w:ascii="Cambria Math" w:hAnsi="Cambria Math" w:cs="Cambria Math"/>
+                    <w:rFonts w:ascii="Times New Roman" w:hAnsi="Times New Roman" w:cs="Cambria Math"/>
                   </w:rPr>
                   <m:t>内</m:t>
                 </m:r>
@@ -19573,7 +19573,7 @@
             </m:sSub>
             <m:r>
               <w:rPr>
-                <w:rFonts w:ascii="Cambria Math" w:hAnsi="Cambria Math" w:cs="Cambria Math"/>
+                <w:rFonts w:ascii="Times New Roman" w:hAnsi="Times New Roman" w:cs="Cambria Math"/>
               </w:rPr>
               <m:t>+</m:t>
             </m:r>
@@ -19581,14 +19581,14 @@
               <m:sSubPr>
                 <m:ctrlPr>
                   <w:rPr>
-                    <w:rFonts w:ascii="Cambria Math" w:hAnsi="Cambria Math"/>
+                    <w:rFonts w:ascii="Times New Roman" w:hAnsi="Times New Roman"/>
                   </w:rPr>
                 </m:ctrlPr>
               </m:sSubPr>
               <m:e>
                 <m:r>
                   <w:rPr>
-                    <w:rFonts w:ascii="Cambria Math" w:hAnsi="Cambria Math" w:cs="Cambria Math"/>
+                    <w:rFonts w:ascii="Times New Roman" w:hAnsi="Times New Roman" w:cs="Cambria Math"/>
                   </w:rPr>
                   <m:t>R</m:t>
                 </m:r>
@@ -19596,7 +19596,7 @@
               <m:sub>
                 <m:r>
                   <w:rPr>
-                    <w:rFonts w:ascii="Cambria Math" w:hAnsi="Cambria Math" w:cs="Cambria Math"/>
+                    <w:rFonts w:ascii="Times New Roman" w:hAnsi="Times New Roman" w:cs="Cambria Math"/>
                   </w:rPr>
                   <m:t>x</m:t>
                 </m:r>
@@ -19606,7 +19606,7 @@
         </m:f>
         <m:r>
           <w:rPr>
-            <w:rFonts w:ascii="Cambria Math" w:hAnsi="Cambria Math" w:cs="Cambria Math"/>
+            <w:rFonts w:ascii="Times New Roman" w:hAnsi="Times New Roman" w:cs="Cambria Math"/>
           </w:rPr>
           <m:t>=</m:t>
         </m:r>
@@ -19614,7 +19614,7 @@
           <m:fPr>
             <m:ctrlPr>
               <w:rPr>
-                <w:rFonts w:ascii="Cambria Math" w:hAnsi="Cambria Math"/>
+                <w:rFonts w:ascii="Times New Roman" w:hAnsi="Times New Roman"/>
               </w:rPr>
             </m:ctrlPr>
           </m:fPr>
@@ -19623,14 +19623,14 @@
               <m:sSubPr>
                 <m:ctrlPr>
                   <w:rPr>
-                    <w:rFonts w:ascii="Cambria Math" w:hAnsi="Cambria Math"/>
+                    <w:rFonts w:ascii="Times New Roman" w:hAnsi="Times New Roman"/>
                   </w:rPr>
                 </m:ctrlPr>
               </m:sSubPr>
               <m:e>
                 <m:r>
                   <w:rPr>
-                    <w:rFonts w:ascii="Cambria Math" w:hAnsi="Cambria Math" w:cs="Cambria Math"/>
+                    <w:rFonts w:ascii="Times New Roman" w:hAnsi="Times New Roman" w:cs="Cambria Math"/>
                   </w:rPr>
                   <m:t>I</m:t>
                 </m:r>
@@ -19641,7 +19641,7 @@
                     <m:nor/>
                   </m:rPr>
                   <w:rPr>
-                    <w:rFonts w:ascii="Cambria Math" w:hAnsi="Cambria Math" w:cs="Cambria Math"/>
+                    <w:rFonts w:ascii="Times New Roman" w:hAnsi="Times New Roman" w:cs="Cambria Math"/>
                   </w:rPr>
                   <m:t>g</m:t>
                 </m:r>
@@ -19651,14 +19651,14 @@
               <m:sSubPr>
                 <m:ctrlPr>
                   <w:rPr>
-                    <w:rFonts w:ascii="Cambria Math" w:hAnsi="Cambria Math"/>
+                    <w:rFonts w:ascii="Times New Roman" w:hAnsi="Times New Roman"/>
                   </w:rPr>
                 </m:ctrlPr>
               </m:sSubPr>
               <m:e>
                 <m:r>
                   <w:rPr>
-                    <w:rFonts w:ascii="Cambria Math" w:hAnsi="Cambria Math" w:cs="Cambria Math"/>
+                    <w:rFonts w:ascii="Times New Roman" w:hAnsi="Times New Roman" w:cs="Cambria Math"/>
                   </w:rPr>
                   <m:t>R</m:t>
                 </m:r>
@@ -19669,7 +19669,7 @@
                     <m:sty m:val="p"/>
                   </m:rPr>
                   <w:rPr>
-                    <w:rFonts w:ascii="Cambria Math" w:hAnsi="Cambria Math" w:cs="Cambria Math"/>
+                    <w:rFonts w:ascii="Times New Roman" w:hAnsi="Times New Roman" w:cs="Cambria Math"/>
                   </w:rPr>
                   <m:t>内</m:t>
                 </m:r>
@@ -19681,14 +19681,14 @@
               <m:sSubPr>
                 <m:ctrlPr>
                   <w:rPr>
-                    <w:rFonts w:ascii="Cambria Math" w:hAnsi="Cambria Math"/>
+                    <w:rFonts w:ascii="Times New Roman" w:hAnsi="Times New Roman"/>
                   </w:rPr>
                 </m:ctrlPr>
               </m:sSubPr>
               <m:e>
                 <m:r>
                   <w:rPr>
-                    <w:rFonts w:ascii="Cambria Math" w:hAnsi="Cambria Math" w:cs="Cambria Math"/>
+                    <w:rFonts w:ascii="Times New Roman" w:hAnsi="Times New Roman" w:cs="Cambria Math"/>
                   </w:rPr>
                   <m:t>R</m:t>
                 </m:r>
@@ -19699,7 +19699,7 @@
                     <m:sty m:val="p"/>
                   </m:rPr>
                   <w:rPr>
-                    <w:rFonts w:ascii="Cambria Math" w:hAnsi="Cambria Math" w:cs="Cambria Math"/>
+                    <w:rFonts w:ascii="Times New Roman" w:hAnsi="Times New Roman" w:cs="Cambria Math"/>
                   </w:rPr>
                   <m:t>内</m:t>
                 </m:r>
@@ -19707,7 +19707,7 @@
             </m:sSub>
             <m:r>
               <w:rPr>
-                <w:rFonts w:ascii="Cambria Math" w:hAnsi="Cambria Math" w:cs="Cambria Math"/>
+                <w:rFonts w:ascii="Times New Roman" w:hAnsi="Times New Roman" w:cs="Cambria Math"/>
               </w:rPr>
               <m:t>+</m:t>
             </m:r>
@@ -19715,14 +19715,14 @@
               <m:sSubPr>
                 <m:ctrlPr>
                   <w:rPr>
-                    <w:rFonts w:ascii="Cambria Math" w:hAnsi="Cambria Math"/>
+                    <w:rFonts w:ascii="Times New Roman" w:hAnsi="Times New Roman"/>
                   </w:rPr>
                 </m:ctrlPr>
               </m:sSubPr>
               <m:e>
                 <m:r>
                   <w:rPr>
-                    <w:rFonts w:ascii="Cambria Math" w:hAnsi="Cambria Math" w:cs="Cambria Math"/>
+                    <w:rFonts w:ascii="Times New Roman" w:hAnsi="Times New Roman" w:cs="Cambria Math"/>
                   </w:rPr>
                   <m:t>R</m:t>
                 </m:r>
@@ -19730,7 +19730,7 @@
               <m:sub>
                 <m:r>
                   <w:rPr>
-                    <w:rFonts w:ascii="Cambria Math" w:hAnsi="Cambria Math" w:cs="Cambria Math"/>
+                    <w:rFonts w:ascii="Times New Roman" w:hAnsi="Times New Roman" w:cs="Cambria Math"/>
                   </w:rPr>
                   <m:t>x</m:t>
                 </m:r>
@@ -19740,7 +19740,7 @@
         </m:f>
         <m:r>
           <w:rPr>
-            <w:rFonts w:ascii="Cambria Math" w:hAnsi="Cambria Math" w:cs="Cambria Math"/>
+            <w:rFonts w:ascii="Times New Roman" w:hAnsi="Times New Roman" w:cs="Cambria Math"/>
           </w:rPr>
           <m:t>=</m:t>
         </m:r>
@@ -19748,7 +19748,7 @@
           <m:fPr>
             <m:ctrlPr>
               <w:rPr>
-                <w:rFonts w:ascii="Cambria Math" w:hAnsi="Cambria Math"/>
+                <w:rFonts w:ascii="Times New Roman" w:hAnsi="Times New Roman"/>
               </w:rPr>
             </m:ctrlPr>
           </m:fPr>
@@ -19757,14 +19757,14 @@
               <m:sSubPr>
                 <m:ctrlPr>
                   <w:rPr>
-                    <w:rFonts w:ascii="Cambria Math" w:hAnsi="Cambria Math"/>
+                    <w:rFonts w:ascii="Times New Roman" w:hAnsi="Times New Roman"/>
                   </w:rPr>
                 </m:ctrlPr>
               </m:sSubPr>
               <m:e>
                 <m:r>
                   <w:rPr>
-                    <w:rFonts w:ascii="Cambria Math" w:hAnsi="Cambria Math" w:cs="Cambria Math"/>
+                    <w:rFonts w:ascii="Times New Roman" w:hAnsi="Times New Roman" w:cs="Cambria Math"/>
                   </w:rPr>
                   <m:t>I</m:t>
                 </m:r>
@@ -19775,7 +19775,7 @@
                     <m:nor/>
                   </m:rPr>
                   <w:rPr>
-                    <w:rFonts w:ascii="Cambria Math" w:hAnsi="Cambria Math" w:cs="Cambria Math"/>
+                    <w:rFonts w:ascii="Times New Roman" w:hAnsi="Times New Roman" w:cs="Cambria Math"/>
                   </w:rPr>
                   <m:t>g</m:t>
                 </m:r>
@@ -19785,7 +19785,7 @@
           <m:den>
             <m:r>
               <w:rPr>
-                <w:rFonts w:ascii="Cambria Math" w:hAnsi="Cambria Math" w:cs="Cambria Math"/>
+                <w:rFonts w:ascii="Times New Roman" w:hAnsi="Times New Roman" w:cs="Cambria Math"/>
               </w:rPr>
               <m:t>1+</m:t>
             </m:r>
@@ -19793,7 +19793,7 @@
               <m:fPr>
                 <m:ctrlPr>
                   <w:rPr>
-                    <w:rFonts w:ascii="Cambria Math" w:hAnsi="Cambria Math"/>
+                    <w:rFonts w:ascii="Times New Roman" w:hAnsi="Times New Roman"/>
                   </w:rPr>
                 </m:ctrlPr>
               </m:fPr>
@@ -19802,14 +19802,14 @@
                   <m:sSubPr>
                     <m:ctrlPr>
                       <w:rPr>
-                        <w:rFonts w:ascii="Cambria Math" w:hAnsi="Cambria Math"/>
+                        <w:rFonts w:ascii="Times New Roman" w:hAnsi="Times New Roman"/>
                       </w:rPr>
                     </m:ctrlPr>
                   </m:sSubPr>
                   <m:e>
                     <m:r>
                       <w:rPr>
-                        <w:rFonts w:ascii="Cambria Math" w:hAnsi="Cambria Math" w:cs="Cambria Math"/>
+                        <w:rFonts w:ascii="Times New Roman" w:hAnsi="Times New Roman" w:cs="Cambria Math"/>
                       </w:rPr>
                       <m:t>R</m:t>
                     </m:r>
@@ -19817,7 +19817,7 @@
                   <m:sub>
                     <m:r>
                       <w:rPr>
-                        <w:rFonts w:ascii="Cambria Math" w:hAnsi="Cambria Math" w:cs="Cambria Math"/>
+                        <w:rFonts w:ascii="Times New Roman" w:hAnsi="Times New Roman" w:cs="Cambria Math"/>
                       </w:rPr>
                       <m:t>x</m:t>
                     </m:r>
@@ -19829,14 +19829,14 @@
                   <m:sSubPr>
                     <m:ctrlPr>
                       <w:rPr>
-                        <w:rFonts w:ascii="Cambria Math" w:hAnsi="Cambria Math"/>
+                        <w:rFonts w:ascii="Times New Roman" w:hAnsi="Times New Roman"/>
                       </w:rPr>
                     </m:ctrlPr>
                   </m:sSubPr>
                   <m:e>
                     <m:r>
                       <w:rPr>
-                        <w:rFonts w:ascii="Cambria Math" w:hAnsi="Cambria Math" w:cs="Cambria Math"/>
+                        <w:rFonts w:ascii="Times New Roman" w:hAnsi="Times New Roman" w:cs="Cambria Math"/>
                       </w:rPr>
                       <m:t>R</m:t>
                     </m:r>
@@ -19847,7 +19847,7 @@
                         <m:sty m:val="p"/>
                       </m:rPr>
                       <w:rPr>
-                        <w:rFonts w:ascii="Cambria Math" w:hAnsi="Cambria Math" w:cs="Cambria Math"/>
+                        <w:rFonts w:ascii="Times New Roman" w:hAnsi="Times New Roman" w:cs="Cambria Math"/>
                       </w:rPr>
                       <m:t>内</m:t>
                     </m:r>
@@ -19924,7 +19924,8 @@
     <w:sectPr>
       <w:footerReference w:type="default" r:id="rId9"/>
       <w:pgSz w:w="11906" w:h="16838"/>
-      <w:pgMar w:top="720" w:right="720" w:bottom="720" w:left="720" w:header="440" w:footer="440" w:gutter="0"/>
+      <w:pgMar w:top="720" w:right="720" w:bottom="720" w:left="720" w:header="720" w:footer="720" w:gutter="0"/>
+      <w:pgNumType w:start="1"/>
       <w:cols w:space="720"/>
       <w:docGrid w:linePitch="360"/>
     </w:sectPr>
@@ -19933,36 +19934,54 @@
 </file>
 
 <file path=word/footer1.xml><?xml version="1.0" encoding="utf-8"?>
-<w:ftr xmlns:m="http://schemas.openxmlformats.org/officeDocument/2006/math" xmlns:mc="http://schemas.openxmlformats.org/markup-compatibility/2006" xmlns:mo="http://schemas.microsoft.com/office/mac/office/2008/main" xmlns:mv="urn:schemas-microsoft-com:mac:vml" xmlns:o="urn:schemas-microsoft-com:office:office" xmlns:r="http://schemas.openxmlformats.org/officeDocument/2006/relationships" xmlns:v="urn:schemas-microsoft-com:vml" xmlns:w10="urn:schemas-microsoft-com:office:word" xmlns:w14="http://schemas.microsoft.com/office/word/2010/wordml" xmlns:w="http://schemas.openxmlformats.org/wordprocessingml/2006/main" xmlns:wne="http://schemas.microsoft.com/office/word/2006/wordml" xmlns:wp14="http://schemas.microsoft.com/office/word/2010/wordprocessingDrawing" xmlns:wp="http://schemas.openxmlformats.org/drawingml/2006/wordprocessingDrawing" xmlns:wpc="http://schemas.microsoft.com/office/word/2010/wordprocessingCanvas" xmlns:wpg="http://schemas.microsoft.com/office/word/2010/wordprocessingGroup" xmlns:wpi="http://schemas.microsoft.com/office/word/2010/wordprocessingInk" xmlns:wps="http://schemas.microsoft.com/office/word/2010/wordprocessingShape" mc:Ignorable="w14 wp14">
+<w:ftr xmlns:w="http://schemas.openxmlformats.org/wordprocessingml/2006/main" xmlns:r="http://schemas.openxmlformats.org/officeDocument/2006/relationships">
   <w:p>
     <w:pPr>
-      <w:jc w:val="left"/>
-      <w:spacing w:before="0" w:after="0" w:line="240" w:lineRule="auto"/>
-      <w:rPr>
-        <w:sz w:val="18"/>
-        <w:szCs w:val="18"/>
-      </w:rPr>
+      <w:jc w:val="center"/>
     </w:pPr>
     <w:r>
       <w:rPr>
-        <w:sz w:val="18"/>
-        <w:szCs w:val="18"/>
-      </w:rPr>
-      <w:fldChar w:fldCharType="begin"/>
+        <w:rFonts w:ascii="Times New Roman" w:hAnsi="Times New Roman" w:eastAsia="宋体"/>
+        <w:sz w:val="21"/>
+        <w:szCs w:val="21"/>
+      </w:rPr>
+      <w:t xml:space="preserve">第</w:t>
     </w:r>
+    <w:fldSimple w:instr=" PAGE ">
+      <w:r>
+        <w:rPr>
+          <w:rFonts w:ascii="Times New Roman" w:hAnsi="Times New Roman" w:eastAsia="宋体"/>
+          <w:sz w:val="21"/>
+          <w:szCs w:val="21"/>
+        </w:rPr>
+        <w:t xml:space="preserve">1</w:t>
+      </w:r>
+    </w:fldSimple>
     <w:r>
       <w:rPr>
-        <w:sz w:val="18"/>
-        <w:szCs w:val="18"/>
-      </w:rPr>
-      <w:instrText xml:space="preserve"> PAGE </w:instrText>
+        <w:rFonts w:ascii="Times New Roman" w:hAnsi="Times New Roman" w:eastAsia="宋体"/>
+        <w:sz w:val="21"/>
+        <w:szCs w:val="21"/>
+      </w:rPr>
+      <w:t xml:space="preserve">页（共</w:t>
     </w:r>
+    <w:fldSimple w:instr=" NUMPAGES ">
+      <w:r>
+        <w:rPr>
+          <w:rFonts w:ascii="Times New Roman" w:hAnsi="Times New Roman" w:eastAsia="宋体"/>
+          <w:sz w:val="21"/>
+          <w:szCs w:val="21"/>
+        </w:rPr>
+        <w:t xml:space="preserve">1</w:t>
+      </w:r>
+    </w:fldSimple>
     <w:r>
       <w:rPr>
-        <w:sz w:val="18"/>
-        <w:szCs w:val="18"/>
-      </w:rPr>
-      <w:fldChar w:fldCharType="end"/>
+        <w:rFonts w:ascii="Times New Roman" w:hAnsi="Times New Roman" w:eastAsia="宋体"/>
+        <w:sz w:val="21"/>
+        <w:szCs w:val="21"/>
+      </w:rPr>
+      <w:t xml:space="preserve">页）</w:t>
     </w:r>
   </w:p>
 </w:ftr>
